--- a/Python Notes/Algo.docx
+++ b/Python Notes/Algo.docx
@@ -7292,12 +7292,7 @@
         <w:t>🌳</w:t>
       </w:r>
       <w:r>
-        <w:t xml:space="preserve"> What is DFS</w:t>
-      </w:r>
-      <w:bookmarkStart w:id="0" w:name="_GoBack"/>
-      <w:bookmarkEnd w:id="0"/>
-      <w:r>
-        <w:t xml:space="preserve"> (Depth First Search)?</w:t>
+        <w:t xml:space="preserve"> What is DFS (Depth First Search)?</w:t>
       </w:r>
     </w:p>
     <w:p>
@@ -9405,6 +9400,4309 @@
       </w:r>
     </w:p>
     <w:p/>
+    <w:p/>
+    <w:p/>
+    <w:p/>
+    <w:p/>
+    <w:p/>
+    <w:p/>
+    <w:p/>
+    <w:p>
+      <w:pPr>
+        <w:spacing w:before="100" w:beforeAutospacing="1" w:after="100" w:afterAutospacing="1" w:line="240" w:lineRule="auto"/>
+        <w:rPr>
+          <w:rFonts w:ascii="Times New Roman" w:eastAsia="Times New Roman" w:hAnsi="Times New Roman" w:cs="Times New Roman"/>
+          <w:sz w:val="24"/>
+          <w:szCs w:val="24"/>
+          <w:lang w:eastAsia="en-IN"/>
+        </w:rPr>
+      </w:pPr>
+      <w:bookmarkStart w:id="0" w:name="_GoBack"/>
+      <w:bookmarkEnd w:id="0"/>
+    </w:p>
+    <w:p>
+      <w:pPr>
+        <w:spacing w:after="0" w:line="240" w:lineRule="auto"/>
+        <w:rPr>
+          <w:rFonts w:ascii="Times New Roman" w:eastAsia="Times New Roman" w:hAnsi="Times New Roman" w:cs="Times New Roman"/>
+          <w:sz w:val="24"/>
+          <w:szCs w:val="24"/>
+          <w:lang w:eastAsia="en-IN"/>
+        </w:rPr>
+      </w:pPr>
+      <w:r>
+        <w:rPr>
+          <w:rFonts w:ascii="Times New Roman" w:eastAsia="Times New Roman" w:hAnsi="Times New Roman" w:cs="Times New Roman"/>
+          <w:sz w:val="24"/>
+          <w:szCs w:val="24"/>
+          <w:lang w:eastAsia="en-IN"/>
+        </w:rPr>
+        <w:lastRenderedPageBreak/>
+        <w:pict>
+          <v:rect id="_x0000_i1051" style="width:0;height:1.5pt" o:hralign="center" o:hrstd="t" o:hr="t" fillcolor="#a0a0a0" stroked="f"/>
+        </w:pict>
+      </w:r>
+    </w:p>
+    <w:p>
+      <w:pPr>
+        <w:spacing w:before="100" w:beforeAutospacing="1" w:after="100" w:afterAutospacing="1" w:line="240" w:lineRule="auto"/>
+        <w:outlineLvl w:val="0"/>
+        <w:rPr>
+          <w:rFonts w:ascii="Times New Roman" w:eastAsia="Times New Roman" w:hAnsi="Times New Roman" w:cs="Times New Roman"/>
+          <w:b/>
+          <w:bCs/>
+          <w:kern w:val="36"/>
+          <w:sz w:val="48"/>
+          <w:szCs w:val="48"/>
+          <w:lang w:eastAsia="en-IN"/>
+        </w:rPr>
+      </w:pPr>
+      <w:r>
+        <w:rPr>
+          <w:rFonts w:ascii="Segoe UI Symbol" w:eastAsia="Times New Roman" w:hAnsi="Segoe UI Symbol" w:cs="Segoe UI Symbol"/>
+          <w:b/>
+          <w:bCs/>
+          <w:kern w:val="36"/>
+          <w:sz w:val="48"/>
+          <w:szCs w:val="48"/>
+          <w:lang w:eastAsia="en-IN"/>
+        </w:rPr>
+        <w:t>🔍</w:t>
+      </w:r>
+      <w:r>
+        <w:rPr>
+          <w:rFonts w:ascii="Times New Roman" w:eastAsia="Times New Roman" w:hAnsi="Times New Roman" w:cs="Times New Roman"/>
+          <w:b/>
+          <w:bCs/>
+          <w:kern w:val="36"/>
+          <w:sz w:val="48"/>
+          <w:szCs w:val="48"/>
+          <w:lang w:eastAsia="en-IN"/>
+        </w:rPr>
+        <w:t xml:space="preserve"> </w:t>
+      </w:r>
+      <w:proofErr w:type="gramStart"/>
+      <w:r>
+        <w:rPr>
+          <w:rFonts w:ascii="Times New Roman" w:eastAsia="Times New Roman" w:hAnsi="Times New Roman" w:cs="Times New Roman"/>
+          <w:b/>
+          <w:bCs/>
+          <w:kern w:val="36"/>
+          <w:sz w:val="48"/>
+          <w:szCs w:val="48"/>
+          <w:lang w:eastAsia="en-IN"/>
+        </w:rPr>
+        <w:t>What</w:t>
+      </w:r>
+      <w:proofErr w:type="gramEnd"/>
+      <w:r>
+        <w:rPr>
+          <w:rFonts w:ascii="Times New Roman" w:eastAsia="Times New Roman" w:hAnsi="Times New Roman" w:cs="Times New Roman"/>
+          <w:b/>
+          <w:bCs/>
+          <w:kern w:val="36"/>
+          <w:sz w:val="48"/>
+          <w:szCs w:val="48"/>
+          <w:lang w:eastAsia="en-IN"/>
+        </w:rPr>
+        <w:t xml:space="preserve"> is Breadth-First Search (BFS)?</w:t>
+      </w:r>
+    </w:p>
+    <w:p>
+      <w:pPr>
+        <w:spacing w:before="100" w:beforeAutospacing="1" w:after="100" w:afterAutospacing="1" w:line="240" w:lineRule="auto"/>
+        <w:rPr>
+          <w:rFonts w:ascii="Times New Roman" w:eastAsia="Times New Roman" w:hAnsi="Times New Roman" w:cs="Times New Roman"/>
+          <w:sz w:val="24"/>
+          <w:szCs w:val="24"/>
+          <w:lang w:eastAsia="en-IN"/>
+        </w:rPr>
+      </w:pPr>
+      <w:r>
+        <w:rPr>
+          <w:rFonts w:ascii="Times New Roman" w:eastAsia="Times New Roman" w:hAnsi="Times New Roman" w:cs="Times New Roman"/>
+          <w:b/>
+          <w:bCs/>
+          <w:sz w:val="24"/>
+          <w:szCs w:val="24"/>
+          <w:lang w:eastAsia="en-IN"/>
+        </w:rPr>
+        <w:t>BFS</w:t>
+      </w:r>
+      <w:r>
+        <w:rPr>
+          <w:rFonts w:ascii="Times New Roman" w:eastAsia="Times New Roman" w:hAnsi="Times New Roman" w:cs="Times New Roman"/>
+          <w:sz w:val="24"/>
+          <w:szCs w:val="24"/>
+          <w:lang w:eastAsia="en-IN"/>
+        </w:rPr>
+        <w:t xml:space="preserve"> is a graph traversal algorithm. It starts at a starting </w:t>
+      </w:r>
+      <w:proofErr w:type="gramStart"/>
+      <w:r>
+        <w:rPr>
+          <w:rFonts w:ascii="Times New Roman" w:eastAsia="Times New Roman" w:hAnsi="Times New Roman" w:cs="Times New Roman"/>
+          <w:sz w:val="24"/>
+          <w:szCs w:val="24"/>
+          <w:lang w:eastAsia="en-IN"/>
+        </w:rPr>
+        <w:t>node</w:t>
+      </w:r>
+      <w:proofErr w:type="gramEnd"/>
+      <w:r>
+        <w:rPr>
+          <w:rFonts w:ascii="Times New Roman" w:eastAsia="Times New Roman" w:hAnsi="Times New Roman" w:cs="Times New Roman"/>
+          <w:sz w:val="24"/>
+          <w:szCs w:val="24"/>
+          <w:lang w:eastAsia="en-IN"/>
+        </w:rPr>
+        <w:br/>
+        <w:t xml:space="preserve">(called the </w:t>
+      </w:r>
+      <w:r>
+        <w:rPr>
+          <w:rFonts w:ascii="Times New Roman" w:eastAsia="Times New Roman" w:hAnsi="Times New Roman" w:cs="Times New Roman"/>
+          <w:b/>
+          <w:bCs/>
+          <w:sz w:val="24"/>
+          <w:szCs w:val="24"/>
+          <w:lang w:eastAsia="en-IN"/>
+        </w:rPr>
+        <w:t>root</w:t>
+      </w:r>
+      <w:r>
+        <w:rPr>
+          <w:rFonts w:ascii="Times New Roman" w:eastAsia="Times New Roman" w:hAnsi="Times New Roman" w:cs="Times New Roman"/>
+          <w:sz w:val="24"/>
+          <w:szCs w:val="24"/>
+          <w:lang w:eastAsia="en-IN"/>
+        </w:rPr>
+        <w:t xml:space="preserve"> in tree structures) and explores all the </w:t>
+      </w:r>
+      <w:proofErr w:type="spellStart"/>
+      <w:r>
+        <w:rPr>
+          <w:rFonts w:ascii="Times New Roman" w:eastAsia="Times New Roman" w:hAnsi="Times New Roman" w:cs="Times New Roman"/>
+          <w:sz w:val="24"/>
+          <w:szCs w:val="24"/>
+          <w:lang w:eastAsia="en-IN"/>
+        </w:rPr>
+        <w:t>neighboring</w:t>
+      </w:r>
+      <w:proofErr w:type="spellEnd"/>
+      <w:r>
+        <w:rPr>
+          <w:rFonts w:ascii="Times New Roman" w:eastAsia="Times New Roman" w:hAnsi="Times New Roman" w:cs="Times New Roman"/>
+          <w:sz w:val="24"/>
+          <w:szCs w:val="24"/>
+          <w:lang w:eastAsia="en-IN"/>
+        </w:rPr>
+        <w:t xml:space="preserve"> nodes at</w:t>
+      </w:r>
+      <w:r>
+        <w:rPr>
+          <w:rFonts w:ascii="Times New Roman" w:eastAsia="Times New Roman" w:hAnsi="Times New Roman" w:cs="Times New Roman"/>
+          <w:sz w:val="24"/>
+          <w:szCs w:val="24"/>
+          <w:lang w:eastAsia="en-IN"/>
+        </w:rPr>
+        <w:br/>
+        <w:t>the current depth before moving on to the nodes at the next depth level.</w:t>
+      </w:r>
+    </w:p>
+    <w:p>
+      <w:pPr>
+        <w:spacing w:before="100" w:beforeAutospacing="1" w:after="100" w:afterAutospacing="1" w:line="240" w:lineRule="auto"/>
+        <w:outlineLvl w:val="2"/>
+        <w:rPr>
+          <w:rFonts w:ascii="Times New Roman" w:eastAsia="Times New Roman" w:hAnsi="Times New Roman" w:cs="Times New Roman"/>
+          <w:b/>
+          <w:bCs/>
+          <w:sz w:val="27"/>
+          <w:szCs w:val="27"/>
+          <w:lang w:eastAsia="en-IN"/>
+        </w:rPr>
+      </w:pPr>
+      <w:r>
+        <w:rPr>
+          <w:rFonts w:ascii="Segoe UI Symbol" w:eastAsia="Times New Roman" w:hAnsi="Segoe UI Symbol" w:cs="Segoe UI Symbol"/>
+          <w:b/>
+          <w:bCs/>
+          <w:sz w:val="27"/>
+          <w:szCs w:val="27"/>
+          <w:lang w:eastAsia="en-IN"/>
+        </w:rPr>
+        <w:t>🌊</w:t>
+      </w:r>
+      <w:r>
+        <w:rPr>
+          <w:rFonts w:ascii="Times New Roman" w:eastAsia="Times New Roman" w:hAnsi="Times New Roman" w:cs="Times New Roman"/>
+          <w:b/>
+          <w:bCs/>
+          <w:sz w:val="27"/>
+          <w:szCs w:val="27"/>
+          <w:lang w:eastAsia="en-IN"/>
+        </w:rPr>
+        <w:t xml:space="preserve"> Think of it as:</w:t>
+      </w:r>
+    </w:p>
+    <w:p>
+      <w:pPr>
+        <w:spacing w:before="100" w:beforeAutospacing="1" w:after="100" w:afterAutospacing="1" w:line="240" w:lineRule="auto"/>
+        <w:rPr>
+          <w:rFonts w:ascii="Times New Roman" w:eastAsia="Times New Roman" w:hAnsi="Times New Roman" w:cs="Times New Roman"/>
+          <w:sz w:val="24"/>
+          <w:szCs w:val="24"/>
+          <w:lang w:eastAsia="en-IN"/>
+        </w:rPr>
+      </w:pPr>
+      <w:r>
+        <w:rPr>
+          <w:rFonts w:ascii="Times New Roman" w:eastAsia="Times New Roman" w:hAnsi="Times New Roman" w:cs="Times New Roman"/>
+          <w:b/>
+          <w:bCs/>
+          <w:sz w:val="24"/>
+          <w:szCs w:val="24"/>
+          <w:lang w:eastAsia="en-IN"/>
+        </w:rPr>
+        <w:t>Waves of exploration</w:t>
+      </w:r>
+      <w:r>
+        <w:rPr>
+          <w:rFonts w:ascii="Times New Roman" w:eastAsia="Times New Roman" w:hAnsi="Times New Roman" w:cs="Times New Roman"/>
+          <w:sz w:val="24"/>
+          <w:szCs w:val="24"/>
+          <w:lang w:eastAsia="en-IN"/>
+        </w:rPr>
+        <w:t xml:space="preserve"> — first explore all close nodes, then go deeper step by step.</w:t>
+      </w:r>
+    </w:p>
+    <w:p>
+      <w:pPr>
+        <w:spacing w:after="0" w:line="240" w:lineRule="auto"/>
+        <w:rPr>
+          <w:rFonts w:ascii="Times New Roman" w:eastAsia="Times New Roman" w:hAnsi="Times New Roman" w:cs="Times New Roman"/>
+          <w:sz w:val="24"/>
+          <w:szCs w:val="24"/>
+          <w:lang w:eastAsia="en-IN"/>
+        </w:rPr>
+      </w:pPr>
+      <w:r>
+        <w:rPr>
+          <w:rFonts w:ascii="Times New Roman" w:eastAsia="Times New Roman" w:hAnsi="Times New Roman" w:cs="Times New Roman"/>
+          <w:sz w:val="24"/>
+          <w:szCs w:val="24"/>
+          <w:lang w:eastAsia="en-IN"/>
+        </w:rPr>
+        <w:pict>
+          <v:rect id="_x0000_i1052" style="width:0;height:1.5pt" o:hralign="center" o:hrstd="t" o:hr="t" fillcolor="#a0a0a0" stroked="f"/>
+        </w:pict>
+      </w:r>
+    </w:p>
+    <w:p>
+      <w:pPr>
+        <w:spacing w:before="100" w:beforeAutospacing="1" w:after="100" w:afterAutospacing="1" w:line="240" w:lineRule="auto"/>
+        <w:outlineLvl w:val="2"/>
+        <w:rPr>
+          <w:rFonts w:ascii="Times New Roman" w:eastAsia="Times New Roman" w:hAnsi="Times New Roman" w:cs="Times New Roman"/>
+          <w:b/>
+          <w:bCs/>
+          <w:sz w:val="27"/>
+          <w:szCs w:val="27"/>
+          <w:lang w:eastAsia="en-IN"/>
+        </w:rPr>
+      </w:pPr>
+      <w:r>
+        <w:rPr>
+          <w:rFonts w:ascii="Segoe UI Symbol" w:eastAsia="Times New Roman" w:hAnsi="Segoe UI Symbol" w:cs="Segoe UI Symbol"/>
+          <w:b/>
+          <w:bCs/>
+          <w:sz w:val="27"/>
+          <w:szCs w:val="27"/>
+          <w:lang w:eastAsia="en-IN"/>
+        </w:rPr>
+        <w:t>✅</w:t>
+      </w:r>
+      <w:r>
+        <w:rPr>
+          <w:rFonts w:ascii="Times New Roman" w:eastAsia="Times New Roman" w:hAnsi="Times New Roman" w:cs="Times New Roman"/>
+          <w:b/>
+          <w:bCs/>
+          <w:sz w:val="27"/>
+          <w:szCs w:val="27"/>
+          <w:lang w:eastAsia="en-IN"/>
+        </w:rPr>
+        <w:t xml:space="preserve"> </w:t>
+      </w:r>
+      <w:proofErr w:type="gramStart"/>
+      <w:r>
+        <w:rPr>
+          <w:rFonts w:ascii="Times New Roman" w:eastAsia="Times New Roman" w:hAnsi="Times New Roman" w:cs="Times New Roman"/>
+          <w:b/>
+          <w:bCs/>
+          <w:sz w:val="27"/>
+          <w:szCs w:val="27"/>
+          <w:lang w:eastAsia="en-IN"/>
+        </w:rPr>
+        <w:t>It</w:t>
+      </w:r>
+      <w:proofErr w:type="gramEnd"/>
+      <w:r>
+        <w:rPr>
+          <w:rFonts w:ascii="Times New Roman" w:eastAsia="Times New Roman" w:hAnsi="Times New Roman" w:cs="Times New Roman"/>
+          <w:b/>
+          <w:bCs/>
+          <w:sz w:val="27"/>
+          <w:szCs w:val="27"/>
+          <w:lang w:eastAsia="en-IN"/>
+        </w:rPr>
+        <w:t xml:space="preserve"> works for:</w:t>
+      </w:r>
+    </w:p>
+    <w:p>
+      <w:pPr>
+        <w:numPr>
+          <w:ilvl w:val="0"/>
+          <w:numId w:val="34"/>
+        </w:numPr>
+        <w:spacing w:before="100" w:beforeAutospacing="1" w:after="100" w:afterAutospacing="1" w:line="240" w:lineRule="auto"/>
+        <w:rPr>
+          <w:rFonts w:ascii="Times New Roman" w:eastAsia="Times New Roman" w:hAnsi="Times New Roman" w:cs="Times New Roman"/>
+          <w:sz w:val="24"/>
+          <w:szCs w:val="24"/>
+          <w:lang w:eastAsia="en-IN"/>
+        </w:rPr>
+      </w:pPr>
+      <w:r>
+        <w:rPr>
+          <w:rFonts w:ascii="Times New Roman" w:eastAsia="Times New Roman" w:hAnsi="Times New Roman" w:cs="Times New Roman"/>
+          <w:sz w:val="24"/>
+          <w:szCs w:val="24"/>
+          <w:lang w:eastAsia="en-IN"/>
+        </w:rPr>
+        <w:t>Graphs (connected or disconnected)</w:t>
+      </w:r>
+    </w:p>
+    <w:p>
+      <w:pPr>
+        <w:numPr>
+          <w:ilvl w:val="0"/>
+          <w:numId w:val="34"/>
+        </w:numPr>
+        <w:spacing w:before="100" w:beforeAutospacing="1" w:after="100" w:afterAutospacing="1" w:line="240" w:lineRule="auto"/>
+        <w:rPr>
+          <w:rFonts w:ascii="Times New Roman" w:eastAsia="Times New Roman" w:hAnsi="Times New Roman" w:cs="Times New Roman"/>
+          <w:sz w:val="24"/>
+          <w:szCs w:val="24"/>
+          <w:lang w:eastAsia="en-IN"/>
+        </w:rPr>
+      </w:pPr>
+      <w:r>
+        <w:rPr>
+          <w:rFonts w:ascii="Times New Roman" w:eastAsia="Times New Roman" w:hAnsi="Times New Roman" w:cs="Times New Roman"/>
+          <w:sz w:val="24"/>
+          <w:szCs w:val="24"/>
+          <w:lang w:eastAsia="en-IN"/>
+        </w:rPr>
+        <w:t>Trees (BFS in trees = Level Order Traversal)</w:t>
+      </w:r>
+    </w:p>
+    <w:p>
+      <w:pPr>
+        <w:spacing w:after="0" w:line="240" w:lineRule="auto"/>
+        <w:rPr>
+          <w:rFonts w:ascii="Times New Roman" w:eastAsia="Times New Roman" w:hAnsi="Times New Roman" w:cs="Times New Roman"/>
+          <w:sz w:val="24"/>
+          <w:szCs w:val="24"/>
+          <w:lang w:eastAsia="en-IN"/>
+        </w:rPr>
+      </w:pPr>
+      <w:r>
+        <w:rPr>
+          <w:rFonts w:ascii="Times New Roman" w:eastAsia="Times New Roman" w:hAnsi="Times New Roman" w:cs="Times New Roman"/>
+          <w:sz w:val="24"/>
+          <w:szCs w:val="24"/>
+          <w:lang w:eastAsia="en-IN"/>
+        </w:rPr>
+        <w:pict>
+          <v:rect id="_x0000_i1053" style="width:0;height:1.5pt" o:hralign="center" o:hrstd="t" o:hr="t" fillcolor="#a0a0a0" stroked="f"/>
+        </w:pict>
+      </w:r>
+    </w:p>
+    <w:p>
+      <w:pPr>
+        <w:spacing w:before="100" w:beforeAutospacing="1" w:after="100" w:afterAutospacing="1" w:line="240" w:lineRule="auto"/>
+        <w:outlineLvl w:val="1"/>
+        <w:rPr>
+          <w:rFonts w:ascii="Times New Roman" w:eastAsia="Times New Roman" w:hAnsi="Times New Roman" w:cs="Times New Roman"/>
+          <w:b/>
+          <w:bCs/>
+          <w:sz w:val="36"/>
+          <w:szCs w:val="36"/>
+          <w:lang w:eastAsia="en-IN"/>
+        </w:rPr>
+      </w:pPr>
+      <w:r>
+        <w:rPr>
+          <w:rFonts w:ascii="Times New Roman" w:eastAsia="Times New Roman" w:hAnsi="Times New Roman" w:cs="Times New Roman"/>
+          <w:b/>
+          <w:bCs/>
+          <w:sz w:val="36"/>
+          <w:szCs w:val="36"/>
+          <w:lang w:eastAsia="en-IN"/>
+        </w:rPr>
+        <w:t>🧠 Core Concepts</w:t>
+      </w:r>
+    </w:p>
+    <w:p>
+      <w:pPr>
+        <w:spacing w:before="100" w:beforeAutospacing="1" w:after="100" w:afterAutospacing="1" w:line="240" w:lineRule="auto"/>
+        <w:outlineLvl w:val="2"/>
+        <w:rPr>
+          <w:rFonts w:ascii="Times New Roman" w:eastAsia="Times New Roman" w:hAnsi="Times New Roman" w:cs="Times New Roman"/>
+          <w:b/>
+          <w:bCs/>
+          <w:sz w:val="27"/>
+          <w:szCs w:val="27"/>
+          <w:lang w:eastAsia="en-IN"/>
+        </w:rPr>
+      </w:pPr>
+      <w:r>
+        <w:rPr>
+          <w:rFonts w:ascii="Segoe UI Symbol" w:eastAsia="Times New Roman" w:hAnsi="Segoe UI Symbol" w:cs="Segoe UI Symbol"/>
+          <w:b/>
+          <w:bCs/>
+          <w:sz w:val="27"/>
+          <w:szCs w:val="27"/>
+          <w:lang w:eastAsia="en-IN"/>
+        </w:rPr>
+        <w:t>🔗</w:t>
+      </w:r>
+      <w:r>
+        <w:rPr>
+          <w:rFonts w:ascii="Times New Roman" w:eastAsia="Times New Roman" w:hAnsi="Times New Roman" w:cs="Times New Roman"/>
+          <w:b/>
+          <w:bCs/>
+          <w:sz w:val="27"/>
+          <w:szCs w:val="27"/>
+          <w:lang w:eastAsia="en-IN"/>
+        </w:rPr>
+        <w:t xml:space="preserve"> Graph Terminology</w:t>
+      </w:r>
+    </w:p>
+    <w:p>
+      <w:pPr>
+        <w:numPr>
+          <w:ilvl w:val="0"/>
+          <w:numId w:val="35"/>
+        </w:numPr>
+        <w:spacing w:before="100" w:beforeAutospacing="1" w:after="100" w:afterAutospacing="1" w:line="240" w:lineRule="auto"/>
+        <w:rPr>
+          <w:rFonts w:ascii="Times New Roman" w:eastAsia="Times New Roman" w:hAnsi="Times New Roman" w:cs="Times New Roman"/>
+          <w:sz w:val="24"/>
+          <w:szCs w:val="24"/>
+          <w:lang w:eastAsia="en-IN"/>
+        </w:rPr>
+      </w:pPr>
+      <w:r>
+        <w:rPr>
+          <w:rFonts w:ascii="Times New Roman" w:eastAsia="Times New Roman" w:hAnsi="Times New Roman" w:cs="Times New Roman"/>
+          <w:b/>
+          <w:bCs/>
+          <w:sz w:val="24"/>
+          <w:szCs w:val="24"/>
+          <w:lang w:eastAsia="en-IN"/>
+        </w:rPr>
+        <w:t>Node (or Vertex):</w:t>
+      </w:r>
+      <w:r>
+        <w:rPr>
+          <w:rFonts w:ascii="Times New Roman" w:eastAsia="Times New Roman" w:hAnsi="Times New Roman" w:cs="Times New Roman"/>
+          <w:sz w:val="24"/>
+          <w:szCs w:val="24"/>
+          <w:lang w:eastAsia="en-IN"/>
+        </w:rPr>
+        <w:t xml:space="preserve"> A point in the graph.</w:t>
+      </w:r>
+    </w:p>
+    <w:p>
+      <w:pPr>
+        <w:numPr>
+          <w:ilvl w:val="0"/>
+          <w:numId w:val="35"/>
+        </w:numPr>
+        <w:spacing w:before="100" w:beforeAutospacing="1" w:after="100" w:afterAutospacing="1" w:line="240" w:lineRule="auto"/>
+        <w:rPr>
+          <w:rFonts w:ascii="Times New Roman" w:eastAsia="Times New Roman" w:hAnsi="Times New Roman" w:cs="Times New Roman"/>
+          <w:sz w:val="24"/>
+          <w:szCs w:val="24"/>
+          <w:lang w:eastAsia="en-IN"/>
+        </w:rPr>
+      </w:pPr>
+      <w:r>
+        <w:rPr>
+          <w:rFonts w:ascii="Times New Roman" w:eastAsia="Times New Roman" w:hAnsi="Times New Roman" w:cs="Times New Roman"/>
+          <w:b/>
+          <w:bCs/>
+          <w:sz w:val="24"/>
+          <w:szCs w:val="24"/>
+          <w:lang w:eastAsia="en-IN"/>
+        </w:rPr>
+        <w:t>Edge:</w:t>
+      </w:r>
+      <w:r>
+        <w:rPr>
+          <w:rFonts w:ascii="Times New Roman" w:eastAsia="Times New Roman" w:hAnsi="Times New Roman" w:cs="Times New Roman"/>
+          <w:sz w:val="24"/>
+          <w:szCs w:val="24"/>
+          <w:lang w:eastAsia="en-IN"/>
+        </w:rPr>
+        <w:t xml:space="preserve"> A connection between two nodes.</w:t>
+      </w:r>
+    </w:p>
+    <w:p>
+      <w:pPr>
+        <w:numPr>
+          <w:ilvl w:val="0"/>
+          <w:numId w:val="35"/>
+        </w:numPr>
+        <w:spacing w:before="100" w:beforeAutospacing="1" w:after="100" w:afterAutospacing="1" w:line="240" w:lineRule="auto"/>
+        <w:rPr>
+          <w:rFonts w:ascii="Times New Roman" w:eastAsia="Times New Roman" w:hAnsi="Times New Roman" w:cs="Times New Roman"/>
+          <w:sz w:val="24"/>
+          <w:szCs w:val="24"/>
+          <w:lang w:eastAsia="en-IN"/>
+        </w:rPr>
+      </w:pPr>
+      <w:proofErr w:type="spellStart"/>
+      <w:r>
+        <w:rPr>
+          <w:rFonts w:ascii="Times New Roman" w:eastAsia="Times New Roman" w:hAnsi="Times New Roman" w:cs="Times New Roman"/>
+          <w:b/>
+          <w:bCs/>
+          <w:sz w:val="24"/>
+          <w:szCs w:val="24"/>
+          <w:lang w:eastAsia="en-IN"/>
+        </w:rPr>
+        <w:t>Neighbor</w:t>
+      </w:r>
+      <w:proofErr w:type="spellEnd"/>
+      <w:r>
+        <w:rPr>
+          <w:rFonts w:ascii="Times New Roman" w:eastAsia="Times New Roman" w:hAnsi="Times New Roman" w:cs="Times New Roman"/>
+          <w:b/>
+          <w:bCs/>
+          <w:sz w:val="24"/>
+          <w:szCs w:val="24"/>
+          <w:lang w:eastAsia="en-IN"/>
+        </w:rPr>
+        <w:t>:</w:t>
+      </w:r>
+      <w:r>
+        <w:rPr>
+          <w:rFonts w:ascii="Times New Roman" w:eastAsia="Times New Roman" w:hAnsi="Times New Roman" w:cs="Times New Roman"/>
+          <w:sz w:val="24"/>
+          <w:szCs w:val="24"/>
+          <w:lang w:eastAsia="en-IN"/>
+        </w:rPr>
+        <w:t xml:space="preserve"> A node connected directly to another node.</w:t>
+      </w:r>
+    </w:p>
+    <w:p>
+      <w:pPr>
+        <w:spacing w:after="0" w:line="240" w:lineRule="auto"/>
+        <w:rPr>
+          <w:rFonts w:ascii="Times New Roman" w:eastAsia="Times New Roman" w:hAnsi="Times New Roman" w:cs="Times New Roman"/>
+          <w:sz w:val="24"/>
+          <w:szCs w:val="24"/>
+          <w:lang w:eastAsia="en-IN"/>
+        </w:rPr>
+      </w:pPr>
+      <w:r>
+        <w:rPr>
+          <w:rFonts w:ascii="Times New Roman" w:eastAsia="Times New Roman" w:hAnsi="Times New Roman" w:cs="Times New Roman"/>
+          <w:sz w:val="24"/>
+          <w:szCs w:val="24"/>
+          <w:lang w:eastAsia="en-IN"/>
+        </w:rPr>
+        <w:pict>
+          <v:rect id="_x0000_i1054" style="width:0;height:1.5pt" o:hralign="center" o:hrstd="t" o:hr="t" fillcolor="#a0a0a0" stroked="f"/>
+        </w:pict>
+      </w:r>
+    </w:p>
+    <w:p>
+      <w:pPr>
+        <w:spacing w:before="100" w:beforeAutospacing="1" w:after="100" w:afterAutospacing="1" w:line="240" w:lineRule="auto"/>
+        <w:outlineLvl w:val="1"/>
+        <w:rPr>
+          <w:rFonts w:ascii="Times New Roman" w:eastAsia="Times New Roman" w:hAnsi="Times New Roman" w:cs="Times New Roman"/>
+          <w:b/>
+          <w:bCs/>
+          <w:sz w:val="36"/>
+          <w:szCs w:val="36"/>
+          <w:lang w:eastAsia="en-IN"/>
+        </w:rPr>
+      </w:pPr>
+      <w:r>
+        <w:rPr>
+          <w:rFonts w:ascii="Times New Roman" w:eastAsia="Times New Roman" w:hAnsi="Times New Roman" w:cs="Times New Roman"/>
+          <w:b/>
+          <w:bCs/>
+          <w:sz w:val="36"/>
+          <w:szCs w:val="36"/>
+          <w:lang w:eastAsia="en-IN"/>
+        </w:rPr>
+        <w:t xml:space="preserve">🧰 What BFS </w:t>
+      </w:r>
+      <w:proofErr w:type="gramStart"/>
+      <w:r>
+        <w:rPr>
+          <w:rFonts w:ascii="Times New Roman" w:eastAsia="Times New Roman" w:hAnsi="Times New Roman" w:cs="Times New Roman"/>
+          <w:b/>
+          <w:bCs/>
+          <w:sz w:val="36"/>
+          <w:szCs w:val="36"/>
+          <w:lang w:eastAsia="en-IN"/>
+        </w:rPr>
+        <w:t>Needs:</w:t>
+      </w:r>
+      <w:proofErr w:type="gramEnd"/>
+    </w:p>
+    <w:p>
+      <w:pPr>
+        <w:numPr>
+          <w:ilvl w:val="0"/>
+          <w:numId w:val="36"/>
+        </w:numPr>
+        <w:spacing w:before="100" w:beforeAutospacing="1" w:after="100" w:afterAutospacing="1" w:line="240" w:lineRule="auto"/>
+        <w:rPr>
+          <w:rFonts w:ascii="Times New Roman" w:eastAsia="Times New Roman" w:hAnsi="Times New Roman" w:cs="Times New Roman"/>
+          <w:sz w:val="24"/>
+          <w:szCs w:val="24"/>
+          <w:lang w:eastAsia="en-IN"/>
+        </w:rPr>
+      </w:pPr>
+      <w:r>
+        <w:rPr>
+          <w:rFonts w:ascii="Times New Roman" w:eastAsia="Times New Roman" w:hAnsi="Times New Roman" w:cs="Times New Roman"/>
+          <w:b/>
+          <w:bCs/>
+          <w:sz w:val="24"/>
+          <w:szCs w:val="24"/>
+          <w:lang w:eastAsia="en-IN"/>
+        </w:rPr>
+        <w:t>Queue:</w:t>
+      </w:r>
+      <w:r>
+        <w:rPr>
+          <w:rFonts w:ascii="Times New Roman" w:eastAsia="Times New Roman" w:hAnsi="Times New Roman" w:cs="Times New Roman"/>
+          <w:sz w:val="24"/>
+          <w:szCs w:val="24"/>
+          <w:lang w:eastAsia="en-IN"/>
+        </w:rPr>
+        <w:t xml:space="preserve"> To process nodes in "First </w:t>
+      </w:r>
+      <w:proofErr w:type="gramStart"/>
+      <w:r>
+        <w:rPr>
+          <w:rFonts w:ascii="Times New Roman" w:eastAsia="Times New Roman" w:hAnsi="Times New Roman" w:cs="Times New Roman"/>
+          <w:sz w:val="24"/>
+          <w:szCs w:val="24"/>
+          <w:lang w:eastAsia="en-IN"/>
+        </w:rPr>
+        <w:t>In</w:t>
+      </w:r>
+      <w:proofErr w:type="gramEnd"/>
+      <w:r>
+        <w:rPr>
+          <w:rFonts w:ascii="Times New Roman" w:eastAsia="Times New Roman" w:hAnsi="Times New Roman" w:cs="Times New Roman"/>
+          <w:sz w:val="24"/>
+          <w:szCs w:val="24"/>
+          <w:lang w:eastAsia="en-IN"/>
+        </w:rPr>
+        <w:t xml:space="preserve"> First Out" (FIFO) order.</w:t>
+      </w:r>
+    </w:p>
+    <w:p>
+      <w:pPr>
+        <w:numPr>
+          <w:ilvl w:val="0"/>
+          <w:numId w:val="36"/>
+        </w:numPr>
+        <w:spacing w:before="100" w:beforeAutospacing="1" w:after="100" w:afterAutospacing="1" w:line="240" w:lineRule="auto"/>
+        <w:rPr>
+          <w:rFonts w:ascii="Times New Roman" w:eastAsia="Times New Roman" w:hAnsi="Times New Roman" w:cs="Times New Roman"/>
+          <w:sz w:val="24"/>
+          <w:szCs w:val="24"/>
+          <w:lang w:eastAsia="en-IN"/>
+        </w:rPr>
+      </w:pPr>
+      <w:r>
+        <w:rPr>
+          <w:rFonts w:ascii="Times New Roman" w:eastAsia="Times New Roman" w:hAnsi="Times New Roman" w:cs="Times New Roman"/>
+          <w:b/>
+          <w:bCs/>
+          <w:sz w:val="24"/>
+          <w:szCs w:val="24"/>
+          <w:lang w:eastAsia="en-IN"/>
+        </w:rPr>
+        <w:t>Visited Set:</w:t>
+      </w:r>
+      <w:r>
+        <w:rPr>
+          <w:rFonts w:ascii="Times New Roman" w:eastAsia="Times New Roman" w:hAnsi="Times New Roman" w:cs="Times New Roman"/>
+          <w:sz w:val="24"/>
+          <w:szCs w:val="24"/>
+          <w:lang w:eastAsia="en-IN"/>
+        </w:rPr>
+        <w:t xml:space="preserve"> To keep track of already visited nodes (avoid infinite loops).</w:t>
+      </w:r>
+    </w:p>
+    <w:p>
+      <w:pPr>
+        <w:spacing w:after="0" w:line="240" w:lineRule="auto"/>
+        <w:rPr>
+          <w:rFonts w:ascii="Times New Roman" w:eastAsia="Times New Roman" w:hAnsi="Times New Roman" w:cs="Times New Roman"/>
+          <w:sz w:val="24"/>
+          <w:szCs w:val="24"/>
+          <w:lang w:eastAsia="en-IN"/>
+        </w:rPr>
+      </w:pPr>
+      <w:r>
+        <w:rPr>
+          <w:rFonts w:ascii="Times New Roman" w:eastAsia="Times New Roman" w:hAnsi="Times New Roman" w:cs="Times New Roman"/>
+          <w:sz w:val="24"/>
+          <w:szCs w:val="24"/>
+          <w:lang w:eastAsia="en-IN"/>
+        </w:rPr>
+        <w:pict>
+          <v:rect id="_x0000_i1055" style="width:0;height:1.5pt" o:hralign="center" o:hrstd="t" o:hr="t" fillcolor="#a0a0a0" stroked="f"/>
+        </w:pict>
+      </w:r>
+    </w:p>
+    <w:p>
+      <w:pPr>
+        <w:spacing w:before="100" w:beforeAutospacing="1" w:after="100" w:afterAutospacing="1" w:line="240" w:lineRule="auto"/>
+        <w:outlineLvl w:val="1"/>
+        <w:rPr>
+          <w:rFonts w:ascii="Times New Roman" w:eastAsia="Times New Roman" w:hAnsi="Times New Roman" w:cs="Times New Roman"/>
+          <w:b/>
+          <w:bCs/>
+          <w:sz w:val="36"/>
+          <w:szCs w:val="36"/>
+          <w:lang w:eastAsia="en-IN"/>
+        </w:rPr>
+      </w:pPr>
+      <w:r>
+        <w:rPr>
+          <w:rFonts w:ascii="Segoe UI Symbol" w:eastAsia="Times New Roman" w:hAnsi="Segoe UI Symbol" w:cs="Segoe UI Symbol"/>
+          <w:b/>
+          <w:bCs/>
+          <w:sz w:val="36"/>
+          <w:szCs w:val="36"/>
+          <w:lang w:eastAsia="en-IN"/>
+        </w:rPr>
+        <w:t>🎯</w:t>
+      </w:r>
+      <w:r>
+        <w:rPr>
+          <w:rFonts w:ascii="Times New Roman" w:eastAsia="Times New Roman" w:hAnsi="Times New Roman" w:cs="Times New Roman"/>
+          <w:b/>
+          <w:bCs/>
+          <w:sz w:val="36"/>
+          <w:szCs w:val="36"/>
+          <w:lang w:eastAsia="en-IN"/>
+        </w:rPr>
+        <w:t xml:space="preserve"> BFS Strategy (Step-by-step)</w:t>
+      </w:r>
+    </w:p>
+    <w:p>
+      <w:pPr>
+        <w:numPr>
+          <w:ilvl w:val="0"/>
+          <w:numId w:val="37"/>
+        </w:numPr>
+        <w:spacing w:before="100" w:beforeAutospacing="1" w:after="100" w:afterAutospacing="1" w:line="240" w:lineRule="auto"/>
+        <w:rPr>
+          <w:rFonts w:ascii="Times New Roman" w:eastAsia="Times New Roman" w:hAnsi="Times New Roman" w:cs="Times New Roman"/>
+          <w:sz w:val="24"/>
+          <w:szCs w:val="24"/>
+          <w:lang w:eastAsia="en-IN"/>
+        </w:rPr>
+      </w:pPr>
+      <w:r>
+        <w:rPr>
+          <w:rFonts w:ascii="Times New Roman" w:eastAsia="Times New Roman" w:hAnsi="Times New Roman" w:cs="Times New Roman"/>
+          <w:sz w:val="24"/>
+          <w:szCs w:val="24"/>
+          <w:lang w:eastAsia="en-IN"/>
+        </w:rPr>
+        <w:t>Start from the source node.</w:t>
+      </w:r>
+    </w:p>
+    <w:p>
+      <w:pPr>
+        <w:numPr>
+          <w:ilvl w:val="0"/>
+          <w:numId w:val="37"/>
+        </w:numPr>
+        <w:spacing w:before="100" w:beforeAutospacing="1" w:after="100" w:afterAutospacing="1" w:line="240" w:lineRule="auto"/>
+        <w:rPr>
+          <w:rFonts w:ascii="Times New Roman" w:eastAsia="Times New Roman" w:hAnsi="Times New Roman" w:cs="Times New Roman"/>
+          <w:sz w:val="24"/>
+          <w:szCs w:val="24"/>
+          <w:lang w:eastAsia="en-IN"/>
+        </w:rPr>
+      </w:pPr>
+      <w:r>
+        <w:rPr>
+          <w:rFonts w:ascii="Times New Roman" w:eastAsia="Times New Roman" w:hAnsi="Times New Roman" w:cs="Times New Roman"/>
+          <w:sz w:val="24"/>
+          <w:szCs w:val="24"/>
+          <w:lang w:eastAsia="en-IN"/>
+        </w:rPr>
+        <w:t>Mark it as visited.</w:t>
+      </w:r>
+    </w:p>
+    <w:p>
+      <w:pPr>
+        <w:numPr>
+          <w:ilvl w:val="0"/>
+          <w:numId w:val="37"/>
+        </w:numPr>
+        <w:spacing w:before="100" w:beforeAutospacing="1" w:after="100" w:afterAutospacing="1" w:line="240" w:lineRule="auto"/>
+        <w:rPr>
+          <w:rFonts w:ascii="Times New Roman" w:eastAsia="Times New Roman" w:hAnsi="Times New Roman" w:cs="Times New Roman"/>
+          <w:sz w:val="24"/>
+          <w:szCs w:val="24"/>
+          <w:lang w:eastAsia="en-IN"/>
+        </w:rPr>
+      </w:pPr>
+      <w:r>
+        <w:rPr>
+          <w:rFonts w:ascii="Times New Roman" w:eastAsia="Times New Roman" w:hAnsi="Times New Roman" w:cs="Times New Roman"/>
+          <w:sz w:val="24"/>
+          <w:szCs w:val="24"/>
+          <w:lang w:eastAsia="en-IN"/>
+        </w:rPr>
+        <w:t>Put it in a queue.</w:t>
+      </w:r>
+    </w:p>
+    <w:p>
+      <w:pPr>
+        <w:numPr>
+          <w:ilvl w:val="0"/>
+          <w:numId w:val="37"/>
+        </w:numPr>
+        <w:spacing w:before="100" w:beforeAutospacing="1" w:after="100" w:afterAutospacing="1" w:line="240" w:lineRule="auto"/>
+        <w:rPr>
+          <w:rFonts w:ascii="Times New Roman" w:eastAsia="Times New Roman" w:hAnsi="Times New Roman" w:cs="Times New Roman"/>
+          <w:sz w:val="24"/>
+          <w:szCs w:val="24"/>
+          <w:lang w:eastAsia="en-IN"/>
+        </w:rPr>
+      </w:pPr>
+      <w:r>
+        <w:rPr>
+          <w:rFonts w:ascii="Times New Roman" w:eastAsia="Times New Roman" w:hAnsi="Times New Roman" w:cs="Times New Roman"/>
+          <w:sz w:val="24"/>
+          <w:szCs w:val="24"/>
+          <w:lang w:eastAsia="en-IN"/>
+        </w:rPr>
+        <w:t>While the queue is not empty:</w:t>
+      </w:r>
+    </w:p>
+    <w:p>
+      <w:pPr>
+        <w:numPr>
+          <w:ilvl w:val="1"/>
+          <w:numId w:val="37"/>
+        </w:numPr>
+        <w:spacing w:before="100" w:beforeAutospacing="1" w:after="100" w:afterAutospacing="1" w:line="240" w:lineRule="auto"/>
+        <w:rPr>
+          <w:rFonts w:ascii="Times New Roman" w:eastAsia="Times New Roman" w:hAnsi="Times New Roman" w:cs="Times New Roman"/>
+          <w:sz w:val="24"/>
+          <w:szCs w:val="24"/>
+          <w:lang w:eastAsia="en-IN"/>
+        </w:rPr>
+      </w:pPr>
+      <w:r>
+        <w:rPr>
+          <w:rFonts w:ascii="Times New Roman" w:eastAsia="Times New Roman" w:hAnsi="Times New Roman" w:cs="Times New Roman"/>
+          <w:sz w:val="24"/>
+          <w:szCs w:val="24"/>
+          <w:lang w:eastAsia="en-IN"/>
+        </w:rPr>
+        <w:t>Remove the node from the front.</w:t>
+      </w:r>
+    </w:p>
+    <w:p>
+      <w:pPr>
+        <w:numPr>
+          <w:ilvl w:val="1"/>
+          <w:numId w:val="37"/>
+        </w:numPr>
+        <w:spacing w:before="100" w:beforeAutospacing="1" w:after="100" w:afterAutospacing="1" w:line="240" w:lineRule="auto"/>
+        <w:rPr>
+          <w:rFonts w:ascii="Times New Roman" w:eastAsia="Times New Roman" w:hAnsi="Times New Roman" w:cs="Times New Roman"/>
+          <w:sz w:val="24"/>
+          <w:szCs w:val="24"/>
+          <w:lang w:eastAsia="en-IN"/>
+        </w:rPr>
+      </w:pPr>
+      <w:r>
+        <w:rPr>
+          <w:rFonts w:ascii="Times New Roman" w:eastAsia="Times New Roman" w:hAnsi="Times New Roman" w:cs="Times New Roman"/>
+          <w:sz w:val="24"/>
+          <w:szCs w:val="24"/>
+          <w:lang w:eastAsia="en-IN"/>
+        </w:rPr>
+        <w:t xml:space="preserve">For each unvisited </w:t>
+      </w:r>
+      <w:proofErr w:type="spellStart"/>
+      <w:r>
+        <w:rPr>
+          <w:rFonts w:ascii="Times New Roman" w:eastAsia="Times New Roman" w:hAnsi="Times New Roman" w:cs="Times New Roman"/>
+          <w:sz w:val="24"/>
+          <w:szCs w:val="24"/>
+          <w:lang w:eastAsia="en-IN"/>
+        </w:rPr>
+        <w:t>neighbor</w:t>
+      </w:r>
+      <w:proofErr w:type="spellEnd"/>
+      <w:r>
+        <w:rPr>
+          <w:rFonts w:ascii="Times New Roman" w:eastAsia="Times New Roman" w:hAnsi="Times New Roman" w:cs="Times New Roman"/>
+          <w:sz w:val="24"/>
+          <w:szCs w:val="24"/>
+          <w:lang w:eastAsia="en-IN"/>
+        </w:rPr>
+        <w:t>:</w:t>
+      </w:r>
+    </w:p>
+    <w:p>
+      <w:pPr>
+        <w:numPr>
+          <w:ilvl w:val="2"/>
+          <w:numId w:val="37"/>
+        </w:numPr>
+        <w:spacing w:before="100" w:beforeAutospacing="1" w:after="100" w:afterAutospacing="1" w:line="240" w:lineRule="auto"/>
+        <w:rPr>
+          <w:rFonts w:ascii="Times New Roman" w:eastAsia="Times New Roman" w:hAnsi="Times New Roman" w:cs="Times New Roman"/>
+          <w:sz w:val="24"/>
+          <w:szCs w:val="24"/>
+          <w:lang w:eastAsia="en-IN"/>
+        </w:rPr>
+      </w:pPr>
+      <w:r>
+        <w:rPr>
+          <w:rFonts w:ascii="Times New Roman" w:eastAsia="Times New Roman" w:hAnsi="Times New Roman" w:cs="Times New Roman"/>
+          <w:sz w:val="24"/>
+          <w:szCs w:val="24"/>
+          <w:lang w:eastAsia="en-IN"/>
+        </w:rPr>
+        <w:lastRenderedPageBreak/>
+        <w:t>Mark it as visited</w:t>
+      </w:r>
+    </w:p>
+    <w:p>
+      <w:pPr>
+        <w:numPr>
+          <w:ilvl w:val="2"/>
+          <w:numId w:val="37"/>
+        </w:numPr>
+        <w:spacing w:before="100" w:beforeAutospacing="1" w:after="100" w:afterAutospacing="1" w:line="240" w:lineRule="auto"/>
+        <w:rPr>
+          <w:rFonts w:ascii="Times New Roman" w:eastAsia="Times New Roman" w:hAnsi="Times New Roman" w:cs="Times New Roman"/>
+          <w:sz w:val="24"/>
+          <w:szCs w:val="24"/>
+          <w:lang w:eastAsia="en-IN"/>
+        </w:rPr>
+      </w:pPr>
+      <w:r>
+        <w:rPr>
+          <w:rFonts w:ascii="Times New Roman" w:eastAsia="Times New Roman" w:hAnsi="Times New Roman" w:cs="Times New Roman"/>
+          <w:sz w:val="24"/>
+          <w:szCs w:val="24"/>
+          <w:lang w:eastAsia="en-IN"/>
+        </w:rPr>
+        <w:t>Add it to the queue</w:t>
+      </w:r>
+    </w:p>
+    <w:p>
+      <w:pPr>
+        <w:spacing w:after="0" w:line="240" w:lineRule="auto"/>
+        <w:rPr>
+          <w:rFonts w:ascii="Times New Roman" w:eastAsia="Times New Roman" w:hAnsi="Times New Roman" w:cs="Times New Roman"/>
+          <w:sz w:val="24"/>
+          <w:szCs w:val="24"/>
+          <w:lang w:eastAsia="en-IN"/>
+        </w:rPr>
+      </w:pPr>
+      <w:r>
+        <w:rPr>
+          <w:rFonts w:ascii="Times New Roman" w:eastAsia="Times New Roman" w:hAnsi="Times New Roman" w:cs="Times New Roman"/>
+          <w:sz w:val="24"/>
+          <w:szCs w:val="24"/>
+          <w:lang w:eastAsia="en-IN"/>
+        </w:rPr>
+        <w:pict>
+          <v:rect id="_x0000_i1056" style="width:0;height:1.5pt" o:hralign="center" o:hrstd="t" o:hr="t" fillcolor="#a0a0a0" stroked="f"/>
+        </w:pict>
+      </w:r>
+    </w:p>
+    <w:p>
+      <w:pPr>
+        <w:spacing w:before="100" w:beforeAutospacing="1" w:after="100" w:afterAutospacing="1" w:line="240" w:lineRule="auto"/>
+        <w:outlineLvl w:val="1"/>
+        <w:rPr>
+          <w:rFonts w:ascii="Times New Roman" w:eastAsia="Times New Roman" w:hAnsi="Times New Roman" w:cs="Times New Roman"/>
+          <w:b/>
+          <w:bCs/>
+          <w:sz w:val="36"/>
+          <w:szCs w:val="36"/>
+          <w:lang w:eastAsia="en-IN"/>
+        </w:rPr>
+      </w:pPr>
+      <w:r>
+        <w:rPr>
+          <w:rFonts w:ascii="Segoe UI Symbol" w:eastAsia="Times New Roman" w:hAnsi="Segoe UI Symbol" w:cs="Segoe UI Symbol"/>
+          <w:b/>
+          <w:bCs/>
+          <w:sz w:val="36"/>
+          <w:szCs w:val="36"/>
+          <w:lang w:eastAsia="en-IN"/>
+        </w:rPr>
+        <w:t>✍️</w:t>
+      </w:r>
+      <w:r>
+        <w:rPr>
+          <w:rFonts w:ascii="Times New Roman" w:eastAsia="Times New Roman" w:hAnsi="Times New Roman" w:cs="Times New Roman"/>
+          <w:b/>
+          <w:bCs/>
+          <w:sz w:val="36"/>
+          <w:szCs w:val="36"/>
+          <w:lang w:eastAsia="en-IN"/>
+        </w:rPr>
+        <w:t xml:space="preserve"> BFS Implementation in Python (from Scratch)</w:t>
+      </w:r>
+    </w:p>
+    <w:p>
+      <w:pPr>
+        <w:spacing w:before="100" w:beforeAutospacing="1" w:after="100" w:afterAutospacing="1" w:line="240" w:lineRule="auto"/>
+        <w:rPr>
+          <w:rFonts w:ascii="Times New Roman" w:eastAsia="Times New Roman" w:hAnsi="Times New Roman" w:cs="Times New Roman"/>
+          <w:sz w:val="24"/>
+          <w:szCs w:val="24"/>
+          <w:lang w:eastAsia="en-IN"/>
+        </w:rPr>
+      </w:pPr>
+      <w:r>
+        <w:rPr>
+          <w:rFonts w:ascii="Times New Roman" w:eastAsia="Times New Roman" w:hAnsi="Times New Roman" w:cs="Times New Roman"/>
+          <w:sz w:val="24"/>
+          <w:szCs w:val="24"/>
+          <w:lang w:eastAsia="en-IN"/>
+        </w:rPr>
+        <w:t xml:space="preserve">We’ll represent the graph as an </w:t>
+      </w:r>
+      <w:r>
+        <w:rPr>
+          <w:rFonts w:ascii="Times New Roman" w:eastAsia="Times New Roman" w:hAnsi="Times New Roman" w:cs="Times New Roman"/>
+          <w:b/>
+          <w:bCs/>
+          <w:sz w:val="24"/>
+          <w:szCs w:val="24"/>
+          <w:lang w:eastAsia="en-IN"/>
+        </w:rPr>
+        <w:t>adjacency list</w:t>
+      </w:r>
+      <w:r>
+        <w:rPr>
+          <w:rFonts w:ascii="Times New Roman" w:eastAsia="Times New Roman" w:hAnsi="Times New Roman" w:cs="Times New Roman"/>
+          <w:sz w:val="24"/>
+          <w:szCs w:val="24"/>
+          <w:lang w:eastAsia="en-IN"/>
+        </w:rPr>
+        <w:t xml:space="preserve"> using a dictionary.</w:t>
+      </w:r>
+    </w:p>
+    <w:p>
+      <w:pPr>
+        <w:spacing w:before="100" w:beforeAutospacing="1" w:after="100" w:afterAutospacing="1" w:line="240" w:lineRule="auto"/>
+        <w:outlineLvl w:val="2"/>
+        <w:rPr>
+          <w:rFonts w:ascii="Times New Roman" w:eastAsia="Times New Roman" w:hAnsi="Times New Roman" w:cs="Times New Roman"/>
+          <w:b/>
+          <w:bCs/>
+          <w:sz w:val="27"/>
+          <w:szCs w:val="27"/>
+          <w:lang w:eastAsia="en-IN"/>
+        </w:rPr>
+      </w:pPr>
+      <w:r>
+        <w:rPr>
+          <w:rFonts w:ascii="Times New Roman" w:eastAsia="Times New Roman" w:hAnsi="Times New Roman" w:cs="Times New Roman"/>
+          <w:b/>
+          <w:bCs/>
+          <w:sz w:val="27"/>
+          <w:szCs w:val="27"/>
+          <w:lang w:eastAsia="en-IN"/>
+        </w:rPr>
+        <w:t>Example Graph:</w:t>
+      </w:r>
+    </w:p>
+    <w:p>
+      <w:pPr>
+        <w:tabs>
+          <w:tab w:val="left" w:pos="916"/>
+          <w:tab w:val="left" w:pos="1832"/>
+          <w:tab w:val="left" w:pos="2748"/>
+          <w:tab w:val="left" w:pos="3664"/>
+          <w:tab w:val="left" w:pos="4580"/>
+          <w:tab w:val="left" w:pos="5496"/>
+          <w:tab w:val="left" w:pos="6412"/>
+          <w:tab w:val="left" w:pos="7328"/>
+          <w:tab w:val="left" w:pos="8244"/>
+          <w:tab w:val="left" w:pos="9160"/>
+          <w:tab w:val="left" w:pos="10076"/>
+          <w:tab w:val="left" w:pos="10992"/>
+          <w:tab w:val="left" w:pos="11908"/>
+          <w:tab w:val="left" w:pos="12824"/>
+          <w:tab w:val="left" w:pos="13740"/>
+          <w:tab w:val="left" w:pos="14656"/>
+        </w:tabs>
+        <w:spacing w:after="0" w:line="240" w:lineRule="auto"/>
+        <w:rPr>
+          <w:rFonts w:ascii="Courier New" w:eastAsia="Times New Roman" w:hAnsi="Courier New" w:cs="Courier New"/>
+          <w:sz w:val="20"/>
+          <w:szCs w:val="20"/>
+          <w:lang w:eastAsia="en-IN"/>
+        </w:rPr>
+      </w:pPr>
+      <w:r>
+        <w:rPr>
+          <w:rFonts w:ascii="Courier New" w:eastAsia="Times New Roman" w:hAnsi="Courier New" w:cs="Courier New"/>
+          <w:sz w:val="20"/>
+          <w:szCs w:val="20"/>
+          <w:lang w:eastAsia="en-IN"/>
+        </w:rPr>
+        <w:t xml:space="preserve">A -- B -- D  </w:t>
+      </w:r>
+    </w:p>
+    <w:p>
+      <w:pPr>
+        <w:tabs>
+          <w:tab w:val="left" w:pos="916"/>
+          <w:tab w:val="left" w:pos="1832"/>
+          <w:tab w:val="left" w:pos="2748"/>
+          <w:tab w:val="left" w:pos="3664"/>
+          <w:tab w:val="left" w:pos="4580"/>
+          <w:tab w:val="left" w:pos="5496"/>
+          <w:tab w:val="left" w:pos="6412"/>
+          <w:tab w:val="left" w:pos="7328"/>
+          <w:tab w:val="left" w:pos="8244"/>
+          <w:tab w:val="left" w:pos="9160"/>
+          <w:tab w:val="left" w:pos="10076"/>
+          <w:tab w:val="left" w:pos="10992"/>
+          <w:tab w:val="left" w:pos="11908"/>
+          <w:tab w:val="left" w:pos="12824"/>
+          <w:tab w:val="left" w:pos="13740"/>
+          <w:tab w:val="left" w:pos="14656"/>
+        </w:tabs>
+        <w:spacing w:after="0" w:line="240" w:lineRule="auto"/>
+        <w:rPr>
+          <w:rFonts w:ascii="Courier New" w:eastAsia="Times New Roman" w:hAnsi="Courier New" w:cs="Courier New"/>
+          <w:sz w:val="20"/>
+          <w:szCs w:val="20"/>
+          <w:lang w:eastAsia="en-IN"/>
+        </w:rPr>
+      </w:pPr>
+      <w:r>
+        <w:rPr>
+          <w:rFonts w:ascii="Courier New" w:eastAsia="Times New Roman" w:hAnsi="Courier New" w:cs="Courier New"/>
+          <w:sz w:val="20"/>
+          <w:szCs w:val="20"/>
+          <w:lang w:eastAsia="en-IN"/>
+        </w:rPr>
+        <w:t xml:space="preserve">|    |  </w:t>
+      </w:r>
+    </w:p>
+    <w:p>
+      <w:pPr>
+        <w:tabs>
+          <w:tab w:val="left" w:pos="916"/>
+          <w:tab w:val="left" w:pos="1832"/>
+          <w:tab w:val="left" w:pos="2748"/>
+          <w:tab w:val="left" w:pos="3664"/>
+          <w:tab w:val="left" w:pos="4580"/>
+          <w:tab w:val="left" w:pos="5496"/>
+          <w:tab w:val="left" w:pos="6412"/>
+          <w:tab w:val="left" w:pos="7328"/>
+          <w:tab w:val="left" w:pos="8244"/>
+          <w:tab w:val="left" w:pos="9160"/>
+          <w:tab w:val="left" w:pos="10076"/>
+          <w:tab w:val="left" w:pos="10992"/>
+          <w:tab w:val="left" w:pos="11908"/>
+          <w:tab w:val="left" w:pos="12824"/>
+          <w:tab w:val="left" w:pos="13740"/>
+          <w:tab w:val="left" w:pos="14656"/>
+        </w:tabs>
+        <w:spacing w:after="0" w:line="240" w:lineRule="auto"/>
+        <w:rPr>
+          <w:rFonts w:ascii="Courier New" w:eastAsia="Times New Roman" w:hAnsi="Courier New" w:cs="Courier New"/>
+          <w:sz w:val="20"/>
+          <w:szCs w:val="20"/>
+          <w:lang w:eastAsia="en-IN"/>
+        </w:rPr>
+      </w:pPr>
+      <w:r>
+        <w:rPr>
+          <w:rFonts w:ascii="Courier New" w:eastAsia="Times New Roman" w:hAnsi="Courier New" w:cs="Courier New"/>
+          <w:sz w:val="20"/>
+          <w:szCs w:val="20"/>
+          <w:lang w:eastAsia="en-IN"/>
+        </w:rPr>
+        <w:t>C    E</w:t>
+      </w:r>
+    </w:p>
+    <w:p>
+      <w:pPr>
+        <w:spacing w:before="100" w:beforeAutospacing="1" w:after="100" w:afterAutospacing="1" w:line="240" w:lineRule="auto"/>
+        <w:rPr>
+          <w:rFonts w:ascii="Times New Roman" w:eastAsia="Times New Roman" w:hAnsi="Times New Roman" w:cs="Times New Roman"/>
+          <w:sz w:val="24"/>
+          <w:szCs w:val="24"/>
+          <w:lang w:eastAsia="en-IN"/>
+        </w:rPr>
+      </w:pPr>
+      <w:r>
+        <w:rPr>
+          <w:rFonts w:ascii="Times New Roman" w:eastAsia="Times New Roman" w:hAnsi="Times New Roman" w:cs="Times New Roman"/>
+          <w:b/>
+          <w:bCs/>
+          <w:sz w:val="24"/>
+          <w:szCs w:val="24"/>
+          <w:lang w:eastAsia="en-IN"/>
+        </w:rPr>
+        <w:t>Adjacency list:</w:t>
+      </w:r>
+    </w:p>
+    <w:p>
+      <w:pPr>
+        <w:tabs>
+          <w:tab w:val="left" w:pos="916"/>
+          <w:tab w:val="left" w:pos="1832"/>
+          <w:tab w:val="left" w:pos="2748"/>
+          <w:tab w:val="left" w:pos="3664"/>
+          <w:tab w:val="left" w:pos="4580"/>
+          <w:tab w:val="left" w:pos="5496"/>
+          <w:tab w:val="left" w:pos="6412"/>
+          <w:tab w:val="left" w:pos="7328"/>
+          <w:tab w:val="left" w:pos="8244"/>
+          <w:tab w:val="left" w:pos="9160"/>
+          <w:tab w:val="left" w:pos="10076"/>
+          <w:tab w:val="left" w:pos="10992"/>
+          <w:tab w:val="left" w:pos="11908"/>
+          <w:tab w:val="left" w:pos="12824"/>
+          <w:tab w:val="left" w:pos="13740"/>
+          <w:tab w:val="left" w:pos="14656"/>
+        </w:tabs>
+        <w:spacing w:after="0" w:line="240" w:lineRule="auto"/>
+        <w:rPr>
+          <w:rFonts w:ascii="Courier New" w:eastAsia="Times New Roman" w:hAnsi="Courier New" w:cs="Courier New"/>
+          <w:sz w:val="20"/>
+          <w:szCs w:val="20"/>
+          <w:lang w:eastAsia="en-IN"/>
+        </w:rPr>
+      </w:pPr>
+      <w:proofErr w:type="gramStart"/>
+      <w:r>
+        <w:rPr>
+          <w:rFonts w:ascii="Courier New" w:eastAsia="Times New Roman" w:hAnsi="Courier New" w:cs="Courier New"/>
+          <w:sz w:val="20"/>
+          <w:szCs w:val="20"/>
+          <w:lang w:eastAsia="en-IN"/>
+        </w:rPr>
+        <w:t>graph</w:t>
+      </w:r>
+      <w:proofErr w:type="gramEnd"/>
+      <w:r>
+        <w:rPr>
+          <w:rFonts w:ascii="Courier New" w:eastAsia="Times New Roman" w:hAnsi="Courier New" w:cs="Courier New"/>
+          <w:sz w:val="20"/>
+          <w:szCs w:val="20"/>
+          <w:lang w:eastAsia="en-IN"/>
+        </w:rPr>
+        <w:t xml:space="preserve"> = {</w:t>
+      </w:r>
+    </w:p>
+    <w:p>
+      <w:pPr>
+        <w:tabs>
+          <w:tab w:val="left" w:pos="916"/>
+          <w:tab w:val="left" w:pos="1832"/>
+          <w:tab w:val="left" w:pos="2748"/>
+          <w:tab w:val="left" w:pos="3664"/>
+          <w:tab w:val="left" w:pos="4580"/>
+          <w:tab w:val="left" w:pos="5496"/>
+          <w:tab w:val="left" w:pos="6412"/>
+          <w:tab w:val="left" w:pos="7328"/>
+          <w:tab w:val="left" w:pos="8244"/>
+          <w:tab w:val="left" w:pos="9160"/>
+          <w:tab w:val="left" w:pos="10076"/>
+          <w:tab w:val="left" w:pos="10992"/>
+          <w:tab w:val="left" w:pos="11908"/>
+          <w:tab w:val="left" w:pos="12824"/>
+          <w:tab w:val="left" w:pos="13740"/>
+          <w:tab w:val="left" w:pos="14656"/>
+        </w:tabs>
+        <w:spacing w:after="0" w:line="240" w:lineRule="auto"/>
+        <w:rPr>
+          <w:rFonts w:ascii="Courier New" w:eastAsia="Times New Roman" w:hAnsi="Courier New" w:cs="Courier New"/>
+          <w:sz w:val="20"/>
+          <w:szCs w:val="20"/>
+          <w:lang w:eastAsia="en-IN"/>
+        </w:rPr>
+      </w:pPr>
+      <w:r>
+        <w:rPr>
+          <w:rFonts w:ascii="Courier New" w:eastAsia="Times New Roman" w:hAnsi="Courier New" w:cs="Courier New"/>
+          <w:sz w:val="20"/>
+          <w:szCs w:val="20"/>
+          <w:lang w:eastAsia="en-IN"/>
+        </w:rPr>
+        <w:t xml:space="preserve">    'A': ['B', 'C'],</w:t>
+      </w:r>
+    </w:p>
+    <w:p>
+      <w:pPr>
+        <w:tabs>
+          <w:tab w:val="left" w:pos="916"/>
+          <w:tab w:val="left" w:pos="1832"/>
+          <w:tab w:val="left" w:pos="2748"/>
+          <w:tab w:val="left" w:pos="3664"/>
+          <w:tab w:val="left" w:pos="4580"/>
+          <w:tab w:val="left" w:pos="5496"/>
+          <w:tab w:val="left" w:pos="6412"/>
+          <w:tab w:val="left" w:pos="7328"/>
+          <w:tab w:val="left" w:pos="8244"/>
+          <w:tab w:val="left" w:pos="9160"/>
+          <w:tab w:val="left" w:pos="10076"/>
+          <w:tab w:val="left" w:pos="10992"/>
+          <w:tab w:val="left" w:pos="11908"/>
+          <w:tab w:val="left" w:pos="12824"/>
+          <w:tab w:val="left" w:pos="13740"/>
+          <w:tab w:val="left" w:pos="14656"/>
+        </w:tabs>
+        <w:spacing w:after="0" w:line="240" w:lineRule="auto"/>
+        <w:rPr>
+          <w:rFonts w:ascii="Courier New" w:eastAsia="Times New Roman" w:hAnsi="Courier New" w:cs="Courier New"/>
+          <w:sz w:val="20"/>
+          <w:szCs w:val="20"/>
+          <w:lang w:eastAsia="en-IN"/>
+        </w:rPr>
+      </w:pPr>
+      <w:r>
+        <w:rPr>
+          <w:rFonts w:ascii="Courier New" w:eastAsia="Times New Roman" w:hAnsi="Courier New" w:cs="Courier New"/>
+          <w:sz w:val="20"/>
+          <w:szCs w:val="20"/>
+          <w:lang w:eastAsia="en-IN"/>
+        </w:rPr>
+        <w:t xml:space="preserve">    'B': ['A', 'D', 'E'],</w:t>
+      </w:r>
+    </w:p>
+    <w:p>
+      <w:pPr>
+        <w:tabs>
+          <w:tab w:val="left" w:pos="916"/>
+          <w:tab w:val="left" w:pos="1832"/>
+          <w:tab w:val="left" w:pos="2748"/>
+          <w:tab w:val="left" w:pos="3664"/>
+          <w:tab w:val="left" w:pos="4580"/>
+          <w:tab w:val="left" w:pos="5496"/>
+          <w:tab w:val="left" w:pos="6412"/>
+          <w:tab w:val="left" w:pos="7328"/>
+          <w:tab w:val="left" w:pos="8244"/>
+          <w:tab w:val="left" w:pos="9160"/>
+          <w:tab w:val="left" w:pos="10076"/>
+          <w:tab w:val="left" w:pos="10992"/>
+          <w:tab w:val="left" w:pos="11908"/>
+          <w:tab w:val="left" w:pos="12824"/>
+          <w:tab w:val="left" w:pos="13740"/>
+          <w:tab w:val="left" w:pos="14656"/>
+        </w:tabs>
+        <w:spacing w:after="0" w:line="240" w:lineRule="auto"/>
+        <w:rPr>
+          <w:rFonts w:ascii="Courier New" w:eastAsia="Times New Roman" w:hAnsi="Courier New" w:cs="Courier New"/>
+          <w:sz w:val="20"/>
+          <w:szCs w:val="20"/>
+          <w:lang w:eastAsia="en-IN"/>
+        </w:rPr>
+      </w:pPr>
+      <w:r>
+        <w:rPr>
+          <w:rFonts w:ascii="Courier New" w:eastAsia="Times New Roman" w:hAnsi="Courier New" w:cs="Courier New"/>
+          <w:sz w:val="20"/>
+          <w:szCs w:val="20"/>
+          <w:lang w:eastAsia="en-IN"/>
+        </w:rPr>
+        <w:t xml:space="preserve">    'C': [</w:t>
+      </w:r>
+      <w:proofErr w:type="gramStart"/>
+      <w:r>
+        <w:rPr>
+          <w:rFonts w:ascii="Courier New" w:eastAsia="Times New Roman" w:hAnsi="Courier New" w:cs="Courier New"/>
+          <w:sz w:val="20"/>
+          <w:szCs w:val="20"/>
+          <w:lang w:eastAsia="en-IN"/>
+        </w:rPr>
+        <w:t>'A</w:t>
+      </w:r>
+      <w:proofErr w:type="gramEnd"/>
+      <w:r>
+        <w:rPr>
+          <w:rFonts w:ascii="Courier New" w:eastAsia="Times New Roman" w:hAnsi="Courier New" w:cs="Courier New"/>
+          <w:sz w:val="20"/>
+          <w:szCs w:val="20"/>
+          <w:lang w:eastAsia="en-IN"/>
+        </w:rPr>
+        <w:t>'],</w:t>
+      </w:r>
+    </w:p>
+    <w:p>
+      <w:pPr>
+        <w:tabs>
+          <w:tab w:val="left" w:pos="916"/>
+          <w:tab w:val="left" w:pos="1832"/>
+          <w:tab w:val="left" w:pos="2748"/>
+          <w:tab w:val="left" w:pos="3664"/>
+          <w:tab w:val="left" w:pos="4580"/>
+          <w:tab w:val="left" w:pos="5496"/>
+          <w:tab w:val="left" w:pos="6412"/>
+          <w:tab w:val="left" w:pos="7328"/>
+          <w:tab w:val="left" w:pos="8244"/>
+          <w:tab w:val="left" w:pos="9160"/>
+          <w:tab w:val="left" w:pos="10076"/>
+          <w:tab w:val="left" w:pos="10992"/>
+          <w:tab w:val="left" w:pos="11908"/>
+          <w:tab w:val="left" w:pos="12824"/>
+          <w:tab w:val="left" w:pos="13740"/>
+          <w:tab w:val="left" w:pos="14656"/>
+        </w:tabs>
+        <w:spacing w:after="0" w:line="240" w:lineRule="auto"/>
+        <w:rPr>
+          <w:rFonts w:ascii="Courier New" w:eastAsia="Times New Roman" w:hAnsi="Courier New" w:cs="Courier New"/>
+          <w:sz w:val="20"/>
+          <w:szCs w:val="20"/>
+          <w:lang w:eastAsia="en-IN"/>
+        </w:rPr>
+      </w:pPr>
+      <w:r>
+        <w:rPr>
+          <w:rFonts w:ascii="Courier New" w:eastAsia="Times New Roman" w:hAnsi="Courier New" w:cs="Courier New"/>
+          <w:sz w:val="20"/>
+          <w:szCs w:val="20"/>
+          <w:lang w:eastAsia="en-IN"/>
+        </w:rPr>
+        <w:t xml:space="preserve">    'D': ['B'],</w:t>
+      </w:r>
+    </w:p>
+    <w:p>
+      <w:pPr>
+        <w:tabs>
+          <w:tab w:val="left" w:pos="916"/>
+          <w:tab w:val="left" w:pos="1832"/>
+          <w:tab w:val="left" w:pos="2748"/>
+          <w:tab w:val="left" w:pos="3664"/>
+          <w:tab w:val="left" w:pos="4580"/>
+          <w:tab w:val="left" w:pos="5496"/>
+          <w:tab w:val="left" w:pos="6412"/>
+          <w:tab w:val="left" w:pos="7328"/>
+          <w:tab w:val="left" w:pos="8244"/>
+          <w:tab w:val="left" w:pos="9160"/>
+          <w:tab w:val="left" w:pos="10076"/>
+          <w:tab w:val="left" w:pos="10992"/>
+          <w:tab w:val="left" w:pos="11908"/>
+          <w:tab w:val="left" w:pos="12824"/>
+          <w:tab w:val="left" w:pos="13740"/>
+          <w:tab w:val="left" w:pos="14656"/>
+        </w:tabs>
+        <w:spacing w:after="0" w:line="240" w:lineRule="auto"/>
+        <w:rPr>
+          <w:rFonts w:ascii="Courier New" w:eastAsia="Times New Roman" w:hAnsi="Courier New" w:cs="Courier New"/>
+          <w:sz w:val="20"/>
+          <w:szCs w:val="20"/>
+          <w:lang w:eastAsia="en-IN"/>
+        </w:rPr>
+      </w:pPr>
+      <w:r>
+        <w:rPr>
+          <w:rFonts w:ascii="Courier New" w:eastAsia="Times New Roman" w:hAnsi="Courier New" w:cs="Courier New"/>
+          <w:sz w:val="20"/>
+          <w:szCs w:val="20"/>
+          <w:lang w:eastAsia="en-IN"/>
+        </w:rPr>
+        <w:t xml:space="preserve">    'E': ['B']</w:t>
+      </w:r>
+    </w:p>
+    <w:p>
+      <w:pPr>
+        <w:tabs>
+          <w:tab w:val="left" w:pos="916"/>
+          <w:tab w:val="left" w:pos="1832"/>
+          <w:tab w:val="left" w:pos="2748"/>
+          <w:tab w:val="left" w:pos="3664"/>
+          <w:tab w:val="left" w:pos="4580"/>
+          <w:tab w:val="left" w:pos="5496"/>
+          <w:tab w:val="left" w:pos="6412"/>
+          <w:tab w:val="left" w:pos="7328"/>
+          <w:tab w:val="left" w:pos="8244"/>
+          <w:tab w:val="left" w:pos="9160"/>
+          <w:tab w:val="left" w:pos="10076"/>
+          <w:tab w:val="left" w:pos="10992"/>
+          <w:tab w:val="left" w:pos="11908"/>
+          <w:tab w:val="left" w:pos="12824"/>
+          <w:tab w:val="left" w:pos="13740"/>
+          <w:tab w:val="left" w:pos="14656"/>
+        </w:tabs>
+        <w:spacing w:after="0" w:line="240" w:lineRule="auto"/>
+        <w:rPr>
+          <w:rFonts w:ascii="Courier New" w:eastAsia="Times New Roman" w:hAnsi="Courier New" w:cs="Courier New"/>
+          <w:sz w:val="20"/>
+          <w:szCs w:val="20"/>
+          <w:lang w:eastAsia="en-IN"/>
+        </w:rPr>
+      </w:pPr>
+      <w:r>
+        <w:rPr>
+          <w:rFonts w:ascii="Courier New" w:eastAsia="Times New Roman" w:hAnsi="Courier New" w:cs="Courier New"/>
+          <w:sz w:val="20"/>
+          <w:szCs w:val="20"/>
+          <w:lang w:eastAsia="en-IN"/>
+        </w:rPr>
+        <w:t>}</w:t>
+      </w:r>
+    </w:p>
+    <w:p>
+      <w:pPr>
+        <w:spacing w:before="100" w:beforeAutospacing="1" w:after="100" w:afterAutospacing="1" w:line="240" w:lineRule="auto"/>
+        <w:outlineLvl w:val="2"/>
+        <w:rPr>
+          <w:rFonts w:ascii="Times New Roman" w:eastAsia="Times New Roman" w:hAnsi="Times New Roman" w:cs="Times New Roman"/>
+          <w:b/>
+          <w:bCs/>
+          <w:sz w:val="27"/>
+          <w:szCs w:val="27"/>
+          <w:lang w:eastAsia="en-IN"/>
+        </w:rPr>
+      </w:pPr>
+      <w:r>
+        <w:rPr>
+          <w:rFonts w:ascii="Times New Roman" w:eastAsia="Times New Roman" w:hAnsi="Times New Roman" w:cs="Times New Roman"/>
+          <w:b/>
+          <w:bCs/>
+          <w:sz w:val="27"/>
+          <w:szCs w:val="27"/>
+          <w:lang w:eastAsia="en-IN"/>
+        </w:rPr>
+        <w:t>Python Code:</w:t>
+      </w:r>
+    </w:p>
+    <w:p>
+      <w:pPr>
+        <w:tabs>
+          <w:tab w:val="left" w:pos="916"/>
+          <w:tab w:val="left" w:pos="1832"/>
+          <w:tab w:val="left" w:pos="2748"/>
+          <w:tab w:val="left" w:pos="3664"/>
+          <w:tab w:val="left" w:pos="4580"/>
+          <w:tab w:val="left" w:pos="5496"/>
+          <w:tab w:val="left" w:pos="6412"/>
+          <w:tab w:val="left" w:pos="7328"/>
+          <w:tab w:val="left" w:pos="8244"/>
+          <w:tab w:val="left" w:pos="9160"/>
+          <w:tab w:val="left" w:pos="10076"/>
+          <w:tab w:val="left" w:pos="10992"/>
+          <w:tab w:val="left" w:pos="11908"/>
+          <w:tab w:val="left" w:pos="12824"/>
+          <w:tab w:val="left" w:pos="13740"/>
+          <w:tab w:val="left" w:pos="14656"/>
+        </w:tabs>
+        <w:spacing w:after="0" w:line="240" w:lineRule="auto"/>
+        <w:rPr>
+          <w:rFonts w:ascii="Courier New" w:eastAsia="Times New Roman" w:hAnsi="Courier New" w:cs="Courier New"/>
+          <w:sz w:val="20"/>
+          <w:szCs w:val="20"/>
+          <w:lang w:eastAsia="en-IN"/>
+        </w:rPr>
+      </w:pPr>
+      <w:proofErr w:type="gramStart"/>
+      <w:r>
+        <w:rPr>
+          <w:rFonts w:ascii="Courier New" w:eastAsia="Times New Roman" w:hAnsi="Courier New" w:cs="Courier New"/>
+          <w:sz w:val="20"/>
+          <w:szCs w:val="20"/>
+          <w:lang w:eastAsia="en-IN"/>
+        </w:rPr>
+        <w:t>from</w:t>
+      </w:r>
+      <w:proofErr w:type="gramEnd"/>
+      <w:r>
+        <w:rPr>
+          <w:rFonts w:ascii="Courier New" w:eastAsia="Times New Roman" w:hAnsi="Courier New" w:cs="Courier New"/>
+          <w:sz w:val="20"/>
+          <w:szCs w:val="20"/>
+          <w:lang w:eastAsia="en-IN"/>
+        </w:rPr>
+        <w:t xml:space="preserve"> collections import </w:t>
+      </w:r>
+      <w:proofErr w:type="spellStart"/>
+      <w:r>
+        <w:rPr>
+          <w:rFonts w:ascii="Courier New" w:eastAsia="Times New Roman" w:hAnsi="Courier New" w:cs="Courier New"/>
+          <w:sz w:val="20"/>
+          <w:szCs w:val="20"/>
+          <w:lang w:eastAsia="en-IN"/>
+        </w:rPr>
+        <w:t>deque</w:t>
+      </w:r>
+      <w:proofErr w:type="spellEnd"/>
+      <w:r>
+        <w:rPr>
+          <w:rFonts w:ascii="Courier New" w:eastAsia="Times New Roman" w:hAnsi="Courier New" w:cs="Courier New"/>
+          <w:sz w:val="20"/>
+          <w:szCs w:val="20"/>
+          <w:lang w:eastAsia="en-IN"/>
+        </w:rPr>
+        <w:t xml:space="preserve">  # for efficient queue</w:t>
+      </w:r>
+    </w:p>
+    <w:p>
+      <w:pPr>
+        <w:tabs>
+          <w:tab w:val="left" w:pos="916"/>
+          <w:tab w:val="left" w:pos="1832"/>
+          <w:tab w:val="left" w:pos="2748"/>
+          <w:tab w:val="left" w:pos="3664"/>
+          <w:tab w:val="left" w:pos="4580"/>
+          <w:tab w:val="left" w:pos="5496"/>
+          <w:tab w:val="left" w:pos="6412"/>
+          <w:tab w:val="left" w:pos="7328"/>
+          <w:tab w:val="left" w:pos="8244"/>
+          <w:tab w:val="left" w:pos="9160"/>
+          <w:tab w:val="left" w:pos="10076"/>
+          <w:tab w:val="left" w:pos="10992"/>
+          <w:tab w:val="left" w:pos="11908"/>
+          <w:tab w:val="left" w:pos="12824"/>
+          <w:tab w:val="left" w:pos="13740"/>
+          <w:tab w:val="left" w:pos="14656"/>
+        </w:tabs>
+        <w:spacing w:after="0" w:line="240" w:lineRule="auto"/>
+        <w:rPr>
+          <w:rFonts w:ascii="Courier New" w:eastAsia="Times New Roman" w:hAnsi="Courier New" w:cs="Courier New"/>
+          <w:sz w:val="20"/>
+          <w:szCs w:val="20"/>
+          <w:lang w:eastAsia="en-IN"/>
+        </w:rPr>
+      </w:pPr>
+    </w:p>
+    <w:p>
+      <w:pPr>
+        <w:tabs>
+          <w:tab w:val="left" w:pos="916"/>
+          <w:tab w:val="left" w:pos="1832"/>
+          <w:tab w:val="left" w:pos="2748"/>
+          <w:tab w:val="left" w:pos="3664"/>
+          <w:tab w:val="left" w:pos="4580"/>
+          <w:tab w:val="left" w:pos="5496"/>
+          <w:tab w:val="left" w:pos="6412"/>
+          <w:tab w:val="left" w:pos="7328"/>
+          <w:tab w:val="left" w:pos="8244"/>
+          <w:tab w:val="left" w:pos="9160"/>
+          <w:tab w:val="left" w:pos="10076"/>
+          <w:tab w:val="left" w:pos="10992"/>
+          <w:tab w:val="left" w:pos="11908"/>
+          <w:tab w:val="left" w:pos="12824"/>
+          <w:tab w:val="left" w:pos="13740"/>
+          <w:tab w:val="left" w:pos="14656"/>
+        </w:tabs>
+        <w:spacing w:after="0" w:line="240" w:lineRule="auto"/>
+        <w:rPr>
+          <w:rFonts w:ascii="Courier New" w:eastAsia="Times New Roman" w:hAnsi="Courier New" w:cs="Courier New"/>
+          <w:sz w:val="20"/>
+          <w:szCs w:val="20"/>
+          <w:lang w:eastAsia="en-IN"/>
+        </w:rPr>
+      </w:pPr>
+      <w:proofErr w:type="spellStart"/>
+      <w:proofErr w:type="gramStart"/>
+      <w:r>
+        <w:rPr>
+          <w:rFonts w:ascii="Courier New" w:eastAsia="Times New Roman" w:hAnsi="Courier New" w:cs="Courier New"/>
+          <w:sz w:val="20"/>
+          <w:szCs w:val="20"/>
+          <w:lang w:eastAsia="en-IN"/>
+        </w:rPr>
+        <w:t>def</w:t>
+      </w:r>
+      <w:proofErr w:type="spellEnd"/>
+      <w:proofErr w:type="gramEnd"/>
+      <w:r>
+        <w:rPr>
+          <w:rFonts w:ascii="Courier New" w:eastAsia="Times New Roman" w:hAnsi="Courier New" w:cs="Courier New"/>
+          <w:sz w:val="20"/>
+          <w:szCs w:val="20"/>
+          <w:lang w:eastAsia="en-IN"/>
+        </w:rPr>
+        <w:t xml:space="preserve"> </w:t>
+      </w:r>
+      <w:proofErr w:type="spellStart"/>
+      <w:r>
+        <w:rPr>
+          <w:rFonts w:ascii="Courier New" w:eastAsia="Times New Roman" w:hAnsi="Courier New" w:cs="Courier New"/>
+          <w:sz w:val="20"/>
+          <w:szCs w:val="20"/>
+          <w:lang w:eastAsia="en-IN"/>
+        </w:rPr>
+        <w:t>bfs</w:t>
+      </w:r>
+      <w:proofErr w:type="spellEnd"/>
+      <w:r>
+        <w:rPr>
+          <w:rFonts w:ascii="Courier New" w:eastAsia="Times New Roman" w:hAnsi="Courier New" w:cs="Courier New"/>
+          <w:sz w:val="20"/>
+          <w:szCs w:val="20"/>
+          <w:lang w:eastAsia="en-IN"/>
+        </w:rPr>
+        <w:t xml:space="preserve">(graph, </w:t>
+      </w:r>
+      <w:proofErr w:type="spellStart"/>
+      <w:r>
+        <w:rPr>
+          <w:rFonts w:ascii="Courier New" w:eastAsia="Times New Roman" w:hAnsi="Courier New" w:cs="Courier New"/>
+          <w:sz w:val="20"/>
+          <w:szCs w:val="20"/>
+          <w:lang w:eastAsia="en-IN"/>
+        </w:rPr>
+        <w:t>start_node</w:t>
+      </w:r>
+      <w:proofErr w:type="spellEnd"/>
+      <w:r>
+        <w:rPr>
+          <w:rFonts w:ascii="Courier New" w:eastAsia="Times New Roman" w:hAnsi="Courier New" w:cs="Courier New"/>
+          <w:sz w:val="20"/>
+          <w:szCs w:val="20"/>
+          <w:lang w:eastAsia="en-IN"/>
+        </w:rPr>
+        <w:t>):</w:t>
+      </w:r>
+    </w:p>
+    <w:p>
+      <w:pPr>
+        <w:tabs>
+          <w:tab w:val="left" w:pos="916"/>
+          <w:tab w:val="left" w:pos="1832"/>
+          <w:tab w:val="left" w:pos="2748"/>
+          <w:tab w:val="left" w:pos="3664"/>
+          <w:tab w:val="left" w:pos="4580"/>
+          <w:tab w:val="left" w:pos="5496"/>
+          <w:tab w:val="left" w:pos="6412"/>
+          <w:tab w:val="left" w:pos="7328"/>
+          <w:tab w:val="left" w:pos="8244"/>
+          <w:tab w:val="left" w:pos="9160"/>
+          <w:tab w:val="left" w:pos="10076"/>
+          <w:tab w:val="left" w:pos="10992"/>
+          <w:tab w:val="left" w:pos="11908"/>
+          <w:tab w:val="left" w:pos="12824"/>
+          <w:tab w:val="left" w:pos="13740"/>
+          <w:tab w:val="left" w:pos="14656"/>
+        </w:tabs>
+        <w:spacing w:after="0" w:line="240" w:lineRule="auto"/>
+        <w:rPr>
+          <w:rFonts w:ascii="Courier New" w:eastAsia="Times New Roman" w:hAnsi="Courier New" w:cs="Courier New"/>
+          <w:sz w:val="20"/>
+          <w:szCs w:val="20"/>
+          <w:lang w:eastAsia="en-IN"/>
+        </w:rPr>
+      </w:pPr>
+      <w:r>
+        <w:rPr>
+          <w:rFonts w:ascii="Courier New" w:eastAsia="Times New Roman" w:hAnsi="Courier New" w:cs="Courier New"/>
+          <w:sz w:val="20"/>
+          <w:szCs w:val="20"/>
+          <w:lang w:eastAsia="en-IN"/>
+        </w:rPr>
+        <w:t xml:space="preserve">    </w:t>
+      </w:r>
+      <w:proofErr w:type="gramStart"/>
+      <w:r>
+        <w:rPr>
+          <w:rFonts w:ascii="Courier New" w:eastAsia="Times New Roman" w:hAnsi="Courier New" w:cs="Courier New"/>
+          <w:sz w:val="20"/>
+          <w:szCs w:val="20"/>
+          <w:lang w:eastAsia="en-IN"/>
+        </w:rPr>
+        <w:t>visited</w:t>
+      </w:r>
+      <w:proofErr w:type="gramEnd"/>
+      <w:r>
+        <w:rPr>
+          <w:rFonts w:ascii="Courier New" w:eastAsia="Times New Roman" w:hAnsi="Courier New" w:cs="Courier New"/>
+          <w:sz w:val="20"/>
+          <w:szCs w:val="20"/>
+          <w:lang w:eastAsia="en-IN"/>
+        </w:rPr>
+        <w:t xml:space="preserve"> = set()            # To keep track of visited nodes</w:t>
+      </w:r>
+    </w:p>
+    <w:p>
+      <w:pPr>
+        <w:tabs>
+          <w:tab w:val="left" w:pos="916"/>
+          <w:tab w:val="left" w:pos="1832"/>
+          <w:tab w:val="left" w:pos="2748"/>
+          <w:tab w:val="left" w:pos="3664"/>
+          <w:tab w:val="left" w:pos="4580"/>
+          <w:tab w:val="left" w:pos="5496"/>
+          <w:tab w:val="left" w:pos="6412"/>
+          <w:tab w:val="left" w:pos="7328"/>
+          <w:tab w:val="left" w:pos="8244"/>
+          <w:tab w:val="left" w:pos="9160"/>
+          <w:tab w:val="left" w:pos="10076"/>
+          <w:tab w:val="left" w:pos="10992"/>
+          <w:tab w:val="left" w:pos="11908"/>
+          <w:tab w:val="left" w:pos="12824"/>
+          <w:tab w:val="left" w:pos="13740"/>
+          <w:tab w:val="left" w:pos="14656"/>
+        </w:tabs>
+        <w:spacing w:after="0" w:line="240" w:lineRule="auto"/>
+        <w:rPr>
+          <w:rFonts w:ascii="Courier New" w:eastAsia="Times New Roman" w:hAnsi="Courier New" w:cs="Courier New"/>
+          <w:sz w:val="20"/>
+          <w:szCs w:val="20"/>
+          <w:lang w:eastAsia="en-IN"/>
+        </w:rPr>
+      </w:pPr>
+      <w:r>
+        <w:rPr>
+          <w:rFonts w:ascii="Courier New" w:eastAsia="Times New Roman" w:hAnsi="Courier New" w:cs="Courier New"/>
+          <w:sz w:val="20"/>
+          <w:szCs w:val="20"/>
+          <w:lang w:eastAsia="en-IN"/>
+        </w:rPr>
+        <w:t xml:space="preserve">    </w:t>
+      </w:r>
+      <w:proofErr w:type="gramStart"/>
+      <w:r>
+        <w:rPr>
+          <w:rFonts w:ascii="Courier New" w:eastAsia="Times New Roman" w:hAnsi="Courier New" w:cs="Courier New"/>
+          <w:sz w:val="20"/>
+          <w:szCs w:val="20"/>
+          <w:lang w:eastAsia="en-IN"/>
+        </w:rPr>
+        <w:t>queue</w:t>
+      </w:r>
+      <w:proofErr w:type="gramEnd"/>
+      <w:r>
+        <w:rPr>
+          <w:rFonts w:ascii="Courier New" w:eastAsia="Times New Roman" w:hAnsi="Courier New" w:cs="Courier New"/>
+          <w:sz w:val="20"/>
+          <w:szCs w:val="20"/>
+          <w:lang w:eastAsia="en-IN"/>
+        </w:rPr>
+        <w:t xml:space="preserve"> = </w:t>
+      </w:r>
+      <w:proofErr w:type="spellStart"/>
+      <w:r>
+        <w:rPr>
+          <w:rFonts w:ascii="Courier New" w:eastAsia="Times New Roman" w:hAnsi="Courier New" w:cs="Courier New"/>
+          <w:sz w:val="20"/>
+          <w:szCs w:val="20"/>
+          <w:lang w:eastAsia="en-IN"/>
+        </w:rPr>
+        <w:t>deque</w:t>
+      </w:r>
+      <w:proofErr w:type="spellEnd"/>
+      <w:r>
+        <w:rPr>
+          <w:rFonts w:ascii="Courier New" w:eastAsia="Times New Roman" w:hAnsi="Courier New" w:cs="Courier New"/>
+          <w:sz w:val="20"/>
+          <w:szCs w:val="20"/>
+          <w:lang w:eastAsia="en-IN"/>
+        </w:rPr>
+        <w:t>([</w:t>
+      </w:r>
+      <w:proofErr w:type="spellStart"/>
+      <w:r>
+        <w:rPr>
+          <w:rFonts w:ascii="Courier New" w:eastAsia="Times New Roman" w:hAnsi="Courier New" w:cs="Courier New"/>
+          <w:sz w:val="20"/>
+          <w:szCs w:val="20"/>
+          <w:lang w:eastAsia="en-IN"/>
+        </w:rPr>
+        <w:t>start_node</w:t>
+      </w:r>
+      <w:proofErr w:type="spellEnd"/>
+      <w:r>
+        <w:rPr>
+          <w:rFonts w:ascii="Courier New" w:eastAsia="Times New Roman" w:hAnsi="Courier New" w:cs="Courier New"/>
+          <w:sz w:val="20"/>
+          <w:szCs w:val="20"/>
+          <w:lang w:eastAsia="en-IN"/>
+        </w:rPr>
+        <w:t>])  # Start with the starting node</w:t>
+      </w:r>
+    </w:p>
+    <w:p>
+      <w:pPr>
+        <w:tabs>
+          <w:tab w:val="left" w:pos="916"/>
+          <w:tab w:val="left" w:pos="1832"/>
+          <w:tab w:val="left" w:pos="2748"/>
+          <w:tab w:val="left" w:pos="3664"/>
+          <w:tab w:val="left" w:pos="4580"/>
+          <w:tab w:val="left" w:pos="5496"/>
+          <w:tab w:val="left" w:pos="6412"/>
+          <w:tab w:val="left" w:pos="7328"/>
+          <w:tab w:val="left" w:pos="8244"/>
+          <w:tab w:val="left" w:pos="9160"/>
+          <w:tab w:val="left" w:pos="10076"/>
+          <w:tab w:val="left" w:pos="10992"/>
+          <w:tab w:val="left" w:pos="11908"/>
+          <w:tab w:val="left" w:pos="12824"/>
+          <w:tab w:val="left" w:pos="13740"/>
+          <w:tab w:val="left" w:pos="14656"/>
+        </w:tabs>
+        <w:spacing w:after="0" w:line="240" w:lineRule="auto"/>
+        <w:rPr>
+          <w:rFonts w:ascii="Courier New" w:eastAsia="Times New Roman" w:hAnsi="Courier New" w:cs="Courier New"/>
+          <w:sz w:val="20"/>
+          <w:szCs w:val="20"/>
+          <w:lang w:eastAsia="en-IN"/>
+        </w:rPr>
+      </w:pPr>
+    </w:p>
+    <w:p>
+      <w:pPr>
+        <w:tabs>
+          <w:tab w:val="left" w:pos="916"/>
+          <w:tab w:val="left" w:pos="1832"/>
+          <w:tab w:val="left" w:pos="2748"/>
+          <w:tab w:val="left" w:pos="3664"/>
+          <w:tab w:val="left" w:pos="4580"/>
+          <w:tab w:val="left" w:pos="5496"/>
+          <w:tab w:val="left" w:pos="6412"/>
+          <w:tab w:val="left" w:pos="7328"/>
+          <w:tab w:val="left" w:pos="8244"/>
+          <w:tab w:val="left" w:pos="9160"/>
+          <w:tab w:val="left" w:pos="10076"/>
+          <w:tab w:val="left" w:pos="10992"/>
+          <w:tab w:val="left" w:pos="11908"/>
+          <w:tab w:val="left" w:pos="12824"/>
+          <w:tab w:val="left" w:pos="13740"/>
+          <w:tab w:val="left" w:pos="14656"/>
+        </w:tabs>
+        <w:spacing w:after="0" w:line="240" w:lineRule="auto"/>
+        <w:rPr>
+          <w:rFonts w:ascii="Courier New" w:eastAsia="Times New Roman" w:hAnsi="Courier New" w:cs="Courier New"/>
+          <w:sz w:val="20"/>
+          <w:szCs w:val="20"/>
+          <w:lang w:eastAsia="en-IN"/>
+        </w:rPr>
+      </w:pPr>
+      <w:r>
+        <w:rPr>
+          <w:rFonts w:ascii="Courier New" w:eastAsia="Times New Roman" w:hAnsi="Courier New" w:cs="Courier New"/>
+          <w:sz w:val="20"/>
+          <w:szCs w:val="20"/>
+          <w:lang w:eastAsia="en-IN"/>
+        </w:rPr>
+        <w:t xml:space="preserve">    </w:t>
+      </w:r>
+      <w:proofErr w:type="gramStart"/>
+      <w:r>
+        <w:rPr>
+          <w:rFonts w:ascii="Courier New" w:eastAsia="Times New Roman" w:hAnsi="Courier New" w:cs="Courier New"/>
+          <w:sz w:val="20"/>
+          <w:szCs w:val="20"/>
+          <w:lang w:eastAsia="en-IN"/>
+        </w:rPr>
+        <w:t>while</w:t>
+      </w:r>
+      <w:proofErr w:type="gramEnd"/>
+      <w:r>
+        <w:rPr>
+          <w:rFonts w:ascii="Courier New" w:eastAsia="Times New Roman" w:hAnsi="Courier New" w:cs="Courier New"/>
+          <w:sz w:val="20"/>
+          <w:szCs w:val="20"/>
+          <w:lang w:eastAsia="en-IN"/>
+        </w:rPr>
+        <w:t xml:space="preserve"> queue:</w:t>
+      </w:r>
+    </w:p>
+    <w:p>
+      <w:pPr>
+        <w:tabs>
+          <w:tab w:val="left" w:pos="916"/>
+          <w:tab w:val="left" w:pos="1832"/>
+          <w:tab w:val="left" w:pos="2748"/>
+          <w:tab w:val="left" w:pos="3664"/>
+          <w:tab w:val="left" w:pos="4580"/>
+          <w:tab w:val="left" w:pos="5496"/>
+          <w:tab w:val="left" w:pos="6412"/>
+          <w:tab w:val="left" w:pos="7328"/>
+          <w:tab w:val="left" w:pos="8244"/>
+          <w:tab w:val="left" w:pos="9160"/>
+          <w:tab w:val="left" w:pos="10076"/>
+          <w:tab w:val="left" w:pos="10992"/>
+          <w:tab w:val="left" w:pos="11908"/>
+          <w:tab w:val="left" w:pos="12824"/>
+          <w:tab w:val="left" w:pos="13740"/>
+          <w:tab w:val="left" w:pos="14656"/>
+        </w:tabs>
+        <w:spacing w:after="0" w:line="240" w:lineRule="auto"/>
+        <w:rPr>
+          <w:rFonts w:ascii="Courier New" w:eastAsia="Times New Roman" w:hAnsi="Courier New" w:cs="Courier New"/>
+          <w:sz w:val="20"/>
+          <w:szCs w:val="20"/>
+          <w:lang w:eastAsia="en-IN"/>
+        </w:rPr>
+      </w:pPr>
+      <w:r>
+        <w:rPr>
+          <w:rFonts w:ascii="Courier New" w:eastAsia="Times New Roman" w:hAnsi="Courier New" w:cs="Courier New"/>
+          <w:sz w:val="20"/>
+          <w:szCs w:val="20"/>
+          <w:lang w:eastAsia="en-IN"/>
+        </w:rPr>
+        <w:t xml:space="preserve">        </w:t>
+      </w:r>
+      <w:proofErr w:type="gramStart"/>
+      <w:r>
+        <w:rPr>
+          <w:rFonts w:ascii="Courier New" w:eastAsia="Times New Roman" w:hAnsi="Courier New" w:cs="Courier New"/>
+          <w:sz w:val="20"/>
+          <w:szCs w:val="20"/>
+          <w:lang w:eastAsia="en-IN"/>
+        </w:rPr>
+        <w:t>node</w:t>
+      </w:r>
+      <w:proofErr w:type="gramEnd"/>
+      <w:r>
+        <w:rPr>
+          <w:rFonts w:ascii="Courier New" w:eastAsia="Times New Roman" w:hAnsi="Courier New" w:cs="Courier New"/>
+          <w:sz w:val="20"/>
+          <w:szCs w:val="20"/>
+          <w:lang w:eastAsia="en-IN"/>
+        </w:rPr>
+        <w:t xml:space="preserve"> = </w:t>
+      </w:r>
+      <w:proofErr w:type="spellStart"/>
+      <w:r>
+        <w:rPr>
+          <w:rFonts w:ascii="Courier New" w:eastAsia="Times New Roman" w:hAnsi="Courier New" w:cs="Courier New"/>
+          <w:sz w:val="20"/>
+          <w:szCs w:val="20"/>
+          <w:lang w:eastAsia="en-IN"/>
+        </w:rPr>
+        <w:t>queue.popleft</w:t>
+      </w:r>
+      <w:proofErr w:type="spellEnd"/>
+      <w:r>
+        <w:rPr>
+          <w:rFonts w:ascii="Courier New" w:eastAsia="Times New Roman" w:hAnsi="Courier New" w:cs="Courier New"/>
+          <w:sz w:val="20"/>
+          <w:szCs w:val="20"/>
+          <w:lang w:eastAsia="en-IN"/>
+        </w:rPr>
+        <w:t>()  # Remove node from the front of the queue</w:t>
+      </w:r>
+    </w:p>
+    <w:p>
+      <w:pPr>
+        <w:tabs>
+          <w:tab w:val="left" w:pos="916"/>
+          <w:tab w:val="left" w:pos="1832"/>
+          <w:tab w:val="left" w:pos="2748"/>
+          <w:tab w:val="left" w:pos="3664"/>
+          <w:tab w:val="left" w:pos="4580"/>
+          <w:tab w:val="left" w:pos="5496"/>
+          <w:tab w:val="left" w:pos="6412"/>
+          <w:tab w:val="left" w:pos="7328"/>
+          <w:tab w:val="left" w:pos="8244"/>
+          <w:tab w:val="left" w:pos="9160"/>
+          <w:tab w:val="left" w:pos="10076"/>
+          <w:tab w:val="left" w:pos="10992"/>
+          <w:tab w:val="left" w:pos="11908"/>
+          <w:tab w:val="left" w:pos="12824"/>
+          <w:tab w:val="left" w:pos="13740"/>
+          <w:tab w:val="left" w:pos="14656"/>
+        </w:tabs>
+        <w:spacing w:after="0" w:line="240" w:lineRule="auto"/>
+        <w:rPr>
+          <w:rFonts w:ascii="Courier New" w:eastAsia="Times New Roman" w:hAnsi="Courier New" w:cs="Courier New"/>
+          <w:sz w:val="20"/>
+          <w:szCs w:val="20"/>
+          <w:lang w:eastAsia="en-IN"/>
+        </w:rPr>
+      </w:pPr>
+    </w:p>
+    <w:p>
+      <w:pPr>
+        <w:tabs>
+          <w:tab w:val="left" w:pos="916"/>
+          <w:tab w:val="left" w:pos="1832"/>
+          <w:tab w:val="left" w:pos="2748"/>
+          <w:tab w:val="left" w:pos="3664"/>
+          <w:tab w:val="left" w:pos="4580"/>
+          <w:tab w:val="left" w:pos="5496"/>
+          <w:tab w:val="left" w:pos="6412"/>
+          <w:tab w:val="left" w:pos="7328"/>
+          <w:tab w:val="left" w:pos="8244"/>
+          <w:tab w:val="left" w:pos="9160"/>
+          <w:tab w:val="left" w:pos="10076"/>
+          <w:tab w:val="left" w:pos="10992"/>
+          <w:tab w:val="left" w:pos="11908"/>
+          <w:tab w:val="left" w:pos="12824"/>
+          <w:tab w:val="left" w:pos="13740"/>
+          <w:tab w:val="left" w:pos="14656"/>
+        </w:tabs>
+        <w:spacing w:after="0" w:line="240" w:lineRule="auto"/>
+        <w:rPr>
+          <w:rFonts w:ascii="Courier New" w:eastAsia="Times New Roman" w:hAnsi="Courier New" w:cs="Courier New"/>
+          <w:sz w:val="20"/>
+          <w:szCs w:val="20"/>
+          <w:lang w:eastAsia="en-IN"/>
+        </w:rPr>
+      </w:pPr>
+      <w:r>
+        <w:rPr>
+          <w:rFonts w:ascii="Courier New" w:eastAsia="Times New Roman" w:hAnsi="Courier New" w:cs="Courier New"/>
+          <w:sz w:val="20"/>
+          <w:szCs w:val="20"/>
+          <w:lang w:eastAsia="en-IN"/>
+        </w:rPr>
+        <w:t xml:space="preserve">        </w:t>
+      </w:r>
+      <w:proofErr w:type="gramStart"/>
+      <w:r>
+        <w:rPr>
+          <w:rFonts w:ascii="Courier New" w:eastAsia="Times New Roman" w:hAnsi="Courier New" w:cs="Courier New"/>
+          <w:sz w:val="20"/>
+          <w:szCs w:val="20"/>
+          <w:lang w:eastAsia="en-IN"/>
+        </w:rPr>
+        <w:t>if</w:t>
+      </w:r>
+      <w:proofErr w:type="gramEnd"/>
+      <w:r>
+        <w:rPr>
+          <w:rFonts w:ascii="Courier New" w:eastAsia="Times New Roman" w:hAnsi="Courier New" w:cs="Courier New"/>
+          <w:sz w:val="20"/>
+          <w:szCs w:val="20"/>
+          <w:lang w:eastAsia="en-IN"/>
+        </w:rPr>
+        <w:t xml:space="preserve"> node not in visited:</w:t>
+      </w:r>
+    </w:p>
+    <w:p>
+      <w:pPr>
+        <w:tabs>
+          <w:tab w:val="left" w:pos="916"/>
+          <w:tab w:val="left" w:pos="1832"/>
+          <w:tab w:val="left" w:pos="2748"/>
+          <w:tab w:val="left" w:pos="3664"/>
+          <w:tab w:val="left" w:pos="4580"/>
+          <w:tab w:val="left" w:pos="5496"/>
+          <w:tab w:val="left" w:pos="6412"/>
+          <w:tab w:val="left" w:pos="7328"/>
+          <w:tab w:val="left" w:pos="8244"/>
+          <w:tab w:val="left" w:pos="9160"/>
+          <w:tab w:val="left" w:pos="10076"/>
+          <w:tab w:val="left" w:pos="10992"/>
+          <w:tab w:val="left" w:pos="11908"/>
+          <w:tab w:val="left" w:pos="12824"/>
+          <w:tab w:val="left" w:pos="13740"/>
+          <w:tab w:val="left" w:pos="14656"/>
+        </w:tabs>
+        <w:spacing w:after="0" w:line="240" w:lineRule="auto"/>
+        <w:rPr>
+          <w:rFonts w:ascii="Courier New" w:eastAsia="Times New Roman" w:hAnsi="Courier New" w:cs="Courier New"/>
+          <w:sz w:val="20"/>
+          <w:szCs w:val="20"/>
+          <w:lang w:eastAsia="en-IN"/>
+        </w:rPr>
+      </w:pPr>
+      <w:r>
+        <w:rPr>
+          <w:rFonts w:ascii="Courier New" w:eastAsia="Times New Roman" w:hAnsi="Courier New" w:cs="Courier New"/>
+          <w:sz w:val="20"/>
+          <w:szCs w:val="20"/>
+          <w:lang w:eastAsia="en-IN"/>
+        </w:rPr>
+        <w:t xml:space="preserve">            </w:t>
+      </w:r>
+      <w:proofErr w:type="gramStart"/>
+      <w:r>
+        <w:rPr>
+          <w:rFonts w:ascii="Courier New" w:eastAsia="Times New Roman" w:hAnsi="Courier New" w:cs="Courier New"/>
+          <w:sz w:val="20"/>
+          <w:szCs w:val="20"/>
+          <w:lang w:eastAsia="en-IN"/>
+        </w:rPr>
+        <w:t>print(</w:t>
+      </w:r>
+      <w:proofErr w:type="gramEnd"/>
+      <w:r>
+        <w:rPr>
+          <w:rFonts w:ascii="Courier New" w:eastAsia="Times New Roman" w:hAnsi="Courier New" w:cs="Courier New"/>
+          <w:sz w:val="20"/>
+          <w:szCs w:val="20"/>
+          <w:lang w:eastAsia="en-IN"/>
+        </w:rPr>
+        <w:t>"Visited:", node)</w:t>
+      </w:r>
+    </w:p>
+    <w:p>
+      <w:pPr>
+        <w:tabs>
+          <w:tab w:val="left" w:pos="916"/>
+          <w:tab w:val="left" w:pos="1832"/>
+          <w:tab w:val="left" w:pos="2748"/>
+          <w:tab w:val="left" w:pos="3664"/>
+          <w:tab w:val="left" w:pos="4580"/>
+          <w:tab w:val="left" w:pos="5496"/>
+          <w:tab w:val="left" w:pos="6412"/>
+          <w:tab w:val="left" w:pos="7328"/>
+          <w:tab w:val="left" w:pos="8244"/>
+          <w:tab w:val="left" w:pos="9160"/>
+          <w:tab w:val="left" w:pos="10076"/>
+          <w:tab w:val="left" w:pos="10992"/>
+          <w:tab w:val="left" w:pos="11908"/>
+          <w:tab w:val="left" w:pos="12824"/>
+          <w:tab w:val="left" w:pos="13740"/>
+          <w:tab w:val="left" w:pos="14656"/>
+        </w:tabs>
+        <w:spacing w:after="0" w:line="240" w:lineRule="auto"/>
+        <w:rPr>
+          <w:rFonts w:ascii="Courier New" w:eastAsia="Times New Roman" w:hAnsi="Courier New" w:cs="Courier New"/>
+          <w:sz w:val="20"/>
+          <w:szCs w:val="20"/>
+          <w:lang w:eastAsia="en-IN"/>
+        </w:rPr>
+      </w:pPr>
+      <w:r>
+        <w:rPr>
+          <w:rFonts w:ascii="Courier New" w:eastAsia="Times New Roman" w:hAnsi="Courier New" w:cs="Courier New"/>
+          <w:sz w:val="20"/>
+          <w:szCs w:val="20"/>
+          <w:lang w:eastAsia="en-IN"/>
+        </w:rPr>
+        <w:t xml:space="preserve">            </w:t>
+      </w:r>
+      <w:proofErr w:type="spellStart"/>
+      <w:proofErr w:type="gramStart"/>
+      <w:r>
+        <w:rPr>
+          <w:rFonts w:ascii="Courier New" w:eastAsia="Times New Roman" w:hAnsi="Courier New" w:cs="Courier New"/>
+          <w:sz w:val="20"/>
+          <w:szCs w:val="20"/>
+          <w:lang w:eastAsia="en-IN"/>
+        </w:rPr>
+        <w:t>visited.add</w:t>
+      </w:r>
+      <w:proofErr w:type="spellEnd"/>
+      <w:r>
+        <w:rPr>
+          <w:rFonts w:ascii="Courier New" w:eastAsia="Times New Roman" w:hAnsi="Courier New" w:cs="Courier New"/>
+          <w:sz w:val="20"/>
+          <w:szCs w:val="20"/>
+          <w:lang w:eastAsia="en-IN"/>
+        </w:rPr>
+        <w:t>(</w:t>
+      </w:r>
+      <w:proofErr w:type="gramEnd"/>
+      <w:r>
+        <w:rPr>
+          <w:rFonts w:ascii="Courier New" w:eastAsia="Times New Roman" w:hAnsi="Courier New" w:cs="Courier New"/>
+          <w:sz w:val="20"/>
+          <w:szCs w:val="20"/>
+          <w:lang w:eastAsia="en-IN"/>
+        </w:rPr>
+        <w:t>node)   # Mark the node as visited</w:t>
+      </w:r>
+    </w:p>
+    <w:p>
+      <w:pPr>
+        <w:tabs>
+          <w:tab w:val="left" w:pos="916"/>
+          <w:tab w:val="left" w:pos="1832"/>
+          <w:tab w:val="left" w:pos="2748"/>
+          <w:tab w:val="left" w:pos="3664"/>
+          <w:tab w:val="left" w:pos="4580"/>
+          <w:tab w:val="left" w:pos="5496"/>
+          <w:tab w:val="left" w:pos="6412"/>
+          <w:tab w:val="left" w:pos="7328"/>
+          <w:tab w:val="left" w:pos="8244"/>
+          <w:tab w:val="left" w:pos="9160"/>
+          <w:tab w:val="left" w:pos="10076"/>
+          <w:tab w:val="left" w:pos="10992"/>
+          <w:tab w:val="left" w:pos="11908"/>
+          <w:tab w:val="left" w:pos="12824"/>
+          <w:tab w:val="left" w:pos="13740"/>
+          <w:tab w:val="left" w:pos="14656"/>
+        </w:tabs>
+        <w:spacing w:after="0" w:line="240" w:lineRule="auto"/>
+        <w:rPr>
+          <w:rFonts w:ascii="Courier New" w:eastAsia="Times New Roman" w:hAnsi="Courier New" w:cs="Courier New"/>
+          <w:sz w:val="20"/>
+          <w:szCs w:val="20"/>
+          <w:lang w:eastAsia="en-IN"/>
+        </w:rPr>
+      </w:pPr>
+    </w:p>
+    <w:p>
+      <w:pPr>
+        <w:tabs>
+          <w:tab w:val="left" w:pos="916"/>
+          <w:tab w:val="left" w:pos="1832"/>
+          <w:tab w:val="left" w:pos="2748"/>
+          <w:tab w:val="left" w:pos="3664"/>
+          <w:tab w:val="left" w:pos="4580"/>
+          <w:tab w:val="left" w:pos="5496"/>
+          <w:tab w:val="left" w:pos="6412"/>
+          <w:tab w:val="left" w:pos="7328"/>
+          <w:tab w:val="left" w:pos="8244"/>
+          <w:tab w:val="left" w:pos="9160"/>
+          <w:tab w:val="left" w:pos="10076"/>
+          <w:tab w:val="left" w:pos="10992"/>
+          <w:tab w:val="left" w:pos="11908"/>
+          <w:tab w:val="left" w:pos="12824"/>
+          <w:tab w:val="left" w:pos="13740"/>
+          <w:tab w:val="left" w:pos="14656"/>
+        </w:tabs>
+        <w:spacing w:after="0" w:line="240" w:lineRule="auto"/>
+        <w:rPr>
+          <w:rFonts w:ascii="Courier New" w:eastAsia="Times New Roman" w:hAnsi="Courier New" w:cs="Courier New"/>
+          <w:sz w:val="20"/>
+          <w:szCs w:val="20"/>
+          <w:lang w:eastAsia="en-IN"/>
+        </w:rPr>
+      </w:pPr>
+      <w:r>
+        <w:rPr>
+          <w:rFonts w:ascii="Courier New" w:eastAsia="Times New Roman" w:hAnsi="Courier New" w:cs="Courier New"/>
+          <w:sz w:val="20"/>
+          <w:szCs w:val="20"/>
+          <w:lang w:eastAsia="en-IN"/>
+        </w:rPr>
+        <w:t xml:space="preserve">            # Add all unvisited </w:t>
+      </w:r>
+      <w:proofErr w:type="spellStart"/>
+      <w:r>
+        <w:rPr>
+          <w:rFonts w:ascii="Courier New" w:eastAsia="Times New Roman" w:hAnsi="Courier New" w:cs="Courier New"/>
+          <w:sz w:val="20"/>
+          <w:szCs w:val="20"/>
+          <w:lang w:eastAsia="en-IN"/>
+        </w:rPr>
+        <w:t>neighbors</w:t>
+      </w:r>
+      <w:proofErr w:type="spellEnd"/>
+      <w:r>
+        <w:rPr>
+          <w:rFonts w:ascii="Courier New" w:eastAsia="Times New Roman" w:hAnsi="Courier New" w:cs="Courier New"/>
+          <w:sz w:val="20"/>
+          <w:szCs w:val="20"/>
+          <w:lang w:eastAsia="en-IN"/>
+        </w:rPr>
+        <w:t xml:space="preserve"> to the queue</w:t>
+      </w:r>
+    </w:p>
+    <w:p>
+      <w:pPr>
+        <w:tabs>
+          <w:tab w:val="left" w:pos="916"/>
+          <w:tab w:val="left" w:pos="1832"/>
+          <w:tab w:val="left" w:pos="2748"/>
+          <w:tab w:val="left" w:pos="3664"/>
+          <w:tab w:val="left" w:pos="4580"/>
+          <w:tab w:val="left" w:pos="5496"/>
+          <w:tab w:val="left" w:pos="6412"/>
+          <w:tab w:val="left" w:pos="7328"/>
+          <w:tab w:val="left" w:pos="8244"/>
+          <w:tab w:val="left" w:pos="9160"/>
+          <w:tab w:val="left" w:pos="10076"/>
+          <w:tab w:val="left" w:pos="10992"/>
+          <w:tab w:val="left" w:pos="11908"/>
+          <w:tab w:val="left" w:pos="12824"/>
+          <w:tab w:val="left" w:pos="13740"/>
+          <w:tab w:val="left" w:pos="14656"/>
+        </w:tabs>
+        <w:spacing w:after="0" w:line="240" w:lineRule="auto"/>
+        <w:rPr>
+          <w:rFonts w:ascii="Courier New" w:eastAsia="Times New Roman" w:hAnsi="Courier New" w:cs="Courier New"/>
+          <w:sz w:val="20"/>
+          <w:szCs w:val="20"/>
+          <w:lang w:eastAsia="en-IN"/>
+        </w:rPr>
+      </w:pPr>
+      <w:r>
+        <w:rPr>
+          <w:rFonts w:ascii="Courier New" w:eastAsia="Times New Roman" w:hAnsi="Courier New" w:cs="Courier New"/>
+          <w:sz w:val="20"/>
+          <w:szCs w:val="20"/>
+          <w:lang w:eastAsia="en-IN"/>
+        </w:rPr>
+        <w:t xml:space="preserve">            </w:t>
+      </w:r>
+      <w:proofErr w:type="gramStart"/>
+      <w:r>
+        <w:rPr>
+          <w:rFonts w:ascii="Courier New" w:eastAsia="Times New Roman" w:hAnsi="Courier New" w:cs="Courier New"/>
+          <w:sz w:val="20"/>
+          <w:szCs w:val="20"/>
+          <w:lang w:eastAsia="en-IN"/>
+        </w:rPr>
+        <w:t>for</w:t>
+      </w:r>
+      <w:proofErr w:type="gramEnd"/>
+      <w:r>
+        <w:rPr>
+          <w:rFonts w:ascii="Courier New" w:eastAsia="Times New Roman" w:hAnsi="Courier New" w:cs="Courier New"/>
+          <w:sz w:val="20"/>
+          <w:szCs w:val="20"/>
+          <w:lang w:eastAsia="en-IN"/>
+        </w:rPr>
+        <w:t xml:space="preserve"> </w:t>
+      </w:r>
+      <w:proofErr w:type="spellStart"/>
+      <w:r>
+        <w:rPr>
+          <w:rFonts w:ascii="Courier New" w:eastAsia="Times New Roman" w:hAnsi="Courier New" w:cs="Courier New"/>
+          <w:sz w:val="20"/>
+          <w:szCs w:val="20"/>
+          <w:lang w:eastAsia="en-IN"/>
+        </w:rPr>
+        <w:t>neighbor</w:t>
+      </w:r>
+      <w:proofErr w:type="spellEnd"/>
+      <w:r>
+        <w:rPr>
+          <w:rFonts w:ascii="Courier New" w:eastAsia="Times New Roman" w:hAnsi="Courier New" w:cs="Courier New"/>
+          <w:sz w:val="20"/>
+          <w:szCs w:val="20"/>
+          <w:lang w:eastAsia="en-IN"/>
+        </w:rPr>
+        <w:t xml:space="preserve"> in graph[node]:</w:t>
+      </w:r>
+    </w:p>
+    <w:p>
+      <w:pPr>
+        <w:tabs>
+          <w:tab w:val="left" w:pos="916"/>
+          <w:tab w:val="left" w:pos="1832"/>
+          <w:tab w:val="left" w:pos="2748"/>
+          <w:tab w:val="left" w:pos="3664"/>
+          <w:tab w:val="left" w:pos="4580"/>
+          <w:tab w:val="left" w:pos="5496"/>
+          <w:tab w:val="left" w:pos="6412"/>
+          <w:tab w:val="left" w:pos="7328"/>
+          <w:tab w:val="left" w:pos="8244"/>
+          <w:tab w:val="left" w:pos="9160"/>
+          <w:tab w:val="left" w:pos="10076"/>
+          <w:tab w:val="left" w:pos="10992"/>
+          <w:tab w:val="left" w:pos="11908"/>
+          <w:tab w:val="left" w:pos="12824"/>
+          <w:tab w:val="left" w:pos="13740"/>
+          <w:tab w:val="left" w:pos="14656"/>
+        </w:tabs>
+        <w:spacing w:after="0" w:line="240" w:lineRule="auto"/>
+        <w:rPr>
+          <w:rFonts w:ascii="Courier New" w:eastAsia="Times New Roman" w:hAnsi="Courier New" w:cs="Courier New"/>
+          <w:sz w:val="20"/>
+          <w:szCs w:val="20"/>
+          <w:lang w:eastAsia="en-IN"/>
+        </w:rPr>
+      </w:pPr>
+      <w:r>
+        <w:rPr>
+          <w:rFonts w:ascii="Courier New" w:eastAsia="Times New Roman" w:hAnsi="Courier New" w:cs="Courier New"/>
+          <w:sz w:val="20"/>
+          <w:szCs w:val="20"/>
+          <w:lang w:eastAsia="en-IN"/>
+        </w:rPr>
+        <w:t xml:space="preserve">                </w:t>
+      </w:r>
+      <w:proofErr w:type="gramStart"/>
+      <w:r>
+        <w:rPr>
+          <w:rFonts w:ascii="Courier New" w:eastAsia="Times New Roman" w:hAnsi="Courier New" w:cs="Courier New"/>
+          <w:sz w:val="20"/>
+          <w:szCs w:val="20"/>
+          <w:lang w:eastAsia="en-IN"/>
+        </w:rPr>
+        <w:t>if</w:t>
+      </w:r>
+      <w:proofErr w:type="gramEnd"/>
+      <w:r>
+        <w:rPr>
+          <w:rFonts w:ascii="Courier New" w:eastAsia="Times New Roman" w:hAnsi="Courier New" w:cs="Courier New"/>
+          <w:sz w:val="20"/>
+          <w:szCs w:val="20"/>
+          <w:lang w:eastAsia="en-IN"/>
+        </w:rPr>
+        <w:t xml:space="preserve"> </w:t>
+      </w:r>
+      <w:proofErr w:type="spellStart"/>
+      <w:r>
+        <w:rPr>
+          <w:rFonts w:ascii="Courier New" w:eastAsia="Times New Roman" w:hAnsi="Courier New" w:cs="Courier New"/>
+          <w:sz w:val="20"/>
+          <w:szCs w:val="20"/>
+          <w:lang w:eastAsia="en-IN"/>
+        </w:rPr>
+        <w:t>neighbor</w:t>
+      </w:r>
+      <w:proofErr w:type="spellEnd"/>
+      <w:r>
+        <w:rPr>
+          <w:rFonts w:ascii="Courier New" w:eastAsia="Times New Roman" w:hAnsi="Courier New" w:cs="Courier New"/>
+          <w:sz w:val="20"/>
+          <w:szCs w:val="20"/>
+          <w:lang w:eastAsia="en-IN"/>
+        </w:rPr>
+        <w:t xml:space="preserve"> not in visited:</w:t>
+      </w:r>
+    </w:p>
+    <w:p>
+      <w:pPr>
+        <w:tabs>
+          <w:tab w:val="left" w:pos="916"/>
+          <w:tab w:val="left" w:pos="1832"/>
+          <w:tab w:val="left" w:pos="2748"/>
+          <w:tab w:val="left" w:pos="3664"/>
+          <w:tab w:val="left" w:pos="4580"/>
+          <w:tab w:val="left" w:pos="5496"/>
+          <w:tab w:val="left" w:pos="6412"/>
+          <w:tab w:val="left" w:pos="7328"/>
+          <w:tab w:val="left" w:pos="8244"/>
+          <w:tab w:val="left" w:pos="9160"/>
+          <w:tab w:val="left" w:pos="10076"/>
+          <w:tab w:val="left" w:pos="10992"/>
+          <w:tab w:val="left" w:pos="11908"/>
+          <w:tab w:val="left" w:pos="12824"/>
+          <w:tab w:val="left" w:pos="13740"/>
+          <w:tab w:val="left" w:pos="14656"/>
+        </w:tabs>
+        <w:spacing w:after="0" w:line="240" w:lineRule="auto"/>
+        <w:rPr>
+          <w:rFonts w:ascii="Courier New" w:eastAsia="Times New Roman" w:hAnsi="Courier New" w:cs="Courier New"/>
+          <w:sz w:val="20"/>
+          <w:szCs w:val="20"/>
+          <w:lang w:eastAsia="en-IN"/>
+        </w:rPr>
+      </w:pPr>
+      <w:r>
+        <w:rPr>
+          <w:rFonts w:ascii="Courier New" w:eastAsia="Times New Roman" w:hAnsi="Courier New" w:cs="Courier New"/>
+          <w:sz w:val="20"/>
+          <w:szCs w:val="20"/>
+          <w:lang w:eastAsia="en-IN"/>
+        </w:rPr>
+        <w:t xml:space="preserve">                    </w:t>
+      </w:r>
+      <w:proofErr w:type="spellStart"/>
+      <w:proofErr w:type="gramStart"/>
+      <w:r>
+        <w:rPr>
+          <w:rFonts w:ascii="Courier New" w:eastAsia="Times New Roman" w:hAnsi="Courier New" w:cs="Courier New"/>
+          <w:sz w:val="20"/>
+          <w:szCs w:val="20"/>
+          <w:lang w:eastAsia="en-IN"/>
+        </w:rPr>
+        <w:t>queue.append</w:t>
+      </w:r>
+      <w:proofErr w:type="spellEnd"/>
+      <w:r>
+        <w:rPr>
+          <w:rFonts w:ascii="Courier New" w:eastAsia="Times New Roman" w:hAnsi="Courier New" w:cs="Courier New"/>
+          <w:sz w:val="20"/>
+          <w:szCs w:val="20"/>
+          <w:lang w:eastAsia="en-IN"/>
+        </w:rPr>
+        <w:t>(</w:t>
+      </w:r>
+      <w:proofErr w:type="spellStart"/>
+      <w:proofErr w:type="gramEnd"/>
+      <w:r>
+        <w:rPr>
+          <w:rFonts w:ascii="Courier New" w:eastAsia="Times New Roman" w:hAnsi="Courier New" w:cs="Courier New"/>
+          <w:sz w:val="20"/>
+          <w:szCs w:val="20"/>
+          <w:lang w:eastAsia="en-IN"/>
+        </w:rPr>
+        <w:t>neighbor</w:t>
+      </w:r>
+      <w:proofErr w:type="spellEnd"/>
+      <w:r>
+        <w:rPr>
+          <w:rFonts w:ascii="Courier New" w:eastAsia="Times New Roman" w:hAnsi="Courier New" w:cs="Courier New"/>
+          <w:sz w:val="20"/>
+          <w:szCs w:val="20"/>
+          <w:lang w:eastAsia="en-IN"/>
+        </w:rPr>
+        <w:t>)</w:t>
+      </w:r>
+    </w:p>
+    <w:p>
+      <w:pPr>
+        <w:tabs>
+          <w:tab w:val="left" w:pos="916"/>
+          <w:tab w:val="left" w:pos="1832"/>
+          <w:tab w:val="left" w:pos="2748"/>
+          <w:tab w:val="left" w:pos="3664"/>
+          <w:tab w:val="left" w:pos="4580"/>
+          <w:tab w:val="left" w:pos="5496"/>
+          <w:tab w:val="left" w:pos="6412"/>
+          <w:tab w:val="left" w:pos="7328"/>
+          <w:tab w:val="left" w:pos="8244"/>
+          <w:tab w:val="left" w:pos="9160"/>
+          <w:tab w:val="left" w:pos="10076"/>
+          <w:tab w:val="left" w:pos="10992"/>
+          <w:tab w:val="left" w:pos="11908"/>
+          <w:tab w:val="left" w:pos="12824"/>
+          <w:tab w:val="left" w:pos="13740"/>
+          <w:tab w:val="left" w:pos="14656"/>
+        </w:tabs>
+        <w:spacing w:after="0" w:line="240" w:lineRule="auto"/>
+        <w:rPr>
+          <w:rFonts w:ascii="Courier New" w:eastAsia="Times New Roman" w:hAnsi="Courier New" w:cs="Courier New"/>
+          <w:sz w:val="20"/>
+          <w:szCs w:val="20"/>
+          <w:lang w:eastAsia="en-IN"/>
+        </w:rPr>
+      </w:pPr>
+    </w:p>
+    <w:p>
+      <w:pPr>
+        <w:tabs>
+          <w:tab w:val="left" w:pos="916"/>
+          <w:tab w:val="left" w:pos="1832"/>
+          <w:tab w:val="left" w:pos="2748"/>
+          <w:tab w:val="left" w:pos="3664"/>
+          <w:tab w:val="left" w:pos="4580"/>
+          <w:tab w:val="left" w:pos="5496"/>
+          <w:tab w:val="left" w:pos="6412"/>
+          <w:tab w:val="left" w:pos="7328"/>
+          <w:tab w:val="left" w:pos="8244"/>
+          <w:tab w:val="left" w:pos="9160"/>
+          <w:tab w:val="left" w:pos="10076"/>
+          <w:tab w:val="left" w:pos="10992"/>
+          <w:tab w:val="left" w:pos="11908"/>
+          <w:tab w:val="left" w:pos="12824"/>
+          <w:tab w:val="left" w:pos="13740"/>
+          <w:tab w:val="left" w:pos="14656"/>
+        </w:tabs>
+        <w:spacing w:after="0" w:line="240" w:lineRule="auto"/>
+        <w:rPr>
+          <w:rFonts w:ascii="Courier New" w:eastAsia="Times New Roman" w:hAnsi="Courier New" w:cs="Courier New"/>
+          <w:sz w:val="20"/>
+          <w:szCs w:val="20"/>
+          <w:lang w:eastAsia="en-IN"/>
+        </w:rPr>
+      </w:pPr>
+      <w:r>
+        <w:rPr>
+          <w:rFonts w:ascii="Courier New" w:eastAsia="Times New Roman" w:hAnsi="Courier New" w:cs="Courier New"/>
+          <w:sz w:val="20"/>
+          <w:szCs w:val="20"/>
+          <w:lang w:eastAsia="en-IN"/>
+        </w:rPr>
+        <w:t># Run the BFS:</w:t>
+      </w:r>
+    </w:p>
+    <w:p>
+      <w:pPr>
+        <w:tabs>
+          <w:tab w:val="left" w:pos="916"/>
+          <w:tab w:val="left" w:pos="1832"/>
+          <w:tab w:val="left" w:pos="2748"/>
+          <w:tab w:val="left" w:pos="3664"/>
+          <w:tab w:val="left" w:pos="4580"/>
+          <w:tab w:val="left" w:pos="5496"/>
+          <w:tab w:val="left" w:pos="6412"/>
+          <w:tab w:val="left" w:pos="7328"/>
+          <w:tab w:val="left" w:pos="8244"/>
+          <w:tab w:val="left" w:pos="9160"/>
+          <w:tab w:val="left" w:pos="10076"/>
+          <w:tab w:val="left" w:pos="10992"/>
+          <w:tab w:val="left" w:pos="11908"/>
+          <w:tab w:val="left" w:pos="12824"/>
+          <w:tab w:val="left" w:pos="13740"/>
+          <w:tab w:val="left" w:pos="14656"/>
+        </w:tabs>
+        <w:spacing w:after="0" w:line="240" w:lineRule="auto"/>
+        <w:rPr>
+          <w:rFonts w:ascii="Courier New" w:eastAsia="Times New Roman" w:hAnsi="Courier New" w:cs="Courier New"/>
+          <w:sz w:val="20"/>
+          <w:szCs w:val="20"/>
+          <w:lang w:eastAsia="en-IN"/>
+        </w:rPr>
+      </w:pPr>
+      <w:proofErr w:type="gramStart"/>
+      <w:r>
+        <w:rPr>
+          <w:rFonts w:ascii="Courier New" w:eastAsia="Times New Roman" w:hAnsi="Courier New" w:cs="Courier New"/>
+          <w:sz w:val="20"/>
+          <w:szCs w:val="20"/>
+          <w:lang w:eastAsia="en-IN"/>
+        </w:rPr>
+        <w:t>graph</w:t>
+      </w:r>
+      <w:proofErr w:type="gramEnd"/>
+      <w:r>
+        <w:rPr>
+          <w:rFonts w:ascii="Courier New" w:eastAsia="Times New Roman" w:hAnsi="Courier New" w:cs="Courier New"/>
+          <w:sz w:val="20"/>
+          <w:szCs w:val="20"/>
+          <w:lang w:eastAsia="en-IN"/>
+        </w:rPr>
+        <w:t xml:space="preserve"> = {</w:t>
+      </w:r>
+    </w:p>
+    <w:p>
+      <w:pPr>
+        <w:tabs>
+          <w:tab w:val="left" w:pos="916"/>
+          <w:tab w:val="left" w:pos="1832"/>
+          <w:tab w:val="left" w:pos="2748"/>
+          <w:tab w:val="left" w:pos="3664"/>
+          <w:tab w:val="left" w:pos="4580"/>
+          <w:tab w:val="left" w:pos="5496"/>
+          <w:tab w:val="left" w:pos="6412"/>
+          <w:tab w:val="left" w:pos="7328"/>
+          <w:tab w:val="left" w:pos="8244"/>
+          <w:tab w:val="left" w:pos="9160"/>
+          <w:tab w:val="left" w:pos="10076"/>
+          <w:tab w:val="left" w:pos="10992"/>
+          <w:tab w:val="left" w:pos="11908"/>
+          <w:tab w:val="left" w:pos="12824"/>
+          <w:tab w:val="left" w:pos="13740"/>
+          <w:tab w:val="left" w:pos="14656"/>
+        </w:tabs>
+        <w:spacing w:after="0" w:line="240" w:lineRule="auto"/>
+        <w:rPr>
+          <w:rFonts w:ascii="Courier New" w:eastAsia="Times New Roman" w:hAnsi="Courier New" w:cs="Courier New"/>
+          <w:sz w:val="20"/>
+          <w:szCs w:val="20"/>
+          <w:lang w:eastAsia="en-IN"/>
+        </w:rPr>
+      </w:pPr>
+      <w:r>
+        <w:rPr>
+          <w:rFonts w:ascii="Courier New" w:eastAsia="Times New Roman" w:hAnsi="Courier New" w:cs="Courier New"/>
+          <w:sz w:val="20"/>
+          <w:szCs w:val="20"/>
+          <w:lang w:eastAsia="en-IN"/>
+        </w:rPr>
+        <w:t xml:space="preserve">    'A': ['B', 'C'],</w:t>
+      </w:r>
+    </w:p>
+    <w:p>
+      <w:pPr>
+        <w:tabs>
+          <w:tab w:val="left" w:pos="916"/>
+          <w:tab w:val="left" w:pos="1832"/>
+          <w:tab w:val="left" w:pos="2748"/>
+          <w:tab w:val="left" w:pos="3664"/>
+          <w:tab w:val="left" w:pos="4580"/>
+          <w:tab w:val="left" w:pos="5496"/>
+          <w:tab w:val="left" w:pos="6412"/>
+          <w:tab w:val="left" w:pos="7328"/>
+          <w:tab w:val="left" w:pos="8244"/>
+          <w:tab w:val="left" w:pos="9160"/>
+          <w:tab w:val="left" w:pos="10076"/>
+          <w:tab w:val="left" w:pos="10992"/>
+          <w:tab w:val="left" w:pos="11908"/>
+          <w:tab w:val="left" w:pos="12824"/>
+          <w:tab w:val="left" w:pos="13740"/>
+          <w:tab w:val="left" w:pos="14656"/>
+        </w:tabs>
+        <w:spacing w:after="0" w:line="240" w:lineRule="auto"/>
+        <w:rPr>
+          <w:rFonts w:ascii="Courier New" w:eastAsia="Times New Roman" w:hAnsi="Courier New" w:cs="Courier New"/>
+          <w:sz w:val="20"/>
+          <w:szCs w:val="20"/>
+          <w:lang w:eastAsia="en-IN"/>
+        </w:rPr>
+      </w:pPr>
+      <w:r>
+        <w:rPr>
+          <w:rFonts w:ascii="Courier New" w:eastAsia="Times New Roman" w:hAnsi="Courier New" w:cs="Courier New"/>
+          <w:sz w:val="20"/>
+          <w:szCs w:val="20"/>
+          <w:lang w:eastAsia="en-IN"/>
+        </w:rPr>
+        <w:t xml:space="preserve">    'B': ['A', 'D', 'E'],</w:t>
+      </w:r>
+    </w:p>
+    <w:p>
+      <w:pPr>
+        <w:tabs>
+          <w:tab w:val="left" w:pos="916"/>
+          <w:tab w:val="left" w:pos="1832"/>
+          <w:tab w:val="left" w:pos="2748"/>
+          <w:tab w:val="left" w:pos="3664"/>
+          <w:tab w:val="left" w:pos="4580"/>
+          <w:tab w:val="left" w:pos="5496"/>
+          <w:tab w:val="left" w:pos="6412"/>
+          <w:tab w:val="left" w:pos="7328"/>
+          <w:tab w:val="left" w:pos="8244"/>
+          <w:tab w:val="left" w:pos="9160"/>
+          <w:tab w:val="left" w:pos="10076"/>
+          <w:tab w:val="left" w:pos="10992"/>
+          <w:tab w:val="left" w:pos="11908"/>
+          <w:tab w:val="left" w:pos="12824"/>
+          <w:tab w:val="left" w:pos="13740"/>
+          <w:tab w:val="left" w:pos="14656"/>
+        </w:tabs>
+        <w:spacing w:after="0" w:line="240" w:lineRule="auto"/>
+        <w:rPr>
+          <w:rFonts w:ascii="Courier New" w:eastAsia="Times New Roman" w:hAnsi="Courier New" w:cs="Courier New"/>
+          <w:sz w:val="20"/>
+          <w:szCs w:val="20"/>
+          <w:lang w:eastAsia="en-IN"/>
+        </w:rPr>
+      </w:pPr>
+      <w:r>
+        <w:rPr>
+          <w:rFonts w:ascii="Courier New" w:eastAsia="Times New Roman" w:hAnsi="Courier New" w:cs="Courier New"/>
+          <w:sz w:val="20"/>
+          <w:szCs w:val="20"/>
+          <w:lang w:eastAsia="en-IN"/>
+        </w:rPr>
+        <w:t xml:space="preserve">    'C': [</w:t>
+      </w:r>
+      <w:proofErr w:type="gramStart"/>
+      <w:r>
+        <w:rPr>
+          <w:rFonts w:ascii="Courier New" w:eastAsia="Times New Roman" w:hAnsi="Courier New" w:cs="Courier New"/>
+          <w:sz w:val="20"/>
+          <w:szCs w:val="20"/>
+          <w:lang w:eastAsia="en-IN"/>
+        </w:rPr>
+        <w:t>'A</w:t>
+      </w:r>
+      <w:proofErr w:type="gramEnd"/>
+      <w:r>
+        <w:rPr>
+          <w:rFonts w:ascii="Courier New" w:eastAsia="Times New Roman" w:hAnsi="Courier New" w:cs="Courier New"/>
+          <w:sz w:val="20"/>
+          <w:szCs w:val="20"/>
+          <w:lang w:eastAsia="en-IN"/>
+        </w:rPr>
+        <w:t>'],</w:t>
+      </w:r>
+    </w:p>
+    <w:p>
+      <w:pPr>
+        <w:tabs>
+          <w:tab w:val="left" w:pos="916"/>
+          <w:tab w:val="left" w:pos="1832"/>
+          <w:tab w:val="left" w:pos="2748"/>
+          <w:tab w:val="left" w:pos="3664"/>
+          <w:tab w:val="left" w:pos="4580"/>
+          <w:tab w:val="left" w:pos="5496"/>
+          <w:tab w:val="left" w:pos="6412"/>
+          <w:tab w:val="left" w:pos="7328"/>
+          <w:tab w:val="left" w:pos="8244"/>
+          <w:tab w:val="left" w:pos="9160"/>
+          <w:tab w:val="left" w:pos="10076"/>
+          <w:tab w:val="left" w:pos="10992"/>
+          <w:tab w:val="left" w:pos="11908"/>
+          <w:tab w:val="left" w:pos="12824"/>
+          <w:tab w:val="left" w:pos="13740"/>
+          <w:tab w:val="left" w:pos="14656"/>
+        </w:tabs>
+        <w:spacing w:after="0" w:line="240" w:lineRule="auto"/>
+        <w:rPr>
+          <w:rFonts w:ascii="Courier New" w:eastAsia="Times New Roman" w:hAnsi="Courier New" w:cs="Courier New"/>
+          <w:sz w:val="20"/>
+          <w:szCs w:val="20"/>
+          <w:lang w:eastAsia="en-IN"/>
+        </w:rPr>
+      </w:pPr>
+      <w:r>
+        <w:rPr>
+          <w:rFonts w:ascii="Courier New" w:eastAsia="Times New Roman" w:hAnsi="Courier New" w:cs="Courier New"/>
+          <w:sz w:val="20"/>
+          <w:szCs w:val="20"/>
+          <w:lang w:eastAsia="en-IN"/>
+        </w:rPr>
+        <w:t xml:space="preserve">    'D': ['B'],</w:t>
+      </w:r>
+    </w:p>
+    <w:p>
+      <w:pPr>
+        <w:tabs>
+          <w:tab w:val="left" w:pos="916"/>
+          <w:tab w:val="left" w:pos="1832"/>
+          <w:tab w:val="left" w:pos="2748"/>
+          <w:tab w:val="left" w:pos="3664"/>
+          <w:tab w:val="left" w:pos="4580"/>
+          <w:tab w:val="left" w:pos="5496"/>
+          <w:tab w:val="left" w:pos="6412"/>
+          <w:tab w:val="left" w:pos="7328"/>
+          <w:tab w:val="left" w:pos="8244"/>
+          <w:tab w:val="left" w:pos="9160"/>
+          <w:tab w:val="left" w:pos="10076"/>
+          <w:tab w:val="left" w:pos="10992"/>
+          <w:tab w:val="left" w:pos="11908"/>
+          <w:tab w:val="left" w:pos="12824"/>
+          <w:tab w:val="left" w:pos="13740"/>
+          <w:tab w:val="left" w:pos="14656"/>
+        </w:tabs>
+        <w:spacing w:after="0" w:line="240" w:lineRule="auto"/>
+        <w:rPr>
+          <w:rFonts w:ascii="Courier New" w:eastAsia="Times New Roman" w:hAnsi="Courier New" w:cs="Courier New"/>
+          <w:sz w:val="20"/>
+          <w:szCs w:val="20"/>
+          <w:lang w:eastAsia="en-IN"/>
+        </w:rPr>
+      </w:pPr>
+      <w:r>
+        <w:rPr>
+          <w:rFonts w:ascii="Courier New" w:eastAsia="Times New Roman" w:hAnsi="Courier New" w:cs="Courier New"/>
+          <w:sz w:val="20"/>
+          <w:szCs w:val="20"/>
+          <w:lang w:eastAsia="en-IN"/>
+        </w:rPr>
+        <w:t xml:space="preserve">    'E': ['B']</w:t>
+      </w:r>
+    </w:p>
+    <w:p>
+      <w:pPr>
+        <w:tabs>
+          <w:tab w:val="left" w:pos="916"/>
+          <w:tab w:val="left" w:pos="1832"/>
+          <w:tab w:val="left" w:pos="2748"/>
+          <w:tab w:val="left" w:pos="3664"/>
+          <w:tab w:val="left" w:pos="4580"/>
+          <w:tab w:val="left" w:pos="5496"/>
+          <w:tab w:val="left" w:pos="6412"/>
+          <w:tab w:val="left" w:pos="7328"/>
+          <w:tab w:val="left" w:pos="8244"/>
+          <w:tab w:val="left" w:pos="9160"/>
+          <w:tab w:val="left" w:pos="10076"/>
+          <w:tab w:val="left" w:pos="10992"/>
+          <w:tab w:val="left" w:pos="11908"/>
+          <w:tab w:val="left" w:pos="12824"/>
+          <w:tab w:val="left" w:pos="13740"/>
+          <w:tab w:val="left" w:pos="14656"/>
+        </w:tabs>
+        <w:spacing w:after="0" w:line="240" w:lineRule="auto"/>
+        <w:rPr>
+          <w:rFonts w:ascii="Courier New" w:eastAsia="Times New Roman" w:hAnsi="Courier New" w:cs="Courier New"/>
+          <w:sz w:val="20"/>
+          <w:szCs w:val="20"/>
+          <w:lang w:eastAsia="en-IN"/>
+        </w:rPr>
+      </w:pPr>
+      <w:r>
+        <w:rPr>
+          <w:rFonts w:ascii="Courier New" w:eastAsia="Times New Roman" w:hAnsi="Courier New" w:cs="Courier New"/>
+          <w:sz w:val="20"/>
+          <w:szCs w:val="20"/>
+          <w:lang w:eastAsia="en-IN"/>
+        </w:rPr>
+        <w:t>}</w:t>
+      </w:r>
+    </w:p>
+    <w:p>
+      <w:pPr>
+        <w:tabs>
+          <w:tab w:val="left" w:pos="916"/>
+          <w:tab w:val="left" w:pos="1832"/>
+          <w:tab w:val="left" w:pos="2748"/>
+          <w:tab w:val="left" w:pos="3664"/>
+          <w:tab w:val="left" w:pos="4580"/>
+          <w:tab w:val="left" w:pos="5496"/>
+          <w:tab w:val="left" w:pos="6412"/>
+          <w:tab w:val="left" w:pos="7328"/>
+          <w:tab w:val="left" w:pos="8244"/>
+          <w:tab w:val="left" w:pos="9160"/>
+          <w:tab w:val="left" w:pos="10076"/>
+          <w:tab w:val="left" w:pos="10992"/>
+          <w:tab w:val="left" w:pos="11908"/>
+          <w:tab w:val="left" w:pos="12824"/>
+          <w:tab w:val="left" w:pos="13740"/>
+          <w:tab w:val="left" w:pos="14656"/>
+        </w:tabs>
+        <w:spacing w:after="0" w:line="240" w:lineRule="auto"/>
+        <w:rPr>
+          <w:rFonts w:ascii="Courier New" w:eastAsia="Times New Roman" w:hAnsi="Courier New" w:cs="Courier New"/>
+          <w:sz w:val="20"/>
+          <w:szCs w:val="20"/>
+          <w:lang w:eastAsia="en-IN"/>
+        </w:rPr>
+      </w:pPr>
+    </w:p>
+    <w:p>
+      <w:pPr>
+        <w:tabs>
+          <w:tab w:val="left" w:pos="916"/>
+          <w:tab w:val="left" w:pos="1832"/>
+          <w:tab w:val="left" w:pos="2748"/>
+          <w:tab w:val="left" w:pos="3664"/>
+          <w:tab w:val="left" w:pos="4580"/>
+          <w:tab w:val="left" w:pos="5496"/>
+          <w:tab w:val="left" w:pos="6412"/>
+          <w:tab w:val="left" w:pos="7328"/>
+          <w:tab w:val="left" w:pos="8244"/>
+          <w:tab w:val="left" w:pos="9160"/>
+          <w:tab w:val="left" w:pos="10076"/>
+          <w:tab w:val="left" w:pos="10992"/>
+          <w:tab w:val="left" w:pos="11908"/>
+          <w:tab w:val="left" w:pos="12824"/>
+          <w:tab w:val="left" w:pos="13740"/>
+          <w:tab w:val="left" w:pos="14656"/>
+        </w:tabs>
+        <w:spacing w:after="0" w:line="240" w:lineRule="auto"/>
+        <w:rPr>
+          <w:rFonts w:ascii="Courier New" w:eastAsia="Times New Roman" w:hAnsi="Courier New" w:cs="Courier New"/>
+          <w:sz w:val="20"/>
+          <w:szCs w:val="20"/>
+          <w:lang w:eastAsia="en-IN"/>
+        </w:rPr>
+      </w:pPr>
+      <w:proofErr w:type="spellStart"/>
+      <w:proofErr w:type="gramStart"/>
+      <w:r>
+        <w:rPr>
+          <w:rFonts w:ascii="Courier New" w:eastAsia="Times New Roman" w:hAnsi="Courier New" w:cs="Courier New"/>
+          <w:sz w:val="20"/>
+          <w:szCs w:val="20"/>
+          <w:lang w:eastAsia="en-IN"/>
+        </w:rPr>
+        <w:t>bfs</w:t>
+      </w:r>
+      <w:proofErr w:type="spellEnd"/>
+      <w:r>
+        <w:rPr>
+          <w:rFonts w:ascii="Courier New" w:eastAsia="Times New Roman" w:hAnsi="Courier New" w:cs="Courier New"/>
+          <w:sz w:val="20"/>
+          <w:szCs w:val="20"/>
+          <w:lang w:eastAsia="en-IN"/>
+        </w:rPr>
+        <w:t>(</w:t>
+      </w:r>
+      <w:proofErr w:type="gramEnd"/>
+      <w:r>
+        <w:rPr>
+          <w:rFonts w:ascii="Courier New" w:eastAsia="Times New Roman" w:hAnsi="Courier New" w:cs="Courier New"/>
+          <w:sz w:val="20"/>
+          <w:szCs w:val="20"/>
+          <w:lang w:eastAsia="en-IN"/>
+        </w:rPr>
+        <w:t>graph, 'A')</w:t>
+      </w:r>
+    </w:p>
+    <w:p>
+      <w:pPr>
+        <w:spacing w:before="100" w:beforeAutospacing="1" w:after="100" w:afterAutospacing="1" w:line="240" w:lineRule="auto"/>
+        <w:outlineLvl w:val="2"/>
+        <w:rPr>
+          <w:rFonts w:ascii="Times New Roman" w:eastAsia="Times New Roman" w:hAnsi="Times New Roman" w:cs="Times New Roman"/>
+          <w:b/>
+          <w:bCs/>
+          <w:sz w:val="27"/>
+          <w:szCs w:val="27"/>
+          <w:lang w:eastAsia="en-IN"/>
+        </w:rPr>
+      </w:pPr>
+      <w:r>
+        <w:rPr>
+          <w:rFonts w:ascii="Times New Roman" w:eastAsia="Times New Roman" w:hAnsi="Times New Roman" w:cs="Times New Roman"/>
+          <w:b/>
+          <w:bCs/>
+          <w:sz w:val="27"/>
+          <w:szCs w:val="27"/>
+          <w:lang w:eastAsia="en-IN"/>
+        </w:rPr>
+        <w:lastRenderedPageBreak/>
+        <w:t>Output:</w:t>
+      </w:r>
+    </w:p>
+    <w:p>
+      <w:pPr>
+        <w:tabs>
+          <w:tab w:val="left" w:pos="916"/>
+          <w:tab w:val="left" w:pos="1832"/>
+          <w:tab w:val="left" w:pos="2748"/>
+          <w:tab w:val="left" w:pos="3664"/>
+          <w:tab w:val="left" w:pos="4580"/>
+          <w:tab w:val="left" w:pos="5496"/>
+          <w:tab w:val="left" w:pos="6412"/>
+          <w:tab w:val="left" w:pos="7328"/>
+          <w:tab w:val="left" w:pos="8244"/>
+          <w:tab w:val="left" w:pos="9160"/>
+          <w:tab w:val="left" w:pos="10076"/>
+          <w:tab w:val="left" w:pos="10992"/>
+          <w:tab w:val="left" w:pos="11908"/>
+          <w:tab w:val="left" w:pos="12824"/>
+          <w:tab w:val="left" w:pos="13740"/>
+          <w:tab w:val="left" w:pos="14656"/>
+        </w:tabs>
+        <w:spacing w:after="0" w:line="240" w:lineRule="auto"/>
+        <w:rPr>
+          <w:rFonts w:ascii="Courier New" w:eastAsia="Times New Roman" w:hAnsi="Courier New" w:cs="Courier New"/>
+          <w:sz w:val="20"/>
+          <w:szCs w:val="20"/>
+          <w:lang w:eastAsia="en-IN"/>
+        </w:rPr>
+      </w:pPr>
+      <w:r>
+        <w:rPr>
+          <w:rFonts w:ascii="Courier New" w:eastAsia="Times New Roman" w:hAnsi="Courier New" w:cs="Courier New"/>
+          <w:sz w:val="20"/>
+          <w:szCs w:val="20"/>
+          <w:lang w:eastAsia="en-IN"/>
+        </w:rPr>
+        <w:t xml:space="preserve">Visited: A  </w:t>
+      </w:r>
+    </w:p>
+    <w:p>
+      <w:pPr>
+        <w:tabs>
+          <w:tab w:val="left" w:pos="916"/>
+          <w:tab w:val="left" w:pos="1832"/>
+          <w:tab w:val="left" w:pos="2748"/>
+          <w:tab w:val="left" w:pos="3664"/>
+          <w:tab w:val="left" w:pos="4580"/>
+          <w:tab w:val="left" w:pos="5496"/>
+          <w:tab w:val="left" w:pos="6412"/>
+          <w:tab w:val="left" w:pos="7328"/>
+          <w:tab w:val="left" w:pos="8244"/>
+          <w:tab w:val="left" w:pos="9160"/>
+          <w:tab w:val="left" w:pos="10076"/>
+          <w:tab w:val="left" w:pos="10992"/>
+          <w:tab w:val="left" w:pos="11908"/>
+          <w:tab w:val="left" w:pos="12824"/>
+          <w:tab w:val="left" w:pos="13740"/>
+          <w:tab w:val="left" w:pos="14656"/>
+        </w:tabs>
+        <w:spacing w:after="0" w:line="240" w:lineRule="auto"/>
+        <w:rPr>
+          <w:rFonts w:ascii="Courier New" w:eastAsia="Times New Roman" w:hAnsi="Courier New" w:cs="Courier New"/>
+          <w:sz w:val="20"/>
+          <w:szCs w:val="20"/>
+          <w:lang w:eastAsia="en-IN"/>
+        </w:rPr>
+      </w:pPr>
+      <w:r>
+        <w:rPr>
+          <w:rFonts w:ascii="Courier New" w:eastAsia="Times New Roman" w:hAnsi="Courier New" w:cs="Courier New"/>
+          <w:sz w:val="20"/>
+          <w:szCs w:val="20"/>
+          <w:lang w:eastAsia="en-IN"/>
+        </w:rPr>
+        <w:t xml:space="preserve">Visited: B  </w:t>
+      </w:r>
+    </w:p>
+    <w:p>
+      <w:pPr>
+        <w:tabs>
+          <w:tab w:val="left" w:pos="916"/>
+          <w:tab w:val="left" w:pos="1832"/>
+          <w:tab w:val="left" w:pos="2748"/>
+          <w:tab w:val="left" w:pos="3664"/>
+          <w:tab w:val="left" w:pos="4580"/>
+          <w:tab w:val="left" w:pos="5496"/>
+          <w:tab w:val="left" w:pos="6412"/>
+          <w:tab w:val="left" w:pos="7328"/>
+          <w:tab w:val="left" w:pos="8244"/>
+          <w:tab w:val="left" w:pos="9160"/>
+          <w:tab w:val="left" w:pos="10076"/>
+          <w:tab w:val="left" w:pos="10992"/>
+          <w:tab w:val="left" w:pos="11908"/>
+          <w:tab w:val="left" w:pos="12824"/>
+          <w:tab w:val="left" w:pos="13740"/>
+          <w:tab w:val="left" w:pos="14656"/>
+        </w:tabs>
+        <w:spacing w:after="0" w:line="240" w:lineRule="auto"/>
+        <w:rPr>
+          <w:rFonts w:ascii="Courier New" w:eastAsia="Times New Roman" w:hAnsi="Courier New" w:cs="Courier New"/>
+          <w:sz w:val="20"/>
+          <w:szCs w:val="20"/>
+          <w:lang w:eastAsia="en-IN"/>
+        </w:rPr>
+      </w:pPr>
+      <w:r>
+        <w:rPr>
+          <w:rFonts w:ascii="Courier New" w:eastAsia="Times New Roman" w:hAnsi="Courier New" w:cs="Courier New"/>
+          <w:sz w:val="20"/>
+          <w:szCs w:val="20"/>
+          <w:lang w:eastAsia="en-IN"/>
+        </w:rPr>
+        <w:t xml:space="preserve">Visited: C  </w:t>
+      </w:r>
+    </w:p>
+    <w:p>
+      <w:pPr>
+        <w:tabs>
+          <w:tab w:val="left" w:pos="916"/>
+          <w:tab w:val="left" w:pos="1832"/>
+          <w:tab w:val="left" w:pos="2748"/>
+          <w:tab w:val="left" w:pos="3664"/>
+          <w:tab w:val="left" w:pos="4580"/>
+          <w:tab w:val="left" w:pos="5496"/>
+          <w:tab w:val="left" w:pos="6412"/>
+          <w:tab w:val="left" w:pos="7328"/>
+          <w:tab w:val="left" w:pos="8244"/>
+          <w:tab w:val="left" w:pos="9160"/>
+          <w:tab w:val="left" w:pos="10076"/>
+          <w:tab w:val="left" w:pos="10992"/>
+          <w:tab w:val="left" w:pos="11908"/>
+          <w:tab w:val="left" w:pos="12824"/>
+          <w:tab w:val="left" w:pos="13740"/>
+          <w:tab w:val="left" w:pos="14656"/>
+        </w:tabs>
+        <w:spacing w:after="0" w:line="240" w:lineRule="auto"/>
+        <w:rPr>
+          <w:rFonts w:ascii="Courier New" w:eastAsia="Times New Roman" w:hAnsi="Courier New" w:cs="Courier New"/>
+          <w:sz w:val="20"/>
+          <w:szCs w:val="20"/>
+          <w:lang w:eastAsia="en-IN"/>
+        </w:rPr>
+      </w:pPr>
+      <w:r>
+        <w:rPr>
+          <w:rFonts w:ascii="Courier New" w:eastAsia="Times New Roman" w:hAnsi="Courier New" w:cs="Courier New"/>
+          <w:sz w:val="20"/>
+          <w:szCs w:val="20"/>
+          <w:lang w:eastAsia="en-IN"/>
+        </w:rPr>
+        <w:t xml:space="preserve">Visited: D  </w:t>
+      </w:r>
+    </w:p>
+    <w:p>
+      <w:pPr>
+        <w:tabs>
+          <w:tab w:val="left" w:pos="916"/>
+          <w:tab w:val="left" w:pos="1832"/>
+          <w:tab w:val="left" w:pos="2748"/>
+          <w:tab w:val="left" w:pos="3664"/>
+          <w:tab w:val="left" w:pos="4580"/>
+          <w:tab w:val="left" w:pos="5496"/>
+          <w:tab w:val="left" w:pos="6412"/>
+          <w:tab w:val="left" w:pos="7328"/>
+          <w:tab w:val="left" w:pos="8244"/>
+          <w:tab w:val="left" w:pos="9160"/>
+          <w:tab w:val="left" w:pos="10076"/>
+          <w:tab w:val="left" w:pos="10992"/>
+          <w:tab w:val="left" w:pos="11908"/>
+          <w:tab w:val="left" w:pos="12824"/>
+          <w:tab w:val="left" w:pos="13740"/>
+          <w:tab w:val="left" w:pos="14656"/>
+        </w:tabs>
+        <w:spacing w:after="0" w:line="240" w:lineRule="auto"/>
+        <w:rPr>
+          <w:rFonts w:ascii="Courier New" w:eastAsia="Times New Roman" w:hAnsi="Courier New" w:cs="Courier New"/>
+          <w:sz w:val="20"/>
+          <w:szCs w:val="20"/>
+          <w:lang w:eastAsia="en-IN"/>
+        </w:rPr>
+      </w:pPr>
+      <w:r>
+        <w:rPr>
+          <w:rFonts w:ascii="Courier New" w:eastAsia="Times New Roman" w:hAnsi="Courier New" w:cs="Courier New"/>
+          <w:sz w:val="20"/>
+          <w:szCs w:val="20"/>
+          <w:lang w:eastAsia="en-IN"/>
+        </w:rPr>
+        <w:t>Visited: E</w:t>
+      </w:r>
+    </w:p>
+    <w:p>
+      <w:pPr>
+        <w:spacing w:after="0" w:line="240" w:lineRule="auto"/>
+        <w:rPr>
+          <w:rFonts w:ascii="Times New Roman" w:eastAsia="Times New Roman" w:hAnsi="Times New Roman" w:cs="Times New Roman"/>
+          <w:sz w:val="24"/>
+          <w:szCs w:val="24"/>
+          <w:lang w:eastAsia="en-IN"/>
+        </w:rPr>
+      </w:pPr>
+      <w:r>
+        <w:rPr>
+          <w:rFonts w:ascii="Times New Roman" w:eastAsia="Times New Roman" w:hAnsi="Times New Roman" w:cs="Times New Roman"/>
+          <w:sz w:val="24"/>
+          <w:szCs w:val="24"/>
+          <w:lang w:eastAsia="en-IN"/>
+        </w:rPr>
+        <w:pict>
+          <v:rect id="_x0000_i1057" style="width:0;height:1.5pt" o:hralign="center" o:hrstd="t" o:hr="t" fillcolor="#a0a0a0" stroked="f"/>
+        </w:pict>
+      </w:r>
+    </w:p>
+    <w:p>
+      <w:pPr>
+        <w:spacing w:before="100" w:beforeAutospacing="1" w:after="100" w:afterAutospacing="1" w:line="240" w:lineRule="auto"/>
+        <w:outlineLvl w:val="1"/>
+        <w:rPr>
+          <w:rFonts w:ascii="Times New Roman" w:eastAsia="Times New Roman" w:hAnsi="Times New Roman" w:cs="Times New Roman"/>
+          <w:b/>
+          <w:bCs/>
+          <w:sz w:val="36"/>
+          <w:szCs w:val="36"/>
+          <w:lang w:eastAsia="en-IN"/>
+        </w:rPr>
+      </w:pPr>
+      <w:r>
+        <w:rPr>
+          <w:rFonts w:ascii="Segoe UI Symbol" w:eastAsia="Times New Roman" w:hAnsi="Segoe UI Symbol" w:cs="Segoe UI Symbol"/>
+          <w:b/>
+          <w:bCs/>
+          <w:sz w:val="36"/>
+          <w:szCs w:val="36"/>
+          <w:lang w:eastAsia="en-IN"/>
+        </w:rPr>
+        <w:t>🔁</w:t>
+      </w:r>
+      <w:r>
+        <w:rPr>
+          <w:rFonts w:ascii="Times New Roman" w:eastAsia="Times New Roman" w:hAnsi="Times New Roman" w:cs="Times New Roman"/>
+          <w:b/>
+          <w:bCs/>
+          <w:sz w:val="36"/>
+          <w:szCs w:val="36"/>
+          <w:lang w:eastAsia="en-IN"/>
+        </w:rPr>
+        <w:t xml:space="preserve"> How BFS Works (Trace)</w:t>
+      </w:r>
+    </w:p>
+    <w:p>
+      <w:pPr>
+        <w:numPr>
+          <w:ilvl w:val="0"/>
+          <w:numId w:val="38"/>
+        </w:numPr>
+        <w:spacing w:before="100" w:beforeAutospacing="1" w:after="100" w:afterAutospacing="1" w:line="240" w:lineRule="auto"/>
+        <w:rPr>
+          <w:rFonts w:ascii="Times New Roman" w:eastAsia="Times New Roman" w:hAnsi="Times New Roman" w:cs="Times New Roman"/>
+          <w:sz w:val="24"/>
+          <w:szCs w:val="24"/>
+          <w:lang w:eastAsia="en-IN"/>
+        </w:rPr>
+      </w:pPr>
+      <w:r>
+        <w:rPr>
+          <w:rFonts w:ascii="Times New Roman" w:eastAsia="Times New Roman" w:hAnsi="Times New Roman" w:cs="Times New Roman"/>
+          <w:sz w:val="24"/>
+          <w:szCs w:val="24"/>
+          <w:lang w:eastAsia="en-IN"/>
+        </w:rPr>
+        <w:t xml:space="preserve">Start at A → Queue: </w:t>
+      </w:r>
+      <w:r>
+        <w:rPr>
+          <w:rFonts w:ascii="Courier New" w:eastAsia="Times New Roman" w:hAnsi="Courier New" w:cs="Courier New"/>
+          <w:sz w:val="20"/>
+          <w:szCs w:val="20"/>
+          <w:lang w:eastAsia="en-IN"/>
+        </w:rPr>
+        <w:t>['B', 'C']</w:t>
+      </w:r>
+    </w:p>
+    <w:p>
+      <w:pPr>
+        <w:numPr>
+          <w:ilvl w:val="0"/>
+          <w:numId w:val="38"/>
+        </w:numPr>
+        <w:spacing w:before="100" w:beforeAutospacing="1" w:after="100" w:afterAutospacing="1" w:line="240" w:lineRule="auto"/>
+        <w:rPr>
+          <w:rFonts w:ascii="Times New Roman" w:eastAsia="Times New Roman" w:hAnsi="Times New Roman" w:cs="Times New Roman"/>
+          <w:sz w:val="24"/>
+          <w:szCs w:val="24"/>
+          <w:lang w:eastAsia="en-IN"/>
+        </w:rPr>
+      </w:pPr>
+      <w:r>
+        <w:rPr>
+          <w:rFonts w:ascii="Times New Roman" w:eastAsia="Times New Roman" w:hAnsi="Times New Roman" w:cs="Times New Roman"/>
+          <w:sz w:val="24"/>
+          <w:szCs w:val="24"/>
+          <w:lang w:eastAsia="en-IN"/>
+        </w:rPr>
+        <w:t xml:space="preserve">Visit B → Queue: </w:t>
+      </w:r>
+      <w:r>
+        <w:rPr>
+          <w:rFonts w:ascii="Courier New" w:eastAsia="Times New Roman" w:hAnsi="Courier New" w:cs="Courier New"/>
+          <w:sz w:val="20"/>
+          <w:szCs w:val="20"/>
+          <w:lang w:eastAsia="en-IN"/>
+        </w:rPr>
+        <w:t>['C', 'D', 'E']</w:t>
+      </w:r>
+    </w:p>
+    <w:p>
+      <w:pPr>
+        <w:numPr>
+          <w:ilvl w:val="0"/>
+          <w:numId w:val="38"/>
+        </w:numPr>
+        <w:spacing w:before="100" w:beforeAutospacing="1" w:after="100" w:afterAutospacing="1" w:line="240" w:lineRule="auto"/>
+        <w:rPr>
+          <w:rFonts w:ascii="Times New Roman" w:eastAsia="Times New Roman" w:hAnsi="Times New Roman" w:cs="Times New Roman"/>
+          <w:sz w:val="24"/>
+          <w:szCs w:val="24"/>
+          <w:lang w:eastAsia="en-IN"/>
+        </w:rPr>
+      </w:pPr>
+      <w:r>
+        <w:rPr>
+          <w:rFonts w:ascii="Times New Roman" w:eastAsia="Times New Roman" w:hAnsi="Times New Roman" w:cs="Times New Roman"/>
+          <w:sz w:val="24"/>
+          <w:szCs w:val="24"/>
+          <w:lang w:eastAsia="en-IN"/>
+        </w:rPr>
+        <w:t xml:space="preserve">Visit C → Queue: </w:t>
+      </w:r>
+      <w:r>
+        <w:rPr>
+          <w:rFonts w:ascii="Courier New" w:eastAsia="Times New Roman" w:hAnsi="Courier New" w:cs="Courier New"/>
+          <w:sz w:val="20"/>
+          <w:szCs w:val="20"/>
+          <w:lang w:eastAsia="en-IN"/>
+        </w:rPr>
+        <w:t>['D', 'E']</w:t>
+      </w:r>
+    </w:p>
+    <w:p>
+      <w:pPr>
+        <w:numPr>
+          <w:ilvl w:val="0"/>
+          <w:numId w:val="38"/>
+        </w:numPr>
+        <w:spacing w:before="100" w:beforeAutospacing="1" w:after="100" w:afterAutospacing="1" w:line="240" w:lineRule="auto"/>
+        <w:rPr>
+          <w:rFonts w:ascii="Times New Roman" w:eastAsia="Times New Roman" w:hAnsi="Times New Roman" w:cs="Times New Roman"/>
+          <w:sz w:val="24"/>
+          <w:szCs w:val="24"/>
+          <w:lang w:eastAsia="en-IN"/>
+        </w:rPr>
+      </w:pPr>
+      <w:r>
+        <w:rPr>
+          <w:rFonts w:ascii="Times New Roman" w:eastAsia="Times New Roman" w:hAnsi="Times New Roman" w:cs="Times New Roman"/>
+          <w:sz w:val="24"/>
+          <w:szCs w:val="24"/>
+          <w:lang w:eastAsia="en-IN"/>
+        </w:rPr>
+        <w:t xml:space="preserve">Visit D → Queue: </w:t>
+      </w:r>
+      <w:r>
+        <w:rPr>
+          <w:rFonts w:ascii="Courier New" w:eastAsia="Times New Roman" w:hAnsi="Courier New" w:cs="Courier New"/>
+          <w:sz w:val="20"/>
+          <w:szCs w:val="20"/>
+          <w:lang w:eastAsia="en-IN"/>
+        </w:rPr>
+        <w:t>['E']</w:t>
+      </w:r>
+    </w:p>
+    <w:p>
+      <w:pPr>
+        <w:numPr>
+          <w:ilvl w:val="0"/>
+          <w:numId w:val="38"/>
+        </w:numPr>
+        <w:spacing w:before="100" w:beforeAutospacing="1" w:after="100" w:afterAutospacing="1" w:line="240" w:lineRule="auto"/>
+        <w:rPr>
+          <w:rFonts w:ascii="Times New Roman" w:eastAsia="Times New Roman" w:hAnsi="Times New Roman" w:cs="Times New Roman"/>
+          <w:sz w:val="24"/>
+          <w:szCs w:val="24"/>
+          <w:lang w:eastAsia="en-IN"/>
+        </w:rPr>
+      </w:pPr>
+      <w:r>
+        <w:rPr>
+          <w:rFonts w:ascii="Times New Roman" w:eastAsia="Times New Roman" w:hAnsi="Times New Roman" w:cs="Times New Roman"/>
+          <w:sz w:val="24"/>
+          <w:szCs w:val="24"/>
+          <w:lang w:eastAsia="en-IN"/>
+        </w:rPr>
+        <w:t xml:space="preserve">Visit E → Queue: </w:t>
+      </w:r>
+      <w:r>
+        <w:rPr>
+          <w:rFonts w:ascii="Courier New" w:eastAsia="Times New Roman" w:hAnsi="Courier New" w:cs="Courier New"/>
+          <w:sz w:val="20"/>
+          <w:szCs w:val="20"/>
+          <w:lang w:eastAsia="en-IN"/>
+        </w:rPr>
+        <w:t>[]</w:t>
+      </w:r>
+      <w:r>
+        <w:rPr>
+          <w:rFonts w:ascii="Times New Roman" w:eastAsia="Times New Roman" w:hAnsi="Times New Roman" w:cs="Times New Roman"/>
+          <w:sz w:val="24"/>
+          <w:szCs w:val="24"/>
+          <w:lang w:eastAsia="en-IN"/>
+        </w:rPr>
+        <w:t xml:space="preserve"> (done!)</w:t>
+      </w:r>
+    </w:p>
+    <w:p>
+      <w:pPr>
+        <w:spacing w:after="0" w:line="240" w:lineRule="auto"/>
+        <w:rPr>
+          <w:rFonts w:ascii="Times New Roman" w:eastAsia="Times New Roman" w:hAnsi="Times New Roman" w:cs="Times New Roman"/>
+          <w:sz w:val="24"/>
+          <w:szCs w:val="24"/>
+          <w:lang w:eastAsia="en-IN"/>
+        </w:rPr>
+      </w:pPr>
+      <w:r>
+        <w:rPr>
+          <w:rFonts w:ascii="Times New Roman" w:eastAsia="Times New Roman" w:hAnsi="Times New Roman" w:cs="Times New Roman"/>
+          <w:sz w:val="24"/>
+          <w:szCs w:val="24"/>
+          <w:lang w:eastAsia="en-IN"/>
+        </w:rPr>
+        <w:pict>
+          <v:rect id="_x0000_i1058" style="width:0;height:1.5pt" o:hralign="center" o:hrstd="t" o:hr="t" fillcolor="#a0a0a0" stroked="f"/>
+        </w:pict>
+      </w:r>
+    </w:p>
+    <w:p>
+      <w:pPr>
+        <w:spacing w:before="100" w:beforeAutospacing="1" w:after="100" w:afterAutospacing="1" w:line="240" w:lineRule="auto"/>
+        <w:outlineLvl w:val="1"/>
+        <w:rPr>
+          <w:rFonts w:ascii="Times New Roman" w:eastAsia="Times New Roman" w:hAnsi="Times New Roman" w:cs="Times New Roman"/>
+          <w:b/>
+          <w:bCs/>
+          <w:sz w:val="36"/>
+          <w:szCs w:val="36"/>
+          <w:lang w:eastAsia="en-IN"/>
+        </w:rPr>
+      </w:pPr>
+      <w:r>
+        <w:rPr>
+          <w:rFonts w:ascii="Times New Roman" w:eastAsia="Times New Roman" w:hAnsi="Times New Roman" w:cs="Times New Roman"/>
+          <w:b/>
+          <w:bCs/>
+          <w:sz w:val="36"/>
+          <w:szCs w:val="36"/>
+          <w:lang w:eastAsia="en-IN"/>
+        </w:rPr>
+        <w:t>🧠 When to Use BFS?</w:t>
+      </w:r>
+    </w:p>
+    <w:p>
+      <w:pPr>
+        <w:numPr>
+          <w:ilvl w:val="0"/>
+          <w:numId w:val="39"/>
+        </w:numPr>
+        <w:spacing w:before="100" w:beforeAutospacing="1" w:after="100" w:afterAutospacing="1" w:line="240" w:lineRule="auto"/>
+        <w:rPr>
+          <w:rFonts w:ascii="Times New Roman" w:eastAsia="Times New Roman" w:hAnsi="Times New Roman" w:cs="Times New Roman"/>
+          <w:sz w:val="24"/>
+          <w:szCs w:val="24"/>
+          <w:lang w:eastAsia="en-IN"/>
+        </w:rPr>
+      </w:pPr>
+      <w:r>
+        <w:rPr>
+          <w:rFonts w:ascii="Segoe UI Symbol" w:eastAsia="Times New Roman" w:hAnsi="Segoe UI Symbol" w:cs="Segoe UI Symbol"/>
+          <w:sz w:val="24"/>
+          <w:szCs w:val="24"/>
+          <w:lang w:eastAsia="en-IN"/>
+        </w:rPr>
+        <w:t>✅</w:t>
+      </w:r>
+      <w:r>
+        <w:rPr>
+          <w:rFonts w:ascii="Times New Roman" w:eastAsia="Times New Roman" w:hAnsi="Times New Roman" w:cs="Times New Roman"/>
+          <w:sz w:val="24"/>
+          <w:szCs w:val="24"/>
+          <w:lang w:eastAsia="en-IN"/>
+        </w:rPr>
+        <w:t xml:space="preserve"> Find </w:t>
+      </w:r>
+      <w:r>
+        <w:rPr>
+          <w:rFonts w:ascii="Times New Roman" w:eastAsia="Times New Roman" w:hAnsi="Times New Roman" w:cs="Times New Roman"/>
+          <w:b/>
+          <w:bCs/>
+          <w:sz w:val="24"/>
+          <w:szCs w:val="24"/>
+          <w:lang w:eastAsia="en-IN"/>
+        </w:rPr>
+        <w:t>shortest path</w:t>
+      </w:r>
+      <w:r>
+        <w:rPr>
+          <w:rFonts w:ascii="Times New Roman" w:eastAsia="Times New Roman" w:hAnsi="Times New Roman" w:cs="Times New Roman"/>
+          <w:sz w:val="24"/>
+          <w:szCs w:val="24"/>
+          <w:lang w:eastAsia="en-IN"/>
+        </w:rPr>
+        <w:t xml:space="preserve"> in </w:t>
+      </w:r>
+      <w:proofErr w:type="spellStart"/>
+      <w:r>
+        <w:rPr>
+          <w:rFonts w:ascii="Times New Roman" w:eastAsia="Times New Roman" w:hAnsi="Times New Roman" w:cs="Times New Roman"/>
+          <w:sz w:val="24"/>
+          <w:szCs w:val="24"/>
+          <w:lang w:eastAsia="en-IN"/>
+        </w:rPr>
+        <w:t>unweighted</w:t>
+      </w:r>
+      <w:proofErr w:type="spellEnd"/>
+      <w:r>
+        <w:rPr>
+          <w:rFonts w:ascii="Times New Roman" w:eastAsia="Times New Roman" w:hAnsi="Times New Roman" w:cs="Times New Roman"/>
+          <w:sz w:val="24"/>
+          <w:szCs w:val="24"/>
+          <w:lang w:eastAsia="en-IN"/>
+        </w:rPr>
+        <w:t xml:space="preserve"> graphs</w:t>
+      </w:r>
+    </w:p>
+    <w:p>
+      <w:pPr>
+        <w:numPr>
+          <w:ilvl w:val="0"/>
+          <w:numId w:val="39"/>
+        </w:numPr>
+        <w:spacing w:before="100" w:beforeAutospacing="1" w:after="100" w:afterAutospacing="1" w:line="240" w:lineRule="auto"/>
+        <w:rPr>
+          <w:rFonts w:ascii="Times New Roman" w:eastAsia="Times New Roman" w:hAnsi="Times New Roman" w:cs="Times New Roman"/>
+          <w:sz w:val="24"/>
+          <w:szCs w:val="24"/>
+          <w:lang w:eastAsia="en-IN"/>
+        </w:rPr>
+      </w:pPr>
+      <w:r>
+        <w:rPr>
+          <w:rFonts w:ascii="Segoe UI Symbol" w:eastAsia="Times New Roman" w:hAnsi="Segoe UI Symbol" w:cs="Segoe UI Symbol"/>
+          <w:sz w:val="24"/>
+          <w:szCs w:val="24"/>
+          <w:lang w:eastAsia="en-IN"/>
+        </w:rPr>
+        <w:t>✅</w:t>
+      </w:r>
+      <w:r>
+        <w:rPr>
+          <w:rFonts w:ascii="Times New Roman" w:eastAsia="Times New Roman" w:hAnsi="Times New Roman" w:cs="Times New Roman"/>
+          <w:sz w:val="24"/>
+          <w:szCs w:val="24"/>
+          <w:lang w:eastAsia="en-IN"/>
+        </w:rPr>
+        <w:t xml:space="preserve"> </w:t>
+      </w:r>
+      <w:r>
+        <w:rPr>
+          <w:rFonts w:ascii="Times New Roman" w:eastAsia="Times New Roman" w:hAnsi="Times New Roman" w:cs="Times New Roman"/>
+          <w:b/>
+          <w:bCs/>
+          <w:sz w:val="24"/>
+          <w:szCs w:val="24"/>
+          <w:lang w:eastAsia="en-IN"/>
+        </w:rPr>
+        <w:t>Level order traversal</w:t>
+      </w:r>
+      <w:r>
+        <w:rPr>
+          <w:rFonts w:ascii="Times New Roman" w:eastAsia="Times New Roman" w:hAnsi="Times New Roman" w:cs="Times New Roman"/>
+          <w:sz w:val="24"/>
+          <w:szCs w:val="24"/>
+          <w:lang w:eastAsia="en-IN"/>
+        </w:rPr>
+        <w:t xml:space="preserve"> of trees</w:t>
+      </w:r>
+    </w:p>
+    <w:p>
+      <w:pPr>
+        <w:numPr>
+          <w:ilvl w:val="0"/>
+          <w:numId w:val="39"/>
+        </w:numPr>
+        <w:spacing w:before="100" w:beforeAutospacing="1" w:after="100" w:afterAutospacing="1" w:line="240" w:lineRule="auto"/>
+        <w:rPr>
+          <w:rFonts w:ascii="Times New Roman" w:eastAsia="Times New Roman" w:hAnsi="Times New Roman" w:cs="Times New Roman"/>
+          <w:sz w:val="24"/>
+          <w:szCs w:val="24"/>
+          <w:lang w:eastAsia="en-IN"/>
+        </w:rPr>
+      </w:pPr>
+      <w:r>
+        <w:rPr>
+          <w:rFonts w:ascii="Segoe UI Symbol" w:eastAsia="Times New Roman" w:hAnsi="Segoe UI Symbol" w:cs="Segoe UI Symbol"/>
+          <w:sz w:val="24"/>
+          <w:szCs w:val="24"/>
+          <w:lang w:eastAsia="en-IN"/>
+        </w:rPr>
+        <w:t>✅</w:t>
+      </w:r>
+      <w:r>
+        <w:rPr>
+          <w:rFonts w:ascii="Times New Roman" w:eastAsia="Times New Roman" w:hAnsi="Times New Roman" w:cs="Times New Roman"/>
+          <w:sz w:val="24"/>
+          <w:szCs w:val="24"/>
+          <w:lang w:eastAsia="en-IN"/>
+        </w:rPr>
+        <w:t xml:space="preserve"> Web crawling</w:t>
+      </w:r>
+    </w:p>
+    <w:p>
+      <w:pPr>
+        <w:numPr>
+          <w:ilvl w:val="0"/>
+          <w:numId w:val="39"/>
+        </w:numPr>
+        <w:spacing w:before="100" w:beforeAutospacing="1" w:after="100" w:afterAutospacing="1" w:line="240" w:lineRule="auto"/>
+        <w:rPr>
+          <w:rFonts w:ascii="Times New Roman" w:eastAsia="Times New Roman" w:hAnsi="Times New Roman" w:cs="Times New Roman"/>
+          <w:sz w:val="24"/>
+          <w:szCs w:val="24"/>
+          <w:lang w:eastAsia="en-IN"/>
+        </w:rPr>
+      </w:pPr>
+      <w:r>
+        <w:rPr>
+          <w:rFonts w:ascii="Segoe UI Symbol" w:eastAsia="Times New Roman" w:hAnsi="Segoe UI Symbol" w:cs="Segoe UI Symbol"/>
+          <w:sz w:val="24"/>
+          <w:szCs w:val="24"/>
+          <w:lang w:eastAsia="en-IN"/>
+        </w:rPr>
+        <w:t>✅</w:t>
+      </w:r>
+      <w:r>
+        <w:rPr>
+          <w:rFonts w:ascii="Times New Roman" w:eastAsia="Times New Roman" w:hAnsi="Times New Roman" w:cs="Times New Roman"/>
+          <w:sz w:val="24"/>
+          <w:szCs w:val="24"/>
+          <w:lang w:eastAsia="en-IN"/>
+        </w:rPr>
+        <w:t xml:space="preserve"> Social networking (shortest connection path)</w:t>
+      </w:r>
+    </w:p>
+    <w:p>
+      <w:pPr>
+        <w:numPr>
+          <w:ilvl w:val="0"/>
+          <w:numId w:val="39"/>
+        </w:numPr>
+        <w:spacing w:before="100" w:beforeAutospacing="1" w:after="100" w:afterAutospacing="1" w:line="240" w:lineRule="auto"/>
+        <w:rPr>
+          <w:rFonts w:ascii="Times New Roman" w:eastAsia="Times New Roman" w:hAnsi="Times New Roman" w:cs="Times New Roman"/>
+          <w:sz w:val="24"/>
+          <w:szCs w:val="24"/>
+          <w:lang w:eastAsia="en-IN"/>
+        </w:rPr>
+      </w:pPr>
+      <w:r>
+        <w:rPr>
+          <w:rFonts w:ascii="Segoe UI Symbol" w:eastAsia="Times New Roman" w:hAnsi="Segoe UI Symbol" w:cs="Segoe UI Symbol"/>
+          <w:sz w:val="24"/>
+          <w:szCs w:val="24"/>
+          <w:lang w:eastAsia="en-IN"/>
+        </w:rPr>
+        <w:t>✅</w:t>
+      </w:r>
+      <w:r>
+        <w:rPr>
+          <w:rFonts w:ascii="Times New Roman" w:eastAsia="Times New Roman" w:hAnsi="Times New Roman" w:cs="Times New Roman"/>
+          <w:sz w:val="24"/>
+          <w:szCs w:val="24"/>
+          <w:lang w:eastAsia="en-IN"/>
+        </w:rPr>
+        <w:t xml:space="preserve"> Maze solving</w:t>
+      </w:r>
+    </w:p>
+    <w:p>
+      <w:pPr>
+        <w:spacing w:after="0" w:line="240" w:lineRule="auto"/>
+        <w:rPr>
+          <w:rFonts w:ascii="Times New Roman" w:eastAsia="Times New Roman" w:hAnsi="Times New Roman" w:cs="Times New Roman"/>
+          <w:sz w:val="24"/>
+          <w:szCs w:val="24"/>
+          <w:lang w:eastAsia="en-IN"/>
+        </w:rPr>
+      </w:pPr>
+      <w:r>
+        <w:rPr>
+          <w:rFonts w:ascii="Times New Roman" w:eastAsia="Times New Roman" w:hAnsi="Times New Roman" w:cs="Times New Roman"/>
+          <w:sz w:val="24"/>
+          <w:szCs w:val="24"/>
+          <w:lang w:eastAsia="en-IN"/>
+        </w:rPr>
+        <w:pict>
+          <v:rect id="_x0000_i1059" style="width:0;height:1.5pt" o:hralign="center" o:hrstd="t" o:hr="t" fillcolor="#a0a0a0" stroked="f"/>
+        </w:pict>
+      </w:r>
+    </w:p>
+    <w:p>
+      <w:pPr>
+        <w:spacing w:before="100" w:beforeAutospacing="1" w:after="100" w:afterAutospacing="1" w:line="240" w:lineRule="auto"/>
+        <w:outlineLvl w:val="1"/>
+        <w:rPr>
+          <w:rFonts w:ascii="Times New Roman" w:eastAsia="Times New Roman" w:hAnsi="Times New Roman" w:cs="Times New Roman"/>
+          <w:b/>
+          <w:bCs/>
+          <w:sz w:val="36"/>
+          <w:szCs w:val="36"/>
+          <w:lang w:eastAsia="en-IN"/>
+        </w:rPr>
+      </w:pPr>
+      <w:r>
+        <w:rPr>
+          <w:rFonts w:ascii="Segoe UI Symbol" w:eastAsia="Times New Roman" w:hAnsi="Segoe UI Symbol" w:cs="Segoe UI Symbol"/>
+          <w:b/>
+          <w:bCs/>
+          <w:sz w:val="36"/>
+          <w:szCs w:val="36"/>
+          <w:lang w:eastAsia="en-IN"/>
+        </w:rPr>
+        <w:t>✅</w:t>
+      </w:r>
+      <w:r>
+        <w:rPr>
+          <w:rFonts w:ascii="Times New Roman" w:eastAsia="Times New Roman" w:hAnsi="Times New Roman" w:cs="Times New Roman"/>
+          <w:b/>
+          <w:bCs/>
+          <w:sz w:val="36"/>
+          <w:szCs w:val="36"/>
+          <w:lang w:eastAsia="en-IN"/>
+        </w:rPr>
+        <w:t xml:space="preserve"> Key Points Summary</w:t>
+      </w:r>
+    </w:p>
+    <w:tbl>
+      <w:tblPr>
+        <w:tblW w:w="0" w:type="auto"/>
+        <w:tblCellSpacing w:w="15" w:type="dxa"/>
+        <w:tblCellMar>
+          <w:top w:w="15" w:type="dxa"/>
+          <w:left w:w="15" w:type="dxa"/>
+          <w:bottom w:w="15" w:type="dxa"/>
+          <w:right w:w="15" w:type="dxa"/>
+        </w:tblCellMar>
+        <w:tblLook w:val="04A0" w:firstRow="1" w:lastRow="0" w:firstColumn="1" w:lastColumn="0" w:noHBand="0" w:noVBand="1"/>
+      </w:tblPr>
+      <w:tblGrid>
+        <w:gridCol w:w="1922"/>
+        <w:gridCol w:w="3928"/>
+      </w:tblGrid>
+      <w:tr>
+        <w:trPr>
+          <w:tblHeader/>
+          <w:tblCellSpacing w:w="15" w:type="dxa"/>
+        </w:trPr>
+        <w:tc>
+          <w:tcPr>
+            <w:tcW w:w="0" w:type="auto"/>
+            <w:vAlign w:val="center"/>
+            <w:hideMark/>
+          </w:tcPr>
+          <w:p>
+            <w:pPr>
+              <w:spacing w:after="0" w:line="240" w:lineRule="auto"/>
+              <w:jc w:val="center"/>
+              <w:rPr>
+                <w:rFonts w:ascii="Times New Roman" w:eastAsia="Times New Roman" w:hAnsi="Times New Roman" w:cs="Times New Roman"/>
+                <w:b/>
+                <w:bCs/>
+                <w:sz w:val="24"/>
+                <w:szCs w:val="24"/>
+                <w:lang w:eastAsia="en-IN"/>
+              </w:rPr>
+            </w:pPr>
+            <w:r>
+              <w:rPr>
+                <w:rFonts w:ascii="Times New Roman" w:eastAsia="Times New Roman" w:hAnsi="Times New Roman" w:cs="Times New Roman"/>
+                <w:b/>
+                <w:bCs/>
+                <w:sz w:val="24"/>
+                <w:szCs w:val="24"/>
+                <w:lang w:eastAsia="en-IN"/>
+              </w:rPr>
+              <w:t>Concept</w:t>
+            </w:r>
+          </w:p>
+        </w:tc>
+        <w:tc>
+          <w:tcPr>
+            <w:tcW w:w="0" w:type="auto"/>
+            <w:vAlign w:val="center"/>
+            <w:hideMark/>
+          </w:tcPr>
+          <w:p>
+            <w:pPr>
+              <w:spacing w:after="0" w:line="240" w:lineRule="auto"/>
+              <w:jc w:val="center"/>
+              <w:rPr>
+                <w:rFonts w:ascii="Times New Roman" w:eastAsia="Times New Roman" w:hAnsi="Times New Roman" w:cs="Times New Roman"/>
+                <w:b/>
+                <w:bCs/>
+                <w:sz w:val="24"/>
+                <w:szCs w:val="24"/>
+                <w:lang w:eastAsia="en-IN"/>
+              </w:rPr>
+            </w:pPr>
+            <w:r>
+              <w:rPr>
+                <w:rFonts w:ascii="Times New Roman" w:eastAsia="Times New Roman" w:hAnsi="Times New Roman" w:cs="Times New Roman"/>
+                <w:b/>
+                <w:bCs/>
+                <w:sz w:val="24"/>
+                <w:szCs w:val="24"/>
+                <w:lang w:eastAsia="en-IN"/>
+              </w:rPr>
+              <w:t>Description</w:t>
+            </w:r>
+          </w:p>
+        </w:tc>
+      </w:tr>
+      <w:tr>
+        <w:trPr>
+          <w:tblCellSpacing w:w="15" w:type="dxa"/>
+        </w:trPr>
+        <w:tc>
+          <w:tcPr>
+            <w:tcW w:w="0" w:type="auto"/>
+            <w:vAlign w:val="center"/>
+            <w:hideMark/>
+          </w:tcPr>
+          <w:p>
+            <w:pPr>
+              <w:spacing w:after="0" w:line="240" w:lineRule="auto"/>
+              <w:rPr>
+                <w:rFonts w:ascii="Times New Roman" w:eastAsia="Times New Roman" w:hAnsi="Times New Roman" w:cs="Times New Roman"/>
+                <w:sz w:val="24"/>
+                <w:szCs w:val="24"/>
+                <w:lang w:eastAsia="en-IN"/>
+              </w:rPr>
+            </w:pPr>
+            <w:r>
+              <w:rPr>
+                <w:rFonts w:ascii="Times New Roman" w:eastAsia="Times New Roman" w:hAnsi="Times New Roman" w:cs="Times New Roman"/>
+                <w:b/>
+                <w:bCs/>
+                <w:sz w:val="24"/>
+                <w:szCs w:val="24"/>
+                <w:lang w:eastAsia="en-IN"/>
+              </w:rPr>
+              <w:t>Type</w:t>
+            </w:r>
+          </w:p>
+        </w:tc>
+        <w:tc>
+          <w:tcPr>
+            <w:tcW w:w="0" w:type="auto"/>
+            <w:vAlign w:val="center"/>
+            <w:hideMark/>
+          </w:tcPr>
+          <w:p>
+            <w:pPr>
+              <w:spacing w:after="0" w:line="240" w:lineRule="auto"/>
+              <w:rPr>
+                <w:rFonts w:ascii="Times New Roman" w:eastAsia="Times New Roman" w:hAnsi="Times New Roman" w:cs="Times New Roman"/>
+                <w:sz w:val="24"/>
+                <w:szCs w:val="24"/>
+                <w:lang w:eastAsia="en-IN"/>
+              </w:rPr>
+            </w:pPr>
+            <w:r>
+              <w:rPr>
+                <w:rFonts w:ascii="Times New Roman" w:eastAsia="Times New Roman" w:hAnsi="Times New Roman" w:cs="Times New Roman"/>
+                <w:sz w:val="24"/>
+                <w:szCs w:val="24"/>
+                <w:lang w:eastAsia="en-IN"/>
+              </w:rPr>
+              <w:t>Traversal Algorithm</w:t>
+            </w:r>
+          </w:p>
+        </w:tc>
+      </w:tr>
+      <w:tr>
+        <w:trPr>
+          <w:tblCellSpacing w:w="15" w:type="dxa"/>
+        </w:trPr>
+        <w:tc>
+          <w:tcPr>
+            <w:tcW w:w="0" w:type="auto"/>
+            <w:vAlign w:val="center"/>
+            <w:hideMark/>
+          </w:tcPr>
+          <w:p>
+            <w:pPr>
+              <w:spacing w:after="0" w:line="240" w:lineRule="auto"/>
+              <w:rPr>
+                <w:rFonts w:ascii="Times New Roman" w:eastAsia="Times New Roman" w:hAnsi="Times New Roman" w:cs="Times New Roman"/>
+                <w:sz w:val="24"/>
+                <w:szCs w:val="24"/>
+                <w:lang w:eastAsia="en-IN"/>
+              </w:rPr>
+            </w:pPr>
+            <w:r>
+              <w:rPr>
+                <w:rFonts w:ascii="Times New Roman" w:eastAsia="Times New Roman" w:hAnsi="Times New Roman" w:cs="Times New Roman"/>
+                <w:b/>
+                <w:bCs/>
+                <w:sz w:val="24"/>
+                <w:szCs w:val="24"/>
+                <w:lang w:eastAsia="en-IN"/>
+              </w:rPr>
+              <w:t>Data Structure</w:t>
+            </w:r>
+          </w:p>
+        </w:tc>
+        <w:tc>
+          <w:tcPr>
+            <w:tcW w:w="0" w:type="auto"/>
+            <w:vAlign w:val="center"/>
+            <w:hideMark/>
+          </w:tcPr>
+          <w:p>
+            <w:pPr>
+              <w:spacing w:after="0" w:line="240" w:lineRule="auto"/>
+              <w:rPr>
+                <w:rFonts w:ascii="Times New Roman" w:eastAsia="Times New Roman" w:hAnsi="Times New Roman" w:cs="Times New Roman"/>
+                <w:sz w:val="24"/>
+                <w:szCs w:val="24"/>
+                <w:lang w:eastAsia="en-IN"/>
+              </w:rPr>
+            </w:pPr>
+            <w:r>
+              <w:rPr>
+                <w:rFonts w:ascii="Times New Roman" w:eastAsia="Times New Roman" w:hAnsi="Times New Roman" w:cs="Times New Roman"/>
+                <w:sz w:val="24"/>
+                <w:szCs w:val="24"/>
+                <w:lang w:eastAsia="en-IN"/>
+              </w:rPr>
+              <w:t>Queue (FIFO)</w:t>
+            </w:r>
+          </w:p>
+        </w:tc>
+      </w:tr>
+      <w:tr>
+        <w:trPr>
+          <w:tblCellSpacing w:w="15" w:type="dxa"/>
+        </w:trPr>
+        <w:tc>
+          <w:tcPr>
+            <w:tcW w:w="0" w:type="auto"/>
+            <w:vAlign w:val="center"/>
+            <w:hideMark/>
+          </w:tcPr>
+          <w:p>
+            <w:pPr>
+              <w:spacing w:after="0" w:line="240" w:lineRule="auto"/>
+              <w:rPr>
+                <w:rFonts w:ascii="Times New Roman" w:eastAsia="Times New Roman" w:hAnsi="Times New Roman" w:cs="Times New Roman"/>
+                <w:sz w:val="24"/>
+                <w:szCs w:val="24"/>
+                <w:lang w:eastAsia="en-IN"/>
+              </w:rPr>
+            </w:pPr>
+            <w:r>
+              <w:rPr>
+                <w:rFonts w:ascii="Times New Roman" w:eastAsia="Times New Roman" w:hAnsi="Times New Roman" w:cs="Times New Roman"/>
+                <w:b/>
+                <w:bCs/>
+                <w:sz w:val="24"/>
+                <w:szCs w:val="24"/>
+                <w:lang w:eastAsia="en-IN"/>
+              </w:rPr>
+              <w:t>Time Complexity</w:t>
+            </w:r>
+          </w:p>
+        </w:tc>
+        <w:tc>
+          <w:tcPr>
+            <w:tcW w:w="0" w:type="auto"/>
+            <w:vAlign w:val="center"/>
+            <w:hideMark/>
+          </w:tcPr>
+          <w:p>
+            <w:pPr>
+              <w:spacing w:after="0" w:line="240" w:lineRule="auto"/>
+              <w:rPr>
+                <w:rFonts w:ascii="Times New Roman" w:eastAsia="Times New Roman" w:hAnsi="Times New Roman" w:cs="Times New Roman"/>
+                <w:sz w:val="24"/>
+                <w:szCs w:val="24"/>
+                <w:lang w:eastAsia="en-IN"/>
+              </w:rPr>
+            </w:pPr>
+            <w:r>
+              <w:rPr>
+                <w:rFonts w:ascii="Times New Roman" w:eastAsia="Times New Roman" w:hAnsi="Times New Roman" w:cs="Times New Roman"/>
+                <w:sz w:val="24"/>
+                <w:szCs w:val="24"/>
+                <w:lang w:eastAsia="en-IN"/>
+              </w:rPr>
+              <w:t>O(V + E) → V: Vertices, E: Edges</w:t>
+            </w:r>
+          </w:p>
+        </w:tc>
+      </w:tr>
+      <w:tr>
+        <w:trPr>
+          <w:tblCellSpacing w:w="15" w:type="dxa"/>
+        </w:trPr>
+        <w:tc>
+          <w:tcPr>
+            <w:tcW w:w="0" w:type="auto"/>
+            <w:vAlign w:val="center"/>
+            <w:hideMark/>
+          </w:tcPr>
+          <w:p>
+            <w:pPr>
+              <w:spacing w:after="0" w:line="240" w:lineRule="auto"/>
+              <w:rPr>
+                <w:rFonts w:ascii="Times New Roman" w:eastAsia="Times New Roman" w:hAnsi="Times New Roman" w:cs="Times New Roman"/>
+                <w:sz w:val="24"/>
+                <w:szCs w:val="24"/>
+                <w:lang w:eastAsia="en-IN"/>
+              </w:rPr>
+            </w:pPr>
+            <w:r>
+              <w:rPr>
+                <w:rFonts w:ascii="Times New Roman" w:eastAsia="Times New Roman" w:hAnsi="Times New Roman" w:cs="Times New Roman"/>
+                <w:b/>
+                <w:bCs/>
+                <w:sz w:val="24"/>
+                <w:szCs w:val="24"/>
+                <w:lang w:eastAsia="en-IN"/>
+              </w:rPr>
+              <w:t>Space Complexity</w:t>
+            </w:r>
+          </w:p>
+        </w:tc>
+        <w:tc>
+          <w:tcPr>
+            <w:tcW w:w="0" w:type="auto"/>
+            <w:vAlign w:val="center"/>
+            <w:hideMark/>
+          </w:tcPr>
+          <w:p>
+            <w:pPr>
+              <w:spacing w:after="0" w:line="240" w:lineRule="auto"/>
+              <w:rPr>
+                <w:rFonts w:ascii="Times New Roman" w:eastAsia="Times New Roman" w:hAnsi="Times New Roman" w:cs="Times New Roman"/>
+                <w:sz w:val="24"/>
+                <w:szCs w:val="24"/>
+                <w:lang w:eastAsia="en-IN"/>
+              </w:rPr>
+            </w:pPr>
+            <w:r>
+              <w:rPr>
+                <w:rFonts w:ascii="Times New Roman" w:eastAsia="Times New Roman" w:hAnsi="Times New Roman" w:cs="Times New Roman"/>
+                <w:sz w:val="24"/>
+                <w:szCs w:val="24"/>
+                <w:lang w:eastAsia="en-IN"/>
+              </w:rPr>
+              <w:t>O(V) for visited set and queue</w:t>
+            </w:r>
+          </w:p>
+        </w:tc>
+      </w:tr>
+      <w:tr>
+        <w:trPr>
+          <w:tblCellSpacing w:w="15" w:type="dxa"/>
+        </w:trPr>
+        <w:tc>
+          <w:tcPr>
+            <w:tcW w:w="0" w:type="auto"/>
+            <w:vAlign w:val="center"/>
+            <w:hideMark/>
+          </w:tcPr>
+          <w:p>
+            <w:pPr>
+              <w:spacing w:after="0" w:line="240" w:lineRule="auto"/>
+              <w:rPr>
+                <w:rFonts w:ascii="Times New Roman" w:eastAsia="Times New Roman" w:hAnsi="Times New Roman" w:cs="Times New Roman"/>
+                <w:sz w:val="24"/>
+                <w:szCs w:val="24"/>
+                <w:lang w:eastAsia="en-IN"/>
+              </w:rPr>
+            </w:pPr>
+            <w:r>
+              <w:rPr>
+                <w:rFonts w:ascii="Times New Roman" w:eastAsia="Times New Roman" w:hAnsi="Times New Roman" w:cs="Times New Roman"/>
+                <w:b/>
+                <w:bCs/>
+                <w:sz w:val="24"/>
+                <w:szCs w:val="24"/>
+                <w:lang w:eastAsia="en-IN"/>
+              </w:rPr>
+              <w:t>Use Case</w:t>
+            </w:r>
+          </w:p>
+        </w:tc>
+        <w:tc>
+          <w:tcPr>
+            <w:tcW w:w="0" w:type="auto"/>
+            <w:vAlign w:val="center"/>
+            <w:hideMark/>
+          </w:tcPr>
+          <w:p>
+            <w:pPr>
+              <w:spacing w:after="0" w:line="240" w:lineRule="auto"/>
+              <w:rPr>
+                <w:rFonts w:ascii="Times New Roman" w:eastAsia="Times New Roman" w:hAnsi="Times New Roman" w:cs="Times New Roman"/>
+                <w:sz w:val="24"/>
+                <w:szCs w:val="24"/>
+                <w:lang w:eastAsia="en-IN"/>
+              </w:rPr>
+            </w:pPr>
+            <w:r>
+              <w:rPr>
+                <w:rFonts w:ascii="Times New Roman" w:eastAsia="Times New Roman" w:hAnsi="Times New Roman" w:cs="Times New Roman"/>
+                <w:sz w:val="24"/>
+                <w:szCs w:val="24"/>
+                <w:lang w:eastAsia="en-IN"/>
+              </w:rPr>
+              <w:t>Shortest path, Level order, Connectivity</w:t>
+            </w:r>
+          </w:p>
+        </w:tc>
+      </w:tr>
+    </w:tbl>
+    <w:p>
+      <w:pPr>
+        <w:spacing w:after="0" w:line="240" w:lineRule="auto"/>
+        <w:rPr>
+          <w:rFonts w:ascii="Times New Roman" w:eastAsia="Times New Roman" w:hAnsi="Times New Roman" w:cs="Times New Roman"/>
+          <w:sz w:val="24"/>
+          <w:szCs w:val="24"/>
+          <w:lang w:eastAsia="en-IN"/>
+        </w:rPr>
+      </w:pPr>
+      <w:r>
+        <w:rPr>
+          <w:rFonts w:ascii="Times New Roman" w:eastAsia="Times New Roman" w:hAnsi="Times New Roman" w:cs="Times New Roman"/>
+          <w:sz w:val="24"/>
+          <w:szCs w:val="24"/>
+          <w:lang w:eastAsia="en-IN"/>
+        </w:rPr>
+        <w:pict>
+          <v:rect id="_x0000_i1060" style="width:0;height:1.5pt" o:hralign="center" o:hrstd="t" o:hr="t" fillcolor="#a0a0a0" stroked="f"/>
+        </w:pict>
+      </w:r>
+    </w:p>
+    <w:p/>
     <w:sectPr>
       <w:pgSz w:w="11906" w:h="16838"/>
       <w:pgMar w:top="1440" w:right="1440" w:bottom="1440" w:left="1440" w:header="708" w:footer="708" w:gutter="0"/>
@@ -9567,6 +13865,155 @@
     </w:lvl>
   </w:abstractNum>
   <w:abstractNum w:abstractNumId="1">
+    <w:nsid w:val="05D6226D"/>
+    <w:multiLevelType w:val="multilevel"/>
+    <w:tmpl w:val="C22C9270"/>
+    <w:lvl w:ilvl="0">
+      <w:start w:val="1"/>
+      <w:numFmt w:val="bullet"/>
+      <w:lvlText w:val=""/>
+      <w:lvlJc w:val="left"/>
+      <w:pPr>
+        <w:tabs>
+          <w:tab w:val="num" w:pos="720"/>
+        </w:tabs>
+        <w:ind w:left="720" w:hanging="360"/>
+      </w:pPr>
+      <w:rPr>
+        <w:rFonts w:ascii="Symbol" w:hAnsi="Symbol" w:hint="default"/>
+        <w:sz w:val="20"/>
+      </w:rPr>
+    </w:lvl>
+    <w:lvl w:ilvl="1" w:tentative="1">
+      <w:start w:val="1"/>
+      <w:numFmt w:val="bullet"/>
+      <w:lvlText w:val="o"/>
+      <w:lvlJc w:val="left"/>
+      <w:pPr>
+        <w:tabs>
+          <w:tab w:val="num" w:pos="1440"/>
+        </w:tabs>
+        <w:ind w:left="1440" w:hanging="360"/>
+      </w:pPr>
+      <w:rPr>
+        <w:rFonts w:ascii="Courier New" w:hAnsi="Courier New" w:hint="default"/>
+        <w:sz w:val="20"/>
+      </w:rPr>
+    </w:lvl>
+    <w:lvl w:ilvl="2" w:tentative="1">
+      <w:start w:val="1"/>
+      <w:numFmt w:val="bullet"/>
+      <w:lvlText w:val=""/>
+      <w:lvlJc w:val="left"/>
+      <w:pPr>
+        <w:tabs>
+          <w:tab w:val="num" w:pos="2160"/>
+        </w:tabs>
+        <w:ind w:left="2160" w:hanging="360"/>
+      </w:pPr>
+      <w:rPr>
+        <w:rFonts w:ascii="Wingdings" w:hAnsi="Wingdings" w:hint="default"/>
+        <w:sz w:val="20"/>
+      </w:rPr>
+    </w:lvl>
+    <w:lvl w:ilvl="3" w:tentative="1">
+      <w:start w:val="1"/>
+      <w:numFmt w:val="bullet"/>
+      <w:lvlText w:val=""/>
+      <w:lvlJc w:val="left"/>
+      <w:pPr>
+        <w:tabs>
+          <w:tab w:val="num" w:pos="2880"/>
+        </w:tabs>
+        <w:ind w:left="2880" w:hanging="360"/>
+      </w:pPr>
+      <w:rPr>
+        <w:rFonts w:ascii="Wingdings" w:hAnsi="Wingdings" w:hint="default"/>
+        <w:sz w:val="20"/>
+      </w:rPr>
+    </w:lvl>
+    <w:lvl w:ilvl="4" w:tentative="1">
+      <w:start w:val="1"/>
+      <w:numFmt w:val="bullet"/>
+      <w:lvlText w:val=""/>
+      <w:lvlJc w:val="left"/>
+      <w:pPr>
+        <w:tabs>
+          <w:tab w:val="num" w:pos="3600"/>
+        </w:tabs>
+        <w:ind w:left="3600" w:hanging="360"/>
+      </w:pPr>
+      <w:rPr>
+        <w:rFonts w:ascii="Wingdings" w:hAnsi="Wingdings" w:hint="default"/>
+        <w:sz w:val="20"/>
+      </w:rPr>
+    </w:lvl>
+    <w:lvl w:ilvl="5" w:tentative="1">
+      <w:start w:val="1"/>
+      <w:numFmt w:val="bullet"/>
+      <w:lvlText w:val=""/>
+      <w:lvlJc w:val="left"/>
+      <w:pPr>
+        <w:tabs>
+          <w:tab w:val="num" w:pos="4320"/>
+        </w:tabs>
+        <w:ind w:left="4320" w:hanging="360"/>
+      </w:pPr>
+      <w:rPr>
+        <w:rFonts w:ascii="Wingdings" w:hAnsi="Wingdings" w:hint="default"/>
+        <w:sz w:val="20"/>
+      </w:rPr>
+    </w:lvl>
+    <w:lvl w:ilvl="6" w:tentative="1">
+      <w:start w:val="1"/>
+      <w:numFmt w:val="bullet"/>
+      <w:lvlText w:val=""/>
+      <w:lvlJc w:val="left"/>
+      <w:pPr>
+        <w:tabs>
+          <w:tab w:val="num" w:pos="5040"/>
+        </w:tabs>
+        <w:ind w:left="5040" w:hanging="360"/>
+      </w:pPr>
+      <w:rPr>
+        <w:rFonts w:ascii="Wingdings" w:hAnsi="Wingdings" w:hint="default"/>
+        <w:sz w:val="20"/>
+      </w:rPr>
+    </w:lvl>
+    <w:lvl w:ilvl="7" w:tentative="1">
+      <w:start w:val="1"/>
+      <w:numFmt w:val="bullet"/>
+      <w:lvlText w:val=""/>
+      <w:lvlJc w:val="left"/>
+      <w:pPr>
+        <w:tabs>
+          <w:tab w:val="num" w:pos="5760"/>
+        </w:tabs>
+        <w:ind w:left="5760" w:hanging="360"/>
+      </w:pPr>
+      <w:rPr>
+        <w:rFonts w:ascii="Wingdings" w:hAnsi="Wingdings" w:hint="default"/>
+        <w:sz w:val="20"/>
+      </w:rPr>
+    </w:lvl>
+    <w:lvl w:ilvl="8" w:tentative="1">
+      <w:start w:val="1"/>
+      <w:numFmt w:val="bullet"/>
+      <w:lvlText w:val=""/>
+      <w:lvlJc w:val="left"/>
+      <w:pPr>
+        <w:tabs>
+          <w:tab w:val="num" w:pos="6480"/>
+        </w:tabs>
+        <w:ind w:left="6480" w:hanging="360"/>
+      </w:pPr>
+      <w:rPr>
+        <w:rFonts w:ascii="Wingdings" w:hAnsi="Wingdings" w:hint="default"/>
+        <w:sz w:val="20"/>
+      </w:rPr>
+    </w:lvl>
+  </w:abstractNum>
+  <w:abstractNum w:abstractNumId="2">
     <w:nsid w:val="0728363E"/>
     <w:multiLevelType w:val="multilevel"/>
     <w:tmpl w:val="35F447CE"/>
@@ -9683,7 +14130,7 @@
       </w:pPr>
     </w:lvl>
   </w:abstractNum>
-  <w:abstractNum w:abstractNumId="2">
+  <w:abstractNum w:abstractNumId="3">
     <w:nsid w:val="07D52B3D"/>
     <w:multiLevelType w:val="multilevel"/>
     <w:tmpl w:val="0482529A"/>
@@ -9804,7 +14251,156 @@
       </w:pPr>
     </w:lvl>
   </w:abstractNum>
-  <w:abstractNum w:abstractNumId="3">
+  <w:abstractNum w:abstractNumId="4">
+    <w:nsid w:val="0A102C5C"/>
+    <w:multiLevelType w:val="multilevel"/>
+    <w:tmpl w:val="085053C2"/>
+    <w:lvl w:ilvl="0">
+      <w:start w:val="1"/>
+      <w:numFmt w:val="bullet"/>
+      <w:lvlText w:val=""/>
+      <w:lvlJc w:val="left"/>
+      <w:pPr>
+        <w:tabs>
+          <w:tab w:val="num" w:pos="720"/>
+        </w:tabs>
+        <w:ind w:left="720" w:hanging="360"/>
+      </w:pPr>
+      <w:rPr>
+        <w:rFonts w:ascii="Symbol" w:hAnsi="Symbol" w:hint="default"/>
+        <w:sz w:val="20"/>
+      </w:rPr>
+    </w:lvl>
+    <w:lvl w:ilvl="1" w:tentative="1">
+      <w:start w:val="1"/>
+      <w:numFmt w:val="bullet"/>
+      <w:lvlText w:val="o"/>
+      <w:lvlJc w:val="left"/>
+      <w:pPr>
+        <w:tabs>
+          <w:tab w:val="num" w:pos="1440"/>
+        </w:tabs>
+        <w:ind w:left="1440" w:hanging="360"/>
+      </w:pPr>
+      <w:rPr>
+        <w:rFonts w:ascii="Courier New" w:hAnsi="Courier New" w:hint="default"/>
+        <w:sz w:val="20"/>
+      </w:rPr>
+    </w:lvl>
+    <w:lvl w:ilvl="2" w:tentative="1">
+      <w:start w:val="1"/>
+      <w:numFmt w:val="bullet"/>
+      <w:lvlText w:val=""/>
+      <w:lvlJc w:val="left"/>
+      <w:pPr>
+        <w:tabs>
+          <w:tab w:val="num" w:pos="2160"/>
+        </w:tabs>
+        <w:ind w:left="2160" w:hanging="360"/>
+      </w:pPr>
+      <w:rPr>
+        <w:rFonts w:ascii="Wingdings" w:hAnsi="Wingdings" w:hint="default"/>
+        <w:sz w:val="20"/>
+      </w:rPr>
+    </w:lvl>
+    <w:lvl w:ilvl="3" w:tentative="1">
+      <w:start w:val="1"/>
+      <w:numFmt w:val="bullet"/>
+      <w:lvlText w:val=""/>
+      <w:lvlJc w:val="left"/>
+      <w:pPr>
+        <w:tabs>
+          <w:tab w:val="num" w:pos="2880"/>
+        </w:tabs>
+        <w:ind w:left="2880" w:hanging="360"/>
+      </w:pPr>
+      <w:rPr>
+        <w:rFonts w:ascii="Wingdings" w:hAnsi="Wingdings" w:hint="default"/>
+        <w:sz w:val="20"/>
+      </w:rPr>
+    </w:lvl>
+    <w:lvl w:ilvl="4" w:tentative="1">
+      <w:start w:val="1"/>
+      <w:numFmt w:val="bullet"/>
+      <w:lvlText w:val=""/>
+      <w:lvlJc w:val="left"/>
+      <w:pPr>
+        <w:tabs>
+          <w:tab w:val="num" w:pos="3600"/>
+        </w:tabs>
+        <w:ind w:left="3600" w:hanging="360"/>
+      </w:pPr>
+      <w:rPr>
+        <w:rFonts w:ascii="Wingdings" w:hAnsi="Wingdings" w:hint="default"/>
+        <w:sz w:val="20"/>
+      </w:rPr>
+    </w:lvl>
+    <w:lvl w:ilvl="5" w:tentative="1">
+      <w:start w:val="1"/>
+      <w:numFmt w:val="bullet"/>
+      <w:lvlText w:val=""/>
+      <w:lvlJc w:val="left"/>
+      <w:pPr>
+        <w:tabs>
+          <w:tab w:val="num" w:pos="4320"/>
+        </w:tabs>
+        <w:ind w:left="4320" w:hanging="360"/>
+      </w:pPr>
+      <w:rPr>
+        <w:rFonts w:ascii="Wingdings" w:hAnsi="Wingdings" w:hint="default"/>
+        <w:sz w:val="20"/>
+      </w:rPr>
+    </w:lvl>
+    <w:lvl w:ilvl="6" w:tentative="1">
+      <w:start w:val="1"/>
+      <w:numFmt w:val="bullet"/>
+      <w:lvlText w:val=""/>
+      <w:lvlJc w:val="left"/>
+      <w:pPr>
+        <w:tabs>
+          <w:tab w:val="num" w:pos="5040"/>
+        </w:tabs>
+        <w:ind w:left="5040" w:hanging="360"/>
+      </w:pPr>
+      <w:rPr>
+        <w:rFonts w:ascii="Wingdings" w:hAnsi="Wingdings" w:hint="default"/>
+        <w:sz w:val="20"/>
+      </w:rPr>
+    </w:lvl>
+    <w:lvl w:ilvl="7" w:tentative="1">
+      <w:start w:val="1"/>
+      <w:numFmt w:val="bullet"/>
+      <w:lvlText w:val=""/>
+      <w:lvlJc w:val="left"/>
+      <w:pPr>
+        <w:tabs>
+          <w:tab w:val="num" w:pos="5760"/>
+        </w:tabs>
+        <w:ind w:left="5760" w:hanging="360"/>
+      </w:pPr>
+      <w:rPr>
+        <w:rFonts w:ascii="Wingdings" w:hAnsi="Wingdings" w:hint="default"/>
+        <w:sz w:val="20"/>
+      </w:rPr>
+    </w:lvl>
+    <w:lvl w:ilvl="8" w:tentative="1">
+      <w:start w:val="1"/>
+      <w:numFmt w:val="bullet"/>
+      <w:lvlText w:val=""/>
+      <w:lvlJc w:val="left"/>
+      <w:pPr>
+        <w:tabs>
+          <w:tab w:val="num" w:pos="6480"/>
+        </w:tabs>
+        <w:ind w:left="6480" w:hanging="360"/>
+      </w:pPr>
+      <w:rPr>
+        <w:rFonts w:ascii="Wingdings" w:hAnsi="Wingdings" w:hint="default"/>
+        <w:sz w:val="20"/>
+      </w:rPr>
+    </w:lvl>
+  </w:abstractNum>
+  <w:abstractNum w:abstractNumId="5">
     <w:nsid w:val="0B9803AD"/>
     <w:multiLevelType w:val="multilevel"/>
     <w:tmpl w:val="756E9FF6"/>
@@ -9953,7 +14549,7 @@
       </w:rPr>
     </w:lvl>
   </w:abstractNum>
-  <w:abstractNum w:abstractNumId="4">
+  <w:abstractNum w:abstractNumId="6">
     <w:nsid w:val="15045E05"/>
     <w:multiLevelType w:val="multilevel"/>
     <w:tmpl w:val="484A9048"/>
@@ -10102,7 +14698,7 @@
       </w:rPr>
     </w:lvl>
   </w:abstractNum>
-  <w:abstractNum w:abstractNumId="5">
+  <w:abstractNum w:abstractNumId="7">
     <w:nsid w:val="15726257"/>
     <w:multiLevelType w:val="multilevel"/>
     <w:tmpl w:val="DD10476C"/>
@@ -10251,7 +14847,7 @@
       </w:rPr>
     </w:lvl>
   </w:abstractNum>
-  <w:abstractNum w:abstractNumId="6">
+  <w:abstractNum w:abstractNumId="8">
     <w:nsid w:val="204415F2"/>
     <w:multiLevelType w:val="multilevel"/>
     <w:tmpl w:val="1A2A0A2A"/>
@@ -10400,7 +14996,7 @@
       </w:rPr>
     </w:lvl>
   </w:abstractNum>
-  <w:abstractNum w:abstractNumId="7">
+  <w:abstractNum w:abstractNumId="9">
     <w:nsid w:val="20E23707"/>
     <w:multiLevelType w:val="multilevel"/>
     <w:tmpl w:val="7C68216A"/>
@@ -10517,7 +15113,7 @@
       </w:pPr>
     </w:lvl>
   </w:abstractNum>
-  <w:abstractNum w:abstractNumId="8">
+  <w:abstractNum w:abstractNumId="10">
     <w:nsid w:val="22210794"/>
     <w:multiLevelType w:val="multilevel"/>
     <w:tmpl w:val="DDCECF54"/>
@@ -10666,7 +15262,7 @@
       </w:rPr>
     </w:lvl>
   </w:abstractNum>
-  <w:abstractNum w:abstractNumId="9">
+  <w:abstractNum w:abstractNumId="11">
     <w:nsid w:val="25475F8D"/>
     <w:multiLevelType w:val="multilevel"/>
     <w:tmpl w:val="C4822540"/>
@@ -10815,7 +15411,7 @@
       </w:rPr>
     </w:lvl>
   </w:abstractNum>
-  <w:abstractNum w:abstractNumId="10">
+  <w:abstractNum w:abstractNumId="12">
     <w:nsid w:val="26C17172"/>
     <w:multiLevelType w:val="multilevel"/>
     <w:tmpl w:val="C336908E"/>
@@ -10964,7 +15560,7 @@
       </w:rPr>
     </w:lvl>
   </w:abstractNum>
-  <w:abstractNum w:abstractNumId="11">
+  <w:abstractNum w:abstractNumId="13">
     <w:nsid w:val="26DA342D"/>
     <w:multiLevelType w:val="multilevel"/>
     <w:tmpl w:val="C47A1F54"/>
@@ -11113,7 +15709,7 @@
       </w:rPr>
     </w:lvl>
   </w:abstractNum>
-  <w:abstractNum w:abstractNumId="12">
+  <w:abstractNum w:abstractNumId="14">
     <w:nsid w:val="28062CCC"/>
     <w:multiLevelType w:val="multilevel"/>
     <w:tmpl w:val="746A824E"/>
@@ -11262,7 +15858,7 @@
       </w:rPr>
     </w:lvl>
   </w:abstractNum>
-  <w:abstractNum w:abstractNumId="13">
+  <w:abstractNum w:abstractNumId="15">
     <w:nsid w:val="2E03699A"/>
     <w:multiLevelType w:val="multilevel"/>
     <w:tmpl w:val="E8FA79B4"/>
@@ -11411,7 +16007,7 @@
       </w:rPr>
     </w:lvl>
   </w:abstractNum>
-  <w:abstractNum w:abstractNumId="14">
+  <w:abstractNum w:abstractNumId="16">
     <w:nsid w:val="30CF30BD"/>
     <w:multiLevelType w:val="multilevel"/>
     <w:tmpl w:val="DEFE791C"/>
@@ -11560,7 +16156,156 @@
       </w:rPr>
     </w:lvl>
   </w:abstractNum>
-  <w:abstractNum w:abstractNumId="15">
+  <w:abstractNum w:abstractNumId="17">
+    <w:nsid w:val="325A5E6D"/>
+    <w:multiLevelType w:val="multilevel"/>
+    <w:tmpl w:val="82A684F8"/>
+    <w:lvl w:ilvl="0">
+      <w:start w:val="1"/>
+      <w:numFmt w:val="bullet"/>
+      <w:lvlText w:val=""/>
+      <w:lvlJc w:val="left"/>
+      <w:pPr>
+        <w:tabs>
+          <w:tab w:val="num" w:pos="720"/>
+        </w:tabs>
+        <w:ind w:left="720" w:hanging="360"/>
+      </w:pPr>
+      <w:rPr>
+        <w:rFonts w:ascii="Symbol" w:hAnsi="Symbol" w:hint="default"/>
+        <w:sz w:val="20"/>
+      </w:rPr>
+    </w:lvl>
+    <w:lvl w:ilvl="1" w:tentative="1">
+      <w:start w:val="1"/>
+      <w:numFmt w:val="bullet"/>
+      <w:lvlText w:val="o"/>
+      <w:lvlJc w:val="left"/>
+      <w:pPr>
+        <w:tabs>
+          <w:tab w:val="num" w:pos="1440"/>
+        </w:tabs>
+        <w:ind w:left="1440" w:hanging="360"/>
+      </w:pPr>
+      <w:rPr>
+        <w:rFonts w:ascii="Courier New" w:hAnsi="Courier New" w:hint="default"/>
+        <w:sz w:val="20"/>
+      </w:rPr>
+    </w:lvl>
+    <w:lvl w:ilvl="2" w:tentative="1">
+      <w:start w:val="1"/>
+      <w:numFmt w:val="bullet"/>
+      <w:lvlText w:val=""/>
+      <w:lvlJc w:val="left"/>
+      <w:pPr>
+        <w:tabs>
+          <w:tab w:val="num" w:pos="2160"/>
+        </w:tabs>
+        <w:ind w:left="2160" w:hanging="360"/>
+      </w:pPr>
+      <w:rPr>
+        <w:rFonts w:ascii="Wingdings" w:hAnsi="Wingdings" w:hint="default"/>
+        <w:sz w:val="20"/>
+      </w:rPr>
+    </w:lvl>
+    <w:lvl w:ilvl="3" w:tentative="1">
+      <w:start w:val="1"/>
+      <w:numFmt w:val="bullet"/>
+      <w:lvlText w:val=""/>
+      <w:lvlJc w:val="left"/>
+      <w:pPr>
+        <w:tabs>
+          <w:tab w:val="num" w:pos="2880"/>
+        </w:tabs>
+        <w:ind w:left="2880" w:hanging="360"/>
+      </w:pPr>
+      <w:rPr>
+        <w:rFonts w:ascii="Wingdings" w:hAnsi="Wingdings" w:hint="default"/>
+        <w:sz w:val="20"/>
+      </w:rPr>
+    </w:lvl>
+    <w:lvl w:ilvl="4" w:tentative="1">
+      <w:start w:val="1"/>
+      <w:numFmt w:val="bullet"/>
+      <w:lvlText w:val=""/>
+      <w:lvlJc w:val="left"/>
+      <w:pPr>
+        <w:tabs>
+          <w:tab w:val="num" w:pos="3600"/>
+        </w:tabs>
+        <w:ind w:left="3600" w:hanging="360"/>
+      </w:pPr>
+      <w:rPr>
+        <w:rFonts w:ascii="Wingdings" w:hAnsi="Wingdings" w:hint="default"/>
+        <w:sz w:val="20"/>
+      </w:rPr>
+    </w:lvl>
+    <w:lvl w:ilvl="5" w:tentative="1">
+      <w:start w:val="1"/>
+      <w:numFmt w:val="bullet"/>
+      <w:lvlText w:val=""/>
+      <w:lvlJc w:val="left"/>
+      <w:pPr>
+        <w:tabs>
+          <w:tab w:val="num" w:pos="4320"/>
+        </w:tabs>
+        <w:ind w:left="4320" w:hanging="360"/>
+      </w:pPr>
+      <w:rPr>
+        <w:rFonts w:ascii="Wingdings" w:hAnsi="Wingdings" w:hint="default"/>
+        <w:sz w:val="20"/>
+      </w:rPr>
+    </w:lvl>
+    <w:lvl w:ilvl="6" w:tentative="1">
+      <w:start w:val="1"/>
+      <w:numFmt w:val="bullet"/>
+      <w:lvlText w:val=""/>
+      <w:lvlJc w:val="left"/>
+      <w:pPr>
+        <w:tabs>
+          <w:tab w:val="num" w:pos="5040"/>
+        </w:tabs>
+        <w:ind w:left="5040" w:hanging="360"/>
+      </w:pPr>
+      <w:rPr>
+        <w:rFonts w:ascii="Wingdings" w:hAnsi="Wingdings" w:hint="default"/>
+        <w:sz w:val="20"/>
+      </w:rPr>
+    </w:lvl>
+    <w:lvl w:ilvl="7" w:tentative="1">
+      <w:start w:val="1"/>
+      <w:numFmt w:val="bullet"/>
+      <w:lvlText w:val=""/>
+      <w:lvlJc w:val="left"/>
+      <w:pPr>
+        <w:tabs>
+          <w:tab w:val="num" w:pos="5760"/>
+        </w:tabs>
+        <w:ind w:left="5760" w:hanging="360"/>
+      </w:pPr>
+      <w:rPr>
+        <w:rFonts w:ascii="Wingdings" w:hAnsi="Wingdings" w:hint="default"/>
+        <w:sz w:val="20"/>
+      </w:rPr>
+    </w:lvl>
+    <w:lvl w:ilvl="8" w:tentative="1">
+      <w:start w:val="1"/>
+      <w:numFmt w:val="bullet"/>
+      <w:lvlText w:val=""/>
+      <w:lvlJc w:val="left"/>
+      <w:pPr>
+        <w:tabs>
+          <w:tab w:val="num" w:pos="6480"/>
+        </w:tabs>
+        <w:ind w:left="6480" w:hanging="360"/>
+      </w:pPr>
+      <w:rPr>
+        <w:rFonts w:ascii="Wingdings" w:hAnsi="Wingdings" w:hint="default"/>
+        <w:sz w:val="20"/>
+      </w:rPr>
+    </w:lvl>
+  </w:abstractNum>
+  <w:abstractNum w:abstractNumId="18">
     <w:nsid w:val="35A81FC6"/>
     <w:multiLevelType w:val="multilevel"/>
     <w:tmpl w:val="7366A8AA"/>
@@ -11709,7 +16454,7 @@
       </w:rPr>
     </w:lvl>
   </w:abstractNum>
-  <w:abstractNum w:abstractNumId="16">
+  <w:abstractNum w:abstractNumId="19">
     <w:nsid w:val="36CE477D"/>
     <w:multiLevelType w:val="multilevel"/>
     <w:tmpl w:val="A51ED9C6"/>
@@ -11858,7 +16603,7 @@
       </w:rPr>
     </w:lvl>
   </w:abstractNum>
-  <w:abstractNum w:abstractNumId="17">
+  <w:abstractNum w:abstractNumId="20">
     <w:nsid w:val="38763761"/>
     <w:multiLevelType w:val="multilevel"/>
     <w:tmpl w:val="9E387110"/>
@@ -12007,7 +16752,7 @@
       </w:rPr>
     </w:lvl>
   </w:abstractNum>
-  <w:abstractNum w:abstractNumId="18">
+  <w:abstractNum w:abstractNumId="21">
     <w:nsid w:val="43567609"/>
     <w:multiLevelType w:val="multilevel"/>
     <w:tmpl w:val="0CE02B2C"/>
@@ -12156,7 +16901,7 @@
       </w:rPr>
     </w:lvl>
   </w:abstractNum>
-  <w:abstractNum w:abstractNumId="19">
+  <w:abstractNum w:abstractNumId="22">
     <w:nsid w:val="4834460D"/>
     <w:multiLevelType w:val="multilevel"/>
     <w:tmpl w:val="56904426"/>
@@ -12305,7 +17050,128 @@
       </w:rPr>
     </w:lvl>
   </w:abstractNum>
-  <w:abstractNum w:abstractNumId="20">
+  <w:abstractNum w:abstractNumId="23">
+    <w:nsid w:val="4909151B"/>
+    <w:multiLevelType w:val="multilevel"/>
+    <w:tmpl w:val="E478750E"/>
+    <w:lvl w:ilvl="0">
+      <w:start w:val="1"/>
+      <w:numFmt w:val="decimal"/>
+      <w:lvlText w:val="%1."/>
+      <w:lvlJc w:val="left"/>
+      <w:pPr>
+        <w:tabs>
+          <w:tab w:val="num" w:pos="720"/>
+        </w:tabs>
+        <w:ind w:left="720" w:hanging="360"/>
+      </w:pPr>
+    </w:lvl>
+    <w:lvl w:ilvl="1">
+      <w:start w:val="1"/>
+      <w:numFmt w:val="bullet"/>
+      <w:lvlText w:val="o"/>
+      <w:lvlJc w:val="left"/>
+      <w:pPr>
+        <w:tabs>
+          <w:tab w:val="num" w:pos="1440"/>
+        </w:tabs>
+        <w:ind w:left="1440" w:hanging="360"/>
+      </w:pPr>
+      <w:rPr>
+        <w:rFonts w:ascii="Courier New" w:hAnsi="Courier New" w:hint="default"/>
+        <w:sz w:val="20"/>
+      </w:rPr>
+    </w:lvl>
+    <w:lvl w:ilvl="2">
+      <w:start w:val="1"/>
+      <w:numFmt w:val="bullet"/>
+      <w:lvlText w:val=""/>
+      <w:lvlJc w:val="left"/>
+      <w:pPr>
+        <w:tabs>
+          <w:tab w:val="num" w:pos="2160"/>
+        </w:tabs>
+        <w:ind w:left="2160" w:hanging="360"/>
+      </w:pPr>
+      <w:rPr>
+        <w:rFonts w:ascii="Wingdings" w:hAnsi="Wingdings" w:hint="default"/>
+        <w:sz w:val="20"/>
+      </w:rPr>
+    </w:lvl>
+    <w:lvl w:ilvl="3" w:tentative="1">
+      <w:start w:val="1"/>
+      <w:numFmt w:val="decimal"/>
+      <w:lvlText w:val="%4."/>
+      <w:lvlJc w:val="left"/>
+      <w:pPr>
+        <w:tabs>
+          <w:tab w:val="num" w:pos="2880"/>
+        </w:tabs>
+        <w:ind w:left="2880" w:hanging="360"/>
+      </w:pPr>
+    </w:lvl>
+    <w:lvl w:ilvl="4" w:tentative="1">
+      <w:start w:val="1"/>
+      <w:numFmt w:val="decimal"/>
+      <w:lvlText w:val="%5."/>
+      <w:lvlJc w:val="left"/>
+      <w:pPr>
+        <w:tabs>
+          <w:tab w:val="num" w:pos="3600"/>
+        </w:tabs>
+        <w:ind w:left="3600" w:hanging="360"/>
+      </w:pPr>
+    </w:lvl>
+    <w:lvl w:ilvl="5" w:tentative="1">
+      <w:start w:val="1"/>
+      <w:numFmt w:val="decimal"/>
+      <w:lvlText w:val="%6."/>
+      <w:lvlJc w:val="left"/>
+      <w:pPr>
+        <w:tabs>
+          <w:tab w:val="num" w:pos="4320"/>
+        </w:tabs>
+        <w:ind w:left="4320" w:hanging="360"/>
+      </w:pPr>
+    </w:lvl>
+    <w:lvl w:ilvl="6" w:tentative="1">
+      <w:start w:val="1"/>
+      <w:numFmt w:val="decimal"/>
+      <w:lvlText w:val="%7."/>
+      <w:lvlJc w:val="left"/>
+      <w:pPr>
+        <w:tabs>
+          <w:tab w:val="num" w:pos="5040"/>
+        </w:tabs>
+        <w:ind w:left="5040" w:hanging="360"/>
+      </w:pPr>
+    </w:lvl>
+    <w:lvl w:ilvl="7" w:tentative="1">
+      <w:start w:val="1"/>
+      <w:numFmt w:val="decimal"/>
+      <w:lvlText w:val="%8."/>
+      <w:lvlJc w:val="left"/>
+      <w:pPr>
+        <w:tabs>
+          <w:tab w:val="num" w:pos="5760"/>
+        </w:tabs>
+        <w:ind w:left="5760" w:hanging="360"/>
+      </w:pPr>
+    </w:lvl>
+    <w:lvl w:ilvl="8" w:tentative="1">
+      <w:start w:val="1"/>
+      <w:numFmt w:val="decimal"/>
+      <w:lvlText w:val="%9."/>
+      <w:lvlJc w:val="left"/>
+      <w:pPr>
+        <w:tabs>
+          <w:tab w:val="num" w:pos="6480"/>
+        </w:tabs>
+        <w:ind w:left="6480" w:hanging="360"/>
+      </w:pPr>
+    </w:lvl>
+  </w:abstractNum>
+  <w:abstractNum w:abstractNumId="24">
     <w:nsid w:val="4A89206A"/>
     <w:multiLevelType w:val="multilevel"/>
     <w:tmpl w:val="53847262"/>
@@ -12454,7 +17320,7 @@
       </w:rPr>
     </w:lvl>
   </w:abstractNum>
-  <w:abstractNum w:abstractNumId="21">
+  <w:abstractNum w:abstractNumId="25">
     <w:nsid w:val="4BF717F1"/>
     <w:multiLevelType w:val="multilevel"/>
     <w:tmpl w:val="42BC7B06"/>
@@ -12603,7 +17469,7 @@
       </w:rPr>
     </w:lvl>
   </w:abstractNum>
-  <w:abstractNum w:abstractNumId="22">
+  <w:abstractNum w:abstractNumId="26">
     <w:nsid w:val="54145287"/>
     <w:multiLevelType w:val="multilevel"/>
     <w:tmpl w:val="79E2458A"/>
@@ -12752,7 +17618,7 @@
       </w:rPr>
     </w:lvl>
   </w:abstractNum>
-  <w:abstractNum w:abstractNumId="23">
+  <w:abstractNum w:abstractNumId="27">
     <w:nsid w:val="54A0354D"/>
     <w:multiLevelType w:val="multilevel"/>
     <w:tmpl w:val="11D8DE72"/>
@@ -12901,7 +17767,7 @@
       </w:rPr>
     </w:lvl>
   </w:abstractNum>
-  <w:abstractNum w:abstractNumId="24">
+  <w:abstractNum w:abstractNumId="28">
     <w:nsid w:val="5CC82997"/>
     <w:multiLevelType w:val="multilevel"/>
     <w:tmpl w:val="A01851C6"/>
@@ -13050,7 +17916,7 @@
       </w:rPr>
     </w:lvl>
   </w:abstractNum>
-  <w:abstractNum w:abstractNumId="25">
+  <w:abstractNum w:abstractNumId="29">
     <w:nsid w:val="5E3562F0"/>
     <w:multiLevelType w:val="multilevel"/>
     <w:tmpl w:val="B8A8A906"/>
@@ -13199,7 +18065,7 @@
       </w:rPr>
     </w:lvl>
   </w:abstractNum>
-  <w:abstractNum w:abstractNumId="26">
+  <w:abstractNum w:abstractNumId="30">
     <w:nsid w:val="5E634A62"/>
     <w:multiLevelType w:val="multilevel"/>
     <w:tmpl w:val="CEDC644C"/>
@@ -13320,7 +18186,156 @@
       </w:pPr>
     </w:lvl>
   </w:abstractNum>
-  <w:abstractNum w:abstractNumId="27">
+  <w:abstractNum w:abstractNumId="31">
+    <w:nsid w:val="62D8379A"/>
+    <w:multiLevelType w:val="multilevel"/>
+    <w:tmpl w:val="7FA671F2"/>
+    <w:lvl w:ilvl="0">
+      <w:start w:val="1"/>
+      <w:numFmt w:val="bullet"/>
+      <w:lvlText w:val=""/>
+      <w:lvlJc w:val="left"/>
+      <w:pPr>
+        <w:tabs>
+          <w:tab w:val="num" w:pos="720"/>
+        </w:tabs>
+        <w:ind w:left="720" w:hanging="360"/>
+      </w:pPr>
+      <w:rPr>
+        <w:rFonts w:ascii="Symbol" w:hAnsi="Symbol" w:hint="default"/>
+        <w:sz w:val="20"/>
+      </w:rPr>
+    </w:lvl>
+    <w:lvl w:ilvl="1" w:tentative="1">
+      <w:start w:val="1"/>
+      <w:numFmt w:val="bullet"/>
+      <w:lvlText w:val="o"/>
+      <w:lvlJc w:val="left"/>
+      <w:pPr>
+        <w:tabs>
+          <w:tab w:val="num" w:pos="1440"/>
+        </w:tabs>
+        <w:ind w:left="1440" w:hanging="360"/>
+      </w:pPr>
+      <w:rPr>
+        <w:rFonts w:ascii="Courier New" w:hAnsi="Courier New" w:hint="default"/>
+        <w:sz w:val="20"/>
+      </w:rPr>
+    </w:lvl>
+    <w:lvl w:ilvl="2" w:tentative="1">
+      <w:start w:val="1"/>
+      <w:numFmt w:val="bullet"/>
+      <w:lvlText w:val=""/>
+      <w:lvlJc w:val="left"/>
+      <w:pPr>
+        <w:tabs>
+          <w:tab w:val="num" w:pos="2160"/>
+        </w:tabs>
+        <w:ind w:left="2160" w:hanging="360"/>
+      </w:pPr>
+      <w:rPr>
+        <w:rFonts w:ascii="Wingdings" w:hAnsi="Wingdings" w:hint="default"/>
+        <w:sz w:val="20"/>
+      </w:rPr>
+    </w:lvl>
+    <w:lvl w:ilvl="3" w:tentative="1">
+      <w:start w:val="1"/>
+      <w:numFmt w:val="bullet"/>
+      <w:lvlText w:val=""/>
+      <w:lvlJc w:val="left"/>
+      <w:pPr>
+        <w:tabs>
+          <w:tab w:val="num" w:pos="2880"/>
+        </w:tabs>
+        <w:ind w:left="2880" w:hanging="360"/>
+      </w:pPr>
+      <w:rPr>
+        <w:rFonts w:ascii="Wingdings" w:hAnsi="Wingdings" w:hint="default"/>
+        <w:sz w:val="20"/>
+      </w:rPr>
+    </w:lvl>
+    <w:lvl w:ilvl="4" w:tentative="1">
+      <w:start w:val="1"/>
+      <w:numFmt w:val="bullet"/>
+      <w:lvlText w:val=""/>
+      <w:lvlJc w:val="left"/>
+      <w:pPr>
+        <w:tabs>
+          <w:tab w:val="num" w:pos="3600"/>
+        </w:tabs>
+        <w:ind w:left="3600" w:hanging="360"/>
+      </w:pPr>
+      <w:rPr>
+        <w:rFonts w:ascii="Wingdings" w:hAnsi="Wingdings" w:hint="default"/>
+        <w:sz w:val="20"/>
+      </w:rPr>
+    </w:lvl>
+    <w:lvl w:ilvl="5" w:tentative="1">
+      <w:start w:val="1"/>
+      <w:numFmt w:val="bullet"/>
+      <w:lvlText w:val=""/>
+      <w:lvlJc w:val="left"/>
+      <w:pPr>
+        <w:tabs>
+          <w:tab w:val="num" w:pos="4320"/>
+        </w:tabs>
+        <w:ind w:left="4320" w:hanging="360"/>
+      </w:pPr>
+      <w:rPr>
+        <w:rFonts w:ascii="Wingdings" w:hAnsi="Wingdings" w:hint="default"/>
+        <w:sz w:val="20"/>
+      </w:rPr>
+    </w:lvl>
+    <w:lvl w:ilvl="6" w:tentative="1">
+      <w:start w:val="1"/>
+      <w:numFmt w:val="bullet"/>
+      <w:lvlText w:val=""/>
+      <w:lvlJc w:val="left"/>
+      <w:pPr>
+        <w:tabs>
+          <w:tab w:val="num" w:pos="5040"/>
+        </w:tabs>
+        <w:ind w:left="5040" w:hanging="360"/>
+      </w:pPr>
+      <w:rPr>
+        <w:rFonts w:ascii="Wingdings" w:hAnsi="Wingdings" w:hint="default"/>
+        <w:sz w:val="20"/>
+      </w:rPr>
+    </w:lvl>
+    <w:lvl w:ilvl="7" w:tentative="1">
+      <w:start w:val="1"/>
+      <w:numFmt w:val="bullet"/>
+      <w:lvlText w:val=""/>
+      <w:lvlJc w:val="left"/>
+      <w:pPr>
+        <w:tabs>
+          <w:tab w:val="num" w:pos="5760"/>
+        </w:tabs>
+        <w:ind w:left="5760" w:hanging="360"/>
+      </w:pPr>
+      <w:rPr>
+        <w:rFonts w:ascii="Wingdings" w:hAnsi="Wingdings" w:hint="default"/>
+        <w:sz w:val="20"/>
+      </w:rPr>
+    </w:lvl>
+    <w:lvl w:ilvl="8" w:tentative="1">
+      <w:start w:val="1"/>
+      <w:numFmt w:val="bullet"/>
+      <w:lvlText w:val=""/>
+      <w:lvlJc w:val="left"/>
+      <w:pPr>
+        <w:tabs>
+          <w:tab w:val="num" w:pos="6480"/>
+        </w:tabs>
+        <w:ind w:left="6480" w:hanging="360"/>
+      </w:pPr>
+      <w:rPr>
+        <w:rFonts w:ascii="Wingdings" w:hAnsi="Wingdings" w:hint="default"/>
+        <w:sz w:val="20"/>
+      </w:rPr>
+    </w:lvl>
+  </w:abstractNum>
+  <w:abstractNum w:abstractNumId="32">
     <w:nsid w:val="646E0C16"/>
     <w:multiLevelType w:val="multilevel"/>
     <w:tmpl w:val="9CDC37DC"/>
@@ -13469,7 +18484,7 @@
       </w:rPr>
     </w:lvl>
   </w:abstractNum>
-  <w:abstractNum w:abstractNumId="28">
+  <w:abstractNum w:abstractNumId="33">
     <w:nsid w:val="6FFE2264"/>
     <w:multiLevelType w:val="multilevel"/>
     <w:tmpl w:val="FC4C7FC2"/>
@@ -13618,7 +18633,156 @@
       </w:rPr>
     </w:lvl>
   </w:abstractNum>
-  <w:abstractNum w:abstractNumId="29">
+  <w:abstractNum w:abstractNumId="34">
+    <w:nsid w:val="71A401EB"/>
+    <w:multiLevelType w:val="multilevel"/>
+    <w:tmpl w:val="64185764"/>
+    <w:lvl w:ilvl="0">
+      <w:start w:val="1"/>
+      <w:numFmt w:val="bullet"/>
+      <w:lvlText w:val=""/>
+      <w:lvlJc w:val="left"/>
+      <w:pPr>
+        <w:tabs>
+          <w:tab w:val="num" w:pos="720"/>
+        </w:tabs>
+        <w:ind w:left="720" w:hanging="360"/>
+      </w:pPr>
+      <w:rPr>
+        <w:rFonts w:ascii="Symbol" w:hAnsi="Symbol" w:hint="default"/>
+        <w:sz w:val="20"/>
+      </w:rPr>
+    </w:lvl>
+    <w:lvl w:ilvl="1" w:tentative="1">
+      <w:start w:val="1"/>
+      <w:numFmt w:val="bullet"/>
+      <w:lvlText w:val="o"/>
+      <w:lvlJc w:val="left"/>
+      <w:pPr>
+        <w:tabs>
+          <w:tab w:val="num" w:pos="1440"/>
+        </w:tabs>
+        <w:ind w:left="1440" w:hanging="360"/>
+      </w:pPr>
+      <w:rPr>
+        <w:rFonts w:ascii="Courier New" w:hAnsi="Courier New" w:hint="default"/>
+        <w:sz w:val="20"/>
+      </w:rPr>
+    </w:lvl>
+    <w:lvl w:ilvl="2" w:tentative="1">
+      <w:start w:val="1"/>
+      <w:numFmt w:val="bullet"/>
+      <w:lvlText w:val=""/>
+      <w:lvlJc w:val="left"/>
+      <w:pPr>
+        <w:tabs>
+          <w:tab w:val="num" w:pos="2160"/>
+        </w:tabs>
+        <w:ind w:left="2160" w:hanging="360"/>
+      </w:pPr>
+      <w:rPr>
+        <w:rFonts w:ascii="Wingdings" w:hAnsi="Wingdings" w:hint="default"/>
+        <w:sz w:val="20"/>
+      </w:rPr>
+    </w:lvl>
+    <w:lvl w:ilvl="3" w:tentative="1">
+      <w:start w:val="1"/>
+      <w:numFmt w:val="bullet"/>
+      <w:lvlText w:val=""/>
+      <w:lvlJc w:val="left"/>
+      <w:pPr>
+        <w:tabs>
+          <w:tab w:val="num" w:pos="2880"/>
+        </w:tabs>
+        <w:ind w:left="2880" w:hanging="360"/>
+      </w:pPr>
+      <w:rPr>
+        <w:rFonts w:ascii="Wingdings" w:hAnsi="Wingdings" w:hint="default"/>
+        <w:sz w:val="20"/>
+      </w:rPr>
+    </w:lvl>
+    <w:lvl w:ilvl="4" w:tentative="1">
+      <w:start w:val="1"/>
+      <w:numFmt w:val="bullet"/>
+      <w:lvlText w:val=""/>
+      <w:lvlJc w:val="left"/>
+      <w:pPr>
+        <w:tabs>
+          <w:tab w:val="num" w:pos="3600"/>
+        </w:tabs>
+        <w:ind w:left="3600" w:hanging="360"/>
+      </w:pPr>
+      <w:rPr>
+        <w:rFonts w:ascii="Wingdings" w:hAnsi="Wingdings" w:hint="default"/>
+        <w:sz w:val="20"/>
+      </w:rPr>
+    </w:lvl>
+    <w:lvl w:ilvl="5" w:tentative="1">
+      <w:start w:val="1"/>
+      <w:numFmt w:val="bullet"/>
+      <w:lvlText w:val=""/>
+      <w:lvlJc w:val="left"/>
+      <w:pPr>
+        <w:tabs>
+          <w:tab w:val="num" w:pos="4320"/>
+        </w:tabs>
+        <w:ind w:left="4320" w:hanging="360"/>
+      </w:pPr>
+      <w:rPr>
+        <w:rFonts w:ascii="Wingdings" w:hAnsi="Wingdings" w:hint="default"/>
+        <w:sz w:val="20"/>
+      </w:rPr>
+    </w:lvl>
+    <w:lvl w:ilvl="6" w:tentative="1">
+      <w:start w:val="1"/>
+      <w:numFmt w:val="bullet"/>
+      <w:lvlText w:val=""/>
+      <w:lvlJc w:val="left"/>
+      <w:pPr>
+        <w:tabs>
+          <w:tab w:val="num" w:pos="5040"/>
+        </w:tabs>
+        <w:ind w:left="5040" w:hanging="360"/>
+      </w:pPr>
+      <w:rPr>
+        <w:rFonts w:ascii="Wingdings" w:hAnsi="Wingdings" w:hint="default"/>
+        <w:sz w:val="20"/>
+      </w:rPr>
+    </w:lvl>
+    <w:lvl w:ilvl="7" w:tentative="1">
+      <w:start w:val="1"/>
+      <w:numFmt w:val="bullet"/>
+      <w:lvlText w:val=""/>
+      <w:lvlJc w:val="left"/>
+      <w:pPr>
+        <w:tabs>
+          <w:tab w:val="num" w:pos="5760"/>
+        </w:tabs>
+        <w:ind w:left="5760" w:hanging="360"/>
+      </w:pPr>
+      <w:rPr>
+        <w:rFonts w:ascii="Wingdings" w:hAnsi="Wingdings" w:hint="default"/>
+        <w:sz w:val="20"/>
+      </w:rPr>
+    </w:lvl>
+    <w:lvl w:ilvl="8" w:tentative="1">
+      <w:start w:val="1"/>
+      <w:numFmt w:val="bullet"/>
+      <w:lvlText w:val=""/>
+      <w:lvlJc w:val="left"/>
+      <w:pPr>
+        <w:tabs>
+          <w:tab w:val="num" w:pos="6480"/>
+        </w:tabs>
+        <w:ind w:left="6480" w:hanging="360"/>
+      </w:pPr>
+      <w:rPr>
+        <w:rFonts w:ascii="Wingdings" w:hAnsi="Wingdings" w:hint="default"/>
+        <w:sz w:val="20"/>
+      </w:rPr>
+    </w:lvl>
+  </w:abstractNum>
+  <w:abstractNum w:abstractNumId="35">
     <w:nsid w:val="72A72FE8"/>
     <w:multiLevelType w:val="multilevel"/>
     <w:tmpl w:val="101E9954"/>
@@ -13739,7 +18903,7 @@
       </w:pPr>
     </w:lvl>
   </w:abstractNum>
-  <w:abstractNum w:abstractNumId="30">
+  <w:abstractNum w:abstractNumId="36">
     <w:nsid w:val="76BA7FD5"/>
     <w:multiLevelType w:val="multilevel"/>
     <w:tmpl w:val="B4D041D6"/>
@@ -13888,7 +19052,7 @@
       </w:rPr>
     </w:lvl>
   </w:abstractNum>
-  <w:abstractNum w:abstractNumId="31">
+  <w:abstractNum w:abstractNumId="37">
     <w:nsid w:val="7AB2523B"/>
     <w:multiLevelType w:val="multilevel"/>
     <w:tmpl w:val="AD02D7DE"/>
@@ -14037,7 +19201,7 @@
       </w:rPr>
     </w:lvl>
   </w:abstractNum>
-  <w:abstractNum w:abstractNumId="32">
+  <w:abstractNum w:abstractNumId="38">
     <w:nsid w:val="7DFD3617"/>
     <w:multiLevelType w:val="multilevel"/>
     <w:tmpl w:val="C352BA26"/>
@@ -14155,103 +19319,121 @@
     </w:lvl>
   </w:abstractNum>
   <w:num w:numId="1">
-    <w:abstractNumId w:val="17"/>
+    <w:abstractNumId w:val="20"/>
   </w:num>
   <w:num w:numId="2">
     <w:abstractNumId w:val="0"/>
   </w:num>
   <w:num w:numId="3">
+    <w:abstractNumId w:val="35"/>
+  </w:num>
+  <w:num w:numId="4">
+    <w:abstractNumId w:val="26"/>
+  </w:num>
+  <w:num w:numId="5">
+    <w:abstractNumId w:val="10"/>
+  </w:num>
+  <w:num w:numId="6">
+    <w:abstractNumId w:val="21"/>
+  </w:num>
+  <w:num w:numId="7">
+    <w:abstractNumId w:val="22"/>
+  </w:num>
+  <w:num w:numId="8">
+    <w:abstractNumId w:val="18"/>
+  </w:num>
+  <w:num w:numId="9">
+    <w:abstractNumId w:val="38"/>
+  </w:num>
+  <w:num w:numId="10">
+    <w:abstractNumId w:val="24"/>
+  </w:num>
+  <w:num w:numId="11">
+    <w:abstractNumId w:val="32"/>
+  </w:num>
+  <w:num w:numId="12">
+    <w:abstractNumId w:val="12"/>
+  </w:num>
+  <w:num w:numId="13">
+    <w:abstractNumId w:val="28"/>
+  </w:num>
+  <w:num w:numId="14">
+    <w:abstractNumId w:val="25"/>
+  </w:num>
+  <w:num w:numId="15">
+    <w:abstractNumId w:val="3"/>
+  </w:num>
+  <w:num w:numId="16">
+    <w:abstractNumId w:val="11"/>
+  </w:num>
+  <w:num w:numId="17">
+    <w:abstractNumId w:val="15"/>
+  </w:num>
+  <w:num w:numId="18">
+    <w:abstractNumId w:val="16"/>
+  </w:num>
+  <w:num w:numId="19">
     <w:abstractNumId w:val="29"/>
   </w:num>
-  <w:num w:numId="4">
-    <w:abstractNumId w:val="22"/>
+  <w:num w:numId="20">
+    <w:abstractNumId w:val="36"/>
   </w:num>
-  <w:num w:numId="5">
+  <w:num w:numId="21">
+    <w:abstractNumId w:val="2"/>
+  </w:num>
+  <w:num w:numId="22">
+    <w:abstractNumId w:val="19"/>
+  </w:num>
+  <w:num w:numId="23">
     <w:abstractNumId w:val="8"/>
   </w:num>
-  <w:num w:numId="6">
-    <w:abstractNumId w:val="18"/>
+  <w:num w:numId="24">
+    <w:abstractNumId w:val="14"/>
   </w:num>
-  <w:num w:numId="7">
-    <w:abstractNumId w:val="19"/>
+  <w:num w:numId="25">
+    <w:abstractNumId w:val="5"/>
   </w:num>
-  <w:num w:numId="8">
-    <w:abstractNumId w:val="15"/>
+  <w:num w:numId="26">
+    <w:abstractNumId w:val="7"/>
   </w:num>
-  <w:num w:numId="9">
-    <w:abstractNumId w:val="32"/>
+  <w:num w:numId="27">
+    <w:abstractNumId w:val="37"/>
   </w:num>
-  <w:num w:numId="10">
-    <w:abstractNumId w:val="20"/>
+  <w:num w:numId="28">
+    <w:abstractNumId w:val="33"/>
   </w:num>
-  <w:num w:numId="11">
+  <w:num w:numId="29">
+    <w:abstractNumId w:val="30"/>
+  </w:num>
+  <w:num w:numId="30">
+    <w:abstractNumId w:val="6"/>
+  </w:num>
+  <w:num w:numId="31">
     <w:abstractNumId w:val="27"/>
   </w:num>
-  <w:num w:numId="12">
-    <w:abstractNumId w:val="10"/>
-  </w:num>
-  <w:num w:numId="13">
-    <w:abstractNumId w:val="24"/>
-  </w:num>
-  <w:num w:numId="14">
-    <w:abstractNumId w:val="21"/>
-  </w:num>
-  <w:num w:numId="15">
-    <w:abstractNumId w:val="2"/>
-  </w:num>
-  <w:num w:numId="16">
+  <w:num w:numId="32">
     <w:abstractNumId w:val="9"/>
   </w:num>
-  <w:num w:numId="17">
+  <w:num w:numId="33">
     <w:abstractNumId w:val="13"/>
   </w:num>
-  <w:num w:numId="18">
-    <w:abstractNumId w:val="14"/>
+  <w:num w:numId="34">
+    <w:abstractNumId w:val="34"/>
   </w:num>
-  <w:num w:numId="19">
-    <w:abstractNumId w:val="25"/>
-  </w:num>
-  <w:num w:numId="20">
-    <w:abstractNumId w:val="30"/>
-  </w:num>
-  <w:num w:numId="21">
+  <w:num w:numId="35">
     <w:abstractNumId w:val="1"/>
   </w:num>
-  <w:num w:numId="22">
-    <w:abstractNumId w:val="16"/>
+  <w:num w:numId="36">
+    <w:abstractNumId w:val="17"/>
   </w:num>
-  <w:num w:numId="23">
-    <w:abstractNumId w:val="6"/>
+  <w:num w:numId="37">
+    <w:abstractNumId w:val="23"/>
   </w:num>
-  <w:num w:numId="24">
-    <w:abstractNumId w:val="12"/>
-  </w:num>
-  <w:num w:numId="25">
-    <w:abstractNumId w:val="3"/>
-  </w:num>
-  <w:num w:numId="26">
-    <w:abstractNumId w:val="5"/>
-  </w:num>
-  <w:num w:numId="27">
-    <w:abstractNumId w:val="31"/>
-  </w:num>
-  <w:num w:numId="28">
-    <w:abstractNumId w:val="28"/>
-  </w:num>
-  <w:num w:numId="29">
-    <w:abstractNumId w:val="26"/>
-  </w:num>
-  <w:num w:numId="30">
+  <w:num w:numId="38">
     <w:abstractNumId w:val="4"/>
   </w:num>
-  <w:num w:numId="31">
-    <w:abstractNumId w:val="23"/>
-  </w:num>
-  <w:num w:numId="32">
-    <w:abstractNumId w:val="7"/>
-  </w:num>
-  <w:num w:numId="33">
-    <w:abstractNumId w:val="11"/>
+  <w:num w:numId="39">
+    <w:abstractNumId w:val="31"/>
   </w:num>
 </w:numbering>
 </file>
